--- a/Doc/Academic/Proposal/draft/Litrature review Draft.docx
+++ b/Doc/Academic/Proposal/draft/Litrature review Draft.docx
@@ -18,6 +18,15 @@
     </w:p>
     <w:sdt>
       <w:sdtPr>
+        <w:rPr>
+          <w:rFonts w:asciiTheme="minorHAnsi" w:eastAsiaTheme="minorHAnsi" w:hAnsiTheme="minorHAnsi" w:cstheme="minorBidi"/>
+          <w:color w:val="auto"/>
+          <w:kern w:val="2"/>
+          <w:sz w:val="22"/>
+          <w:szCs w:val="22"/>
+          <w:lang w:val="en-MY"/>
+          <w14:ligatures w14:val="standardContextual"/>
+        </w:rPr>
         <w:id w:val="1294858734"/>
         <w:docPartObj>
           <w:docPartGallery w:val="Table of Contents"/>
@@ -26,16 +35,9 @@
       </w:sdtPr>
       <w:sdtEndPr>
         <w:rPr>
-          <w:rFonts w:asciiTheme="minorHAnsi" w:eastAsiaTheme="minorHAnsi" w:hAnsiTheme="minorHAnsi" w:cstheme="minorBidi"/>
           <w:b/>
           <w:bCs/>
           <w:noProof/>
-          <w:color w:val="auto"/>
-          <w:kern w:val="2"/>
-          <w:sz w:val="22"/>
-          <w:szCs w:val="22"/>
-          <w:lang w:val="en-MY"/>
-          <w14:ligatures w14:val="standardContextual"/>
         </w:rPr>
       </w:sdtEndPr>
       <w:sdtContent>
@@ -58,7 +60,7 @@
               <w:noProof/>
               <w:sz w:val="24"/>
               <w:szCs w:val="24"/>
-              <w:lang w:eastAsia="en-MY"/>
+              <w:lang w:val="en-US"/>
             </w:rPr>
           </w:pPr>
           <w:r>
@@ -70,7 +72,7 @@
           <w:r>
             <w:fldChar w:fldCharType="separate"/>
           </w:r>
-          <w:hyperlink w:anchor="_Toc216444741" w:history="1">
+          <w:hyperlink w:anchor="_Toc219971403" w:history="1">
             <w:r>
               <w:rPr>
                 <w:rStyle w:val="Hyperlink"/>
@@ -78,7 +80,7 @@
                 <w:bCs/>
                 <w:noProof/>
               </w:rPr>
-              <w:t>Domain 1: Secure Internal Messaging &amp; Insider Threats</w:t>
+              <w:t>Domain 1: Zero-Knowledge Proofs (Authentication)</w:t>
             </w:r>
             <w:r>
               <w:rPr>
@@ -99,7 +101,7 @@
                 <w:noProof/>
                 <w:webHidden/>
               </w:rPr>
-              <w:instrText xml:space="preserve"> PAGEREF _Toc216444741 \h </w:instrText>
+              <w:instrText xml:space="preserve"> PAGEREF _Toc219971403 \h </w:instrText>
             </w:r>
             <w:r>
               <w:rPr>
@@ -119,7 +121,7 @@
                 <w:noProof/>
                 <w:webHidden/>
               </w:rPr>
-              <w:t>2</w:t>
+              <w:t>1</w:t>
             </w:r>
             <w:r>
               <w:rPr>
@@ -141,16 +143,16 @@
               <w:noProof/>
               <w:sz w:val="24"/>
               <w:szCs w:val="24"/>
-              <w:lang w:eastAsia="en-MY"/>
+              <w:lang w:val="en-US"/>
             </w:rPr>
           </w:pPr>
-          <w:hyperlink w:anchor="_Toc216444742" w:history="1">
+          <w:hyperlink w:anchor="_Toc219971404" w:history="1">
             <w:r>
               <w:rPr>
                 <w:rStyle w:val="Hyperlink"/>
                 <w:noProof/>
               </w:rPr>
-              <w:t>Paper 1: "SoK: An Analysis of End-to-End Encryption and Authentication Ceremonies in Secure Messaging Systems" (2023)</w:t>
+              <w:t>Paper 1: "Enhancing Digital Privacy: The Application of Zero-Knowledge Proofs in Authentication Systems" (2024)</w:t>
             </w:r>
             <w:r>
               <w:rPr>
@@ -171,7 +173,7 @@
                 <w:noProof/>
                 <w:webHidden/>
               </w:rPr>
-              <w:instrText xml:space="preserve"> PAGEREF _Toc216444742 \h </w:instrText>
+              <w:instrText xml:space="preserve"> PAGEREF _Toc219971404 \h </w:instrText>
             </w:r>
             <w:r>
               <w:rPr>
@@ -191,7 +193,7 @@
                 <w:noProof/>
                 <w:webHidden/>
               </w:rPr>
-              <w:t>2</w:t>
+              <w:t>1</w:t>
             </w:r>
             <w:r>
               <w:rPr>
@@ -213,16 +215,16 @@
               <w:noProof/>
               <w:sz w:val="24"/>
               <w:szCs w:val="24"/>
-              <w:lang w:eastAsia="en-MY"/>
+              <w:lang w:val="en-US"/>
             </w:rPr>
           </w:pPr>
-          <w:hyperlink w:anchor="_Toc216444743" w:history="1">
+          <w:hyperlink w:anchor="_Toc219971405" w:history="1">
             <w:r>
               <w:rPr>
                 <w:rStyle w:val="Hyperlink"/>
                 <w:noProof/>
               </w:rPr>
-              <w:t>Paper 2: "Insider Threat Detection and Secure Data Transfer Leveraging Bidirectional LSTM" (2025)</w:t>
+              <w:t>Paper 2: "A Survey on Zero-Knowledge Authentication for Internet of Things" (2023)</w:t>
             </w:r>
             <w:r>
               <w:rPr>
@@ -243,7 +245,7 @@
                 <w:noProof/>
                 <w:webHidden/>
               </w:rPr>
-              <w:instrText xml:space="preserve"> PAGEREF _Toc216444743 \h </w:instrText>
+              <w:instrText xml:space="preserve"> PAGEREF _Toc219971405 \h </w:instrText>
             </w:r>
             <w:r>
               <w:rPr>
@@ -263,7 +265,7 @@
                 <w:noProof/>
                 <w:webHidden/>
               </w:rPr>
-              <w:t>3</w:t>
+              <w:t>1</w:t>
             </w:r>
             <w:r>
               <w:rPr>
@@ -285,16 +287,16 @@
               <w:noProof/>
               <w:sz w:val="24"/>
               <w:szCs w:val="24"/>
-              <w:lang w:eastAsia="en-MY"/>
+              <w:lang w:val="en-US"/>
             </w:rPr>
           </w:pPr>
-          <w:hyperlink w:anchor="_Toc216444744" w:history="1">
+          <w:hyperlink w:anchor="_Toc219971406" w:history="1">
             <w:r>
               <w:rPr>
                 <w:rStyle w:val="Hyperlink"/>
                 <w:noProof/>
               </w:rPr>
-              <w:t>Paper 3: "A Review of Recent Advances, Challenges, and Opportunities in Malicious Insider Threat Detection Using Machine Learning Methods" (2024)</w:t>
+              <w:t>Paper 3: "Privacy-Preserving Identity Management System on Blockchain Using zk-SNARK" (2023)</w:t>
             </w:r>
             <w:r>
               <w:rPr>
@@ -315,7 +317,7 @@
                 <w:noProof/>
                 <w:webHidden/>
               </w:rPr>
-              <w:instrText xml:space="preserve"> PAGEREF _Toc216444744 \h </w:instrText>
+              <w:instrText xml:space="preserve"> PAGEREF _Toc219971406 \h </w:instrText>
             </w:r>
             <w:r>
               <w:rPr>
@@ -335,7 +337,7 @@
                 <w:noProof/>
                 <w:webHidden/>
               </w:rPr>
-              <w:t>4</w:t>
+              <w:t>1</w:t>
             </w:r>
             <w:r>
               <w:rPr>
@@ -357,16 +359,16 @@
               <w:noProof/>
               <w:sz w:val="24"/>
               <w:szCs w:val="24"/>
-              <w:lang w:eastAsia="en-MY"/>
+              <w:lang w:val="en-US"/>
             </w:rPr>
           </w:pPr>
-          <w:hyperlink w:anchor="_Toc216444745" w:history="1">
+          <w:hyperlink w:anchor="_Toc219971407" w:history="1">
             <w:r>
               <w:rPr>
                 <w:rStyle w:val="Hyperlink"/>
                 <w:noProof/>
               </w:rPr>
-              <w:t>Paper 4: "Threat Modeling for Enterprise Secure Messaging Applications" (2025)</w:t>
+              <w:t>Paper 4: "A Secure Framework for Privacy-Preserving Analytics in Healthcare Records Using Zero-Knowledge Proofs" (2025)</w:t>
             </w:r>
             <w:r>
               <w:rPr>
@@ -387,7 +389,7 @@
                 <w:noProof/>
                 <w:webHidden/>
               </w:rPr>
-              <w:instrText xml:space="preserve"> PAGEREF _Toc216444745 \h </w:instrText>
+              <w:instrText xml:space="preserve"> PAGEREF _Toc219971407 \h </w:instrText>
             </w:r>
             <w:r>
               <w:rPr>
@@ -407,7 +409,7 @@
                 <w:noProof/>
                 <w:webHidden/>
               </w:rPr>
-              <w:t>4</w:t>
+              <w:t>1</w:t>
             </w:r>
             <w:r>
               <w:rPr>
@@ -429,10 +431,10 @@
               <w:noProof/>
               <w:sz w:val="24"/>
               <w:szCs w:val="24"/>
-              <w:lang w:eastAsia="en-MY"/>
+              <w:lang w:val="en-US"/>
             </w:rPr>
           </w:pPr>
-          <w:hyperlink w:anchor="_Toc216444746" w:history="1">
+          <w:hyperlink w:anchor="_Toc219971408" w:history="1">
             <w:r>
               <w:rPr>
                 <w:rStyle w:val="Hyperlink"/>
@@ -440,7 +442,7 @@
                 <w:bCs/>
                 <w:noProof/>
               </w:rPr>
-              <w:t>Domain 2: Zero-Knowledge Proofs (Authentication)</w:t>
+              <w:t>Domain 2: End-to-End Encryption (E2EE) Protocols</w:t>
             </w:r>
             <w:r>
               <w:rPr>
@@ -461,7 +463,7 @@
                 <w:noProof/>
                 <w:webHidden/>
               </w:rPr>
-              <w:instrText xml:space="preserve"> PAGEREF _Toc216444746 \h </w:instrText>
+              <w:instrText xml:space="preserve"> PAGEREF _Toc219971408 \h </w:instrText>
             </w:r>
             <w:r>
               <w:rPr>
@@ -481,7 +483,7 @@
                 <w:noProof/>
                 <w:webHidden/>
               </w:rPr>
-              <w:t>5</w:t>
+              <w:t>2</w:t>
             </w:r>
             <w:r>
               <w:rPr>
@@ -503,16 +505,16 @@
               <w:noProof/>
               <w:sz w:val="24"/>
               <w:szCs w:val="24"/>
-              <w:lang w:eastAsia="en-MY"/>
+              <w:lang w:val="en-US"/>
             </w:rPr>
           </w:pPr>
-          <w:hyperlink w:anchor="_Toc216444747" w:history="1">
+          <w:hyperlink w:anchor="_Toc219971409" w:history="1">
             <w:r>
               <w:rPr>
                 <w:rStyle w:val="Hyperlink"/>
                 <w:noProof/>
               </w:rPr>
-              <w:t>Paper 1: "Enhancing Digital Privacy: The Application of Zero-Knowledge Proofs in Authentication Systems" (2024)</w:t>
+              <w:t>Paper 1: "SoK: An Analysis of End-to-End Encryption and Authentication Ceremonies in Secure Messaging Systems" (2023)</w:t>
             </w:r>
             <w:r>
               <w:rPr>
@@ -533,7 +535,7 @@
                 <w:noProof/>
                 <w:webHidden/>
               </w:rPr>
-              <w:instrText xml:space="preserve"> PAGEREF _Toc216444747 \h </w:instrText>
+              <w:instrText xml:space="preserve"> PAGEREF _Toc219971409 \h </w:instrText>
             </w:r>
             <w:r>
               <w:rPr>
@@ -553,7 +555,7 @@
                 <w:noProof/>
                 <w:webHidden/>
               </w:rPr>
-              <w:t>5</w:t>
+              <w:t>2</w:t>
             </w:r>
             <w:r>
               <w:rPr>
@@ -575,16 +577,16 @@
               <w:noProof/>
               <w:sz w:val="24"/>
               <w:szCs w:val="24"/>
-              <w:lang w:eastAsia="en-MY"/>
+              <w:lang w:val="en-US"/>
             </w:rPr>
           </w:pPr>
-          <w:hyperlink w:anchor="_Toc216444748" w:history="1">
+          <w:hyperlink w:anchor="_Toc219971410" w:history="1">
             <w:r>
               <w:rPr>
                 <w:rStyle w:val="Hyperlink"/>
                 <w:noProof/>
               </w:rPr>
-              <w:t>Paper 2: "A Survey on Zero-Knowledge Authentication for Internet of Things" (2023)</w:t>
+              <w:t>Paper 2: "Insider Threat Detection and Secure Data Transfer Leveraging Bidirectional LSTM" (2025)</w:t>
             </w:r>
             <w:r>
               <w:rPr>
@@ -605,7 +607,7 @@
                 <w:noProof/>
                 <w:webHidden/>
               </w:rPr>
-              <w:instrText xml:space="preserve"> PAGEREF _Toc216444748 \h </w:instrText>
+              <w:instrText xml:space="preserve"> PAGEREF _Toc219971410 \h </w:instrText>
             </w:r>
             <w:r>
               <w:rPr>
@@ -625,7 +627,7 @@
                 <w:noProof/>
                 <w:webHidden/>
               </w:rPr>
-              <w:t>6</w:t>
+              <w:t>3</w:t>
             </w:r>
             <w:r>
               <w:rPr>
@@ -647,16 +649,16 @@
               <w:noProof/>
               <w:sz w:val="24"/>
               <w:szCs w:val="24"/>
-              <w:lang w:eastAsia="en-MY"/>
+              <w:lang w:val="en-US"/>
             </w:rPr>
           </w:pPr>
-          <w:hyperlink w:anchor="_Toc216444749" w:history="1">
+          <w:hyperlink w:anchor="_Toc219971411" w:history="1">
             <w:r>
               <w:rPr>
                 <w:rStyle w:val="Hyperlink"/>
                 <w:noProof/>
               </w:rPr>
-              <w:t>Paper 3: "Privacy-Preserving Identity Management System on Blockchain Using zk-SNARK" (2023)</w:t>
+              <w:t>Paper 3: "A Review of Recent Advances, Challenges, and Opportunities in Malicious Insider Threat Detection Using Machine Learning Methods" (2024)</w:t>
             </w:r>
             <w:r>
               <w:rPr>
@@ -677,7 +679,7 @@
                 <w:noProof/>
                 <w:webHidden/>
               </w:rPr>
-              <w:instrText xml:space="preserve"> PAGEREF _Toc216444749 \h </w:instrText>
+              <w:instrText xml:space="preserve"> PAGEREF _Toc219971411 \h </w:instrText>
             </w:r>
             <w:r>
               <w:rPr>
@@ -697,7 +699,7 @@
                 <w:noProof/>
                 <w:webHidden/>
               </w:rPr>
-              <w:t>7</w:t>
+              <w:t>4</w:t>
             </w:r>
             <w:r>
               <w:rPr>
@@ -719,16 +721,16 @@
               <w:noProof/>
               <w:sz w:val="24"/>
               <w:szCs w:val="24"/>
-              <w:lang w:eastAsia="en-MY"/>
+              <w:lang w:val="en-US"/>
             </w:rPr>
           </w:pPr>
-          <w:hyperlink w:anchor="_Toc216444750" w:history="1">
+          <w:hyperlink w:anchor="_Toc219971412" w:history="1">
             <w:r>
               <w:rPr>
                 <w:rStyle w:val="Hyperlink"/>
                 <w:noProof/>
               </w:rPr>
-              <w:t>Paper 4: "A Secure Framework for Privacy-Preserving Analytics in Healthcare Records Using Zero-Knowledge Proofs" (2025)</w:t>
+              <w:t>Paper 4: "Threat Modeling for Enterprise Secure Messaging Applications" (2025)</w:t>
             </w:r>
             <w:r>
               <w:rPr>
@@ -749,7 +751,7 @@
                 <w:noProof/>
                 <w:webHidden/>
               </w:rPr>
-              <w:instrText xml:space="preserve"> PAGEREF _Toc216444750 \h </w:instrText>
+              <w:instrText xml:space="preserve"> PAGEREF _Toc219971412 \h </w:instrText>
             </w:r>
             <w:r>
               <w:rPr>
@@ -769,7 +771,153 @@
                 <w:noProof/>
                 <w:webHidden/>
               </w:rPr>
-              <w:t>8</w:t>
+              <w:t>4</w:t>
+            </w:r>
+            <w:r>
+              <w:rPr>
+                <w:noProof/>
+                <w:webHidden/>
+              </w:rPr>
+              <w:fldChar w:fldCharType="end"/>
+            </w:r>
+          </w:hyperlink>
+        </w:p>
+        <w:p>
+          <w:pPr>
+            <w:pStyle w:val="TOC2"/>
+            <w:tabs>
+              <w:tab w:val="right" w:leader="dot" w:pos="9016"/>
+            </w:tabs>
+            <w:rPr>
+              <w:rFonts w:eastAsiaTheme="minorEastAsia"/>
+              <w:noProof/>
+              <w:sz w:val="24"/>
+              <w:szCs w:val="24"/>
+              <w:lang w:val="en-US"/>
+            </w:rPr>
+          </w:pPr>
+          <w:hyperlink w:anchor="_Toc219971413" w:history="1">
+            <w:r>
+              <w:rPr>
+                <w:rStyle w:val="Hyperlink"/>
+                <w:noProof/>
+                <w:lang w:val="en-US"/>
+              </w:rPr>
+              <w:t>Paper 5: "The Messaging Layer Security (MLS) Protocol (RFC 9420)" (2023)</w:t>
+            </w:r>
+            <w:r>
+              <w:rPr>
+                <w:noProof/>
+                <w:webHidden/>
+              </w:rPr>
+              <w:tab/>
+            </w:r>
+            <w:r>
+              <w:rPr>
+                <w:noProof/>
+                <w:webHidden/>
+              </w:rPr>
+              <w:fldChar w:fldCharType="begin"/>
+            </w:r>
+            <w:r>
+              <w:rPr>
+                <w:noProof/>
+                <w:webHidden/>
+              </w:rPr>
+              <w:instrText xml:space="preserve"> PAGEREF _Toc219971413 \h </w:instrText>
+            </w:r>
+            <w:r>
+              <w:rPr>
+                <w:noProof/>
+                <w:webHidden/>
+              </w:rPr>
+            </w:r>
+            <w:r>
+              <w:rPr>
+                <w:noProof/>
+                <w:webHidden/>
+              </w:rPr>
+              <w:fldChar w:fldCharType="separate"/>
+            </w:r>
+            <w:r>
+              <w:rPr>
+                <w:noProof/>
+                <w:webHidden/>
+              </w:rPr>
+              <w:t>5</w:t>
+            </w:r>
+            <w:r>
+              <w:rPr>
+                <w:noProof/>
+                <w:webHidden/>
+              </w:rPr>
+              <w:fldChar w:fldCharType="end"/>
+            </w:r>
+          </w:hyperlink>
+        </w:p>
+        <w:p>
+          <w:pPr>
+            <w:pStyle w:val="TOC2"/>
+            <w:tabs>
+              <w:tab w:val="right" w:leader="dot" w:pos="9016"/>
+            </w:tabs>
+            <w:rPr>
+              <w:rFonts w:eastAsiaTheme="minorEastAsia"/>
+              <w:noProof/>
+              <w:sz w:val="24"/>
+              <w:szCs w:val="24"/>
+              <w:lang w:val="en-US"/>
+            </w:rPr>
+          </w:pPr>
+          <w:hyperlink w:anchor="_Toc219971414" w:history="1">
+            <w:r>
+              <w:rPr>
+                <w:rStyle w:val="Hyperlink"/>
+                <w:noProof/>
+                <w:lang w:val="en-US"/>
+              </w:rPr>
+              <w:t>Paper 6: "Implementation of Secure E2EE Chat Application in Microservice Architecture" (2025)</w:t>
+            </w:r>
+            <w:r>
+              <w:rPr>
+                <w:noProof/>
+                <w:webHidden/>
+              </w:rPr>
+              <w:tab/>
+            </w:r>
+            <w:r>
+              <w:rPr>
+                <w:noProof/>
+                <w:webHidden/>
+              </w:rPr>
+              <w:fldChar w:fldCharType="begin"/>
+            </w:r>
+            <w:r>
+              <w:rPr>
+                <w:noProof/>
+                <w:webHidden/>
+              </w:rPr>
+              <w:instrText xml:space="preserve"> PAGEREF _Toc219971414 \h </w:instrText>
+            </w:r>
+            <w:r>
+              <w:rPr>
+                <w:noProof/>
+                <w:webHidden/>
+              </w:rPr>
+            </w:r>
+            <w:r>
+              <w:rPr>
+                <w:noProof/>
+                <w:webHidden/>
+              </w:rPr>
+              <w:fldChar w:fldCharType="separate"/>
+            </w:r>
+            <w:r>
+              <w:rPr>
+                <w:noProof/>
+                <w:webHidden/>
+              </w:rPr>
+              <w:t>6</w:t>
             </w:r>
             <w:r>
               <w:rPr>
@@ -791,10 +939,10 @@
               <w:noProof/>
               <w:sz w:val="24"/>
               <w:szCs w:val="24"/>
-              <w:lang w:eastAsia="en-MY"/>
+              <w:lang w:val="en-US"/>
             </w:rPr>
           </w:pPr>
-          <w:hyperlink w:anchor="_Toc216444751" w:history="1">
+          <w:hyperlink w:anchor="_Toc219971415" w:history="1">
             <w:r>
               <w:rPr>
                 <w:rStyle w:val="Hyperlink"/>
@@ -802,7 +950,7 @@
                 <w:bCs/>
                 <w:noProof/>
               </w:rPr>
-              <w:t>Domain 3: AI Anomaly Detection (On-Device/Lightweight)</w:t>
+              <w:t>Domain 3: Current Machine-Learning Anomaly Detection (On-Device)</w:t>
             </w:r>
             <w:r>
               <w:rPr>
@@ -823,7 +971,7 @@
                 <w:noProof/>
                 <w:webHidden/>
               </w:rPr>
-              <w:instrText xml:space="preserve"> PAGEREF _Toc216444751 \h </w:instrText>
+              <w:instrText xml:space="preserve"> PAGEREF _Toc219971415 \h </w:instrText>
             </w:r>
             <w:r>
               <w:rPr>
@@ -843,7 +991,7 @@
                 <w:noProof/>
                 <w:webHidden/>
               </w:rPr>
-              <w:t>9</w:t>
+              <w:t>7</w:t>
             </w:r>
             <w:r>
               <w:rPr>
@@ -865,10 +1013,10 @@
               <w:noProof/>
               <w:sz w:val="24"/>
               <w:szCs w:val="24"/>
-              <w:lang w:eastAsia="en-MY"/>
+              <w:lang w:val="en-US"/>
             </w:rPr>
           </w:pPr>
-          <w:hyperlink w:anchor="_Toc216444752" w:history="1">
+          <w:hyperlink w:anchor="_Toc219971416" w:history="1">
             <w:r>
               <w:rPr>
                 <w:rStyle w:val="Hyperlink"/>
@@ -895,7 +1043,7 @@
                 <w:noProof/>
                 <w:webHidden/>
               </w:rPr>
-              <w:instrText xml:space="preserve"> PAGEREF _Toc216444752 \h </w:instrText>
+              <w:instrText xml:space="preserve"> PAGEREF _Toc219971416 \h </w:instrText>
             </w:r>
             <w:r>
               <w:rPr>
@@ -915,7 +1063,7 @@
                 <w:noProof/>
                 <w:webHidden/>
               </w:rPr>
-              <w:t>9</w:t>
+              <w:t>7</w:t>
             </w:r>
             <w:r>
               <w:rPr>
@@ -937,10 +1085,10 @@
               <w:noProof/>
               <w:sz w:val="24"/>
               <w:szCs w:val="24"/>
-              <w:lang w:eastAsia="en-MY"/>
+              <w:lang w:val="en-US"/>
             </w:rPr>
           </w:pPr>
-          <w:hyperlink w:anchor="_Toc216444753" w:history="1">
+          <w:hyperlink w:anchor="_Toc219971417" w:history="1">
             <w:r>
               <w:rPr>
                 <w:rStyle w:val="Hyperlink"/>
@@ -967,7 +1115,7 @@
                 <w:noProof/>
                 <w:webHidden/>
               </w:rPr>
-              <w:instrText xml:space="preserve"> PAGEREF _Toc216444753 \h </w:instrText>
+              <w:instrText xml:space="preserve"> PAGEREF _Toc219971417 \h </w:instrText>
             </w:r>
             <w:r>
               <w:rPr>
@@ -987,7 +1135,7 @@
                 <w:noProof/>
                 <w:webHidden/>
               </w:rPr>
-              <w:t>10</w:t>
+              <w:t>8</w:t>
             </w:r>
             <w:r>
               <w:rPr>
@@ -1009,10 +1157,10 @@
               <w:noProof/>
               <w:sz w:val="24"/>
               <w:szCs w:val="24"/>
-              <w:lang w:eastAsia="en-MY"/>
+              <w:lang w:val="en-US"/>
             </w:rPr>
           </w:pPr>
-          <w:hyperlink w:anchor="_Toc216444754" w:history="1">
+          <w:hyperlink w:anchor="_Toc219971418" w:history="1">
             <w:r>
               <w:rPr>
                 <w:rStyle w:val="Hyperlink"/>
@@ -1039,7 +1187,7 @@
                 <w:noProof/>
                 <w:webHidden/>
               </w:rPr>
-              <w:instrText xml:space="preserve"> PAGEREF _Toc216444754 \h </w:instrText>
+              <w:instrText xml:space="preserve"> PAGEREF _Toc219971418 \h </w:instrText>
             </w:r>
             <w:r>
               <w:rPr>
@@ -1059,7 +1207,7 @@
                 <w:noProof/>
                 <w:webHidden/>
               </w:rPr>
-              <w:t>11</w:t>
+              <w:t>9</w:t>
             </w:r>
             <w:r>
               <w:rPr>
@@ -1081,10 +1229,10 @@
               <w:noProof/>
               <w:sz w:val="24"/>
               <w:szCs w:val="24"/>
-              <w:lang w:eastAsia="en-MY"/>
+              <w:lang w:val="en-US"/>
             </w:rPr>
           </w:pPr>
-          <w:hyperlink w:anchor="_Toc216444755" w:history="1">
+          <w:hyperlink w:anchor="_Toc219971419" w:history="1">
             <w:r>
               <w:rPr>
                 <w:rStyle w:val="Hyperlink"/>
@@ -1111,7 +1259,7 @@
                 <w:noProof/>
                 <w:webHidden/>
               </w:rPr>
-              <w:instrText xml:space="preserve"> PAGEREF _Toc216444755 \h </w:instrText>
+              <w:instrText xml:space="preserve"> PAGEREF _Toc219971419 \h </w:instrText>
             </w:r>
             <w:r>
               <w:rPr>
@@ -1131,7 +1279,7 @@
                 <w:noProof/>
                 <w:webHidden/>
               </w:rPr>
-              <w:t>11</w:t>
+              <w:t>9</w:t>
             </w:r>
             <w:r>
               <w:rPr>
@@ -1160,6 +1308,8 @@
         <w:spacing w:line="360" w:lineRule="auto"/>
       </w:pPr>
     </w:p>
+    <w:p/>
+    <w:p/>
     <w:p>
       <w:pPr>
         <w:pStyle w:val="Heading1"/>
@@ -1169,13 +1319,28 @@
           <w:bCs/>
         </w:rPr>
       </w:pPr>
-      <w:bookmarkStart w:id="0" w:name="_Toc216444741"/>
-      <w:r>
-        <w:rPr>
-          <w:b/>
-          <w:bCs/>
-        </w:rPr>
-        <w:t>Domain 1: Secure Internal Messaging &amp; Insider Threats</w:t>
+      <w:bookmarkStart w:id="0" w:name="_Toc219971403"/>
+      <w:r>
+        <w:rPr>
+          <w:b/>
+          <w:bCs/>
+        </w:rPr>
+        <w:lastRenderedPageBreak/>
+        <w:t xml:space="preserve">Domain </w:t>
+      </w:r>
+      <w:r>
+        <w:rPr>
+          <w:b/>
+          <w:bCs/>
+        </w:rPr>
+        <w:t>1</w:t>
+      </w:r>
+      <w:r>
+        <w:rPr>
+          <w:b/>
+          <w:bCs/>
+        </w:rPr>
+        <w:t>: Zero-Knowledge Proofs (Authentication)</w:t>
       </w:r>
       <w:bookmarkEnd w:id="0"/>
     </w:p>
@@ -1184,7 +1349,1130 @@
         <w:pStyle w:val="Heading2"/>
         <w:spacing w:line="360" w:lineRule="auto"/>
       </w:pPr>
-      <w:bookmarkStart w:id="1" w:name="_Toc216444742"/>
+      <w:bookmarkStart w:id="1" w:name="_Toc219971404"/>
+      <w:r>
+        <w:t xml:space="preserve">Paper </w:t>
+      </w:r>
+      <w:r>
+        <w:t>1</w:t>
+      </w:r>
+      <w:r>
+        <w:t>: "Enhancing Digital Privacy: The Application of Zero-Knowledge Proofs in Authentication Systems" (2024)</w:t>
+      </w:r>
+      <w:bookmarkEnd w:id="1"/>
+    </w:p>
+    <w:p>
+      <w:pPr>
+        <w:spacing w:line="360" w:lineRule="auto"/>
+      </w:pPr>
+      <w:r>
+        <w:rPr>
+          <w:b/>
+          <w:bCs/>
+        </w:rPr>
+        <w:t>1. Focus:</w:t>
+      </w:r>
+      <w:r>
+        <w:t xml:space="preserve"> The application of Zero-Knowledge Proofs (ZKPs), specifically </w:t>
+      </w:r>
+      <w:proofErr w:type="spellStart"/>
+      <w:r>
+        <w:t>zk</w:t>
+      </w:r>
+      <w:proofErr w:type="spellEnd"/>
+      <w:r>
+        <w:t xml:space="preserve">-SNARKs and </w:t>
+      </w:r>
+      <w:proofErr w:type="spellStart"/>
+      <w:r>
+        <w:t>zk</w:t>
+      </w:r>
+      <w:proofErr w:type="spellEnd"/>
+      <w:r>
+        <w:t>-STARKs, as a solution to replace traditional password-based authentication.</w:t>
+      </w:r>
+    </w:p>
+    <w:p>
+      <w:pPr>
+        <w:spacing w:line="360" w:lineRule="auto"/>
+      </w:pPr>
+      <w:r>
+        <w:rPr>
+          <w:b/>
+          <w:bCs/>
+        </w:rPr>
+        <w:t>2. Problem Statement:</w:t>
+      </w:r>
+      <w:r>
+        <w:t xml:space="preserve"> Traditional authentication methods (like password hashing) expose credentials to theft and rely on centralized databases that create single points of failure. There is a conflict between the need for security and the need to preserve user privacy.</w:t>
+      </w:r>
+    </w:p>
+    <w:p>
+      <w:pPr>
+        <w:spacing w:line="360" w:lineRule="auto"/>
+      </w:pPr>
+      <w:r>
+        <w:rPr>
+          <w:b/>
+          <w:bCs/>
+        </w:rPr>
+        <w:t>3. Method:</w:t>
+      </w:r>
+      <w:r>
+        <w:t xml:space="preserve"> </w:t>
+      </w:r>
+      <w:r>
+        <w:rPr>
+          <w:b/>
+          <w:bCs/>
+        </w:rPr>
+        <w:t>Comparative Analysis Methodology.</w:t>
+      </w:r>
+      <w:r>
+        <w:t xml:space="preserve"> The authors contrasted ZKP-based systems against traditional authentication using specific metrics: computational efficiency, scalability, and degree of privacy preservation.</w:t>
+      </w:r>
+    </w:p>
+    <w:p>
+      <w:pPr>
+        <w:spacing w:line="360" w:lineRule="auto"/>
+      </w:pPr>
+      <w:r>
+        <w:rPr>
+          <w:b/>
+          <w:bCs/>
+        </w:rPr>
+        <w:t>4. Findings:</w:t>
+      </w:r>
+      <w:r>
+        <w:t xml:space="preserve"> ZKP systems offer superior privacy because they verify users without transmitting any private data. The paper highlights that </w:t>
+      </w:r>
+      <w:proofErr w:type="spellStart"/>
+      <w:r>
+        <w:rPr>
+          <w:b/>
+          <w:bCs/>
+        </w:rPr>
+        <w:t>zk</w:t>
+      </w:r>
+      <w:proofErr w:type="spellEnd"/>
+      <w:r>
+        <w:rPr>
+          <w:b/>
+          <w:bCs/>
+        </w:rPr>
+        <w:t>-STARKs</w:t>
+      </w:r>
+      <w:r>
+        <w:t xml:space="preserve"> improve upon </w:t>
+      </w:r>
+      <w:proofErr w:type="spellStart"/>
+      <w:r>
+        <w:rPr>
+          <w:b/>
+          <w:bCs/>
+        </w:rPr>
+        <w:t>zk</w:t>
+      </w:r>
+      <w:proofErr w:type="spellEnd"/>
+      <w:r>
+        <w:rPr>
+          <w:b/>
+          <w:bCs/>
+        </w:rPr>
+        <w:t>-SNARKs</w:t>
+      </w:r>
+      <w:r>
+        <w:t xml:space="preserve"> by removing the need for a "trusted setup" and offering quantum resistance, though they currently have larger proof sizes.</w:t>
+      </w:r>
+    </w:p>
+    <w:p>
+      <w:pPr>
+        <w:spacing w:line="360" w:lineRule="auto"/>
+      </w:pPr>
+      <w:r>
+        <w:rPr>
+          <w:b/>
+          <w:bCs/>
+        </w:rPr>
+        <w:t>5. Strengths/Weaknesses:</w:t>
+      </w:r>
+    </w:p>
+    <w:p>
+      <w:pPr>
+        <w:numPr>
+          <w:ilvl w:val="0"/>
+          <w:numId w:val="11"/>
+        </w:numPr>
+        <w:spacing w:line="360" w:lineRule="auto"/>
+      </w:pPr>
+      <w:r>
+        <w:rPr>
+          <w:b/>
+          <w:bCs/>
+        </w:rPr>
+        <w:t>Strength:</w:t>
+      </w:r>
+      <w:r>
+        <w:t xml:space="preserve"> Clearly distinguishes between </w:t>
+      </w:r>
+      <w:proofErr w:type="spellStart"/>
+      <w:r>
+        <w:t>zk</w:t>
+      </w:r>
+      <w:proofErr w:type="spellEnd"/>
+      <w:r>
+        <w:t xml:space="preserve">-SNARKs (efficient, small proofs) and </w:t>
+      </w:r>
+      <w:proofErr w:type="spellStart"/>
+      <w:r>
+        <w:t>zk</w:t>
+      </w:r>
+      <w:proofErr w:type="spellEnd"/>
+      <w:r>
+        <w:t>-STARKs (transparent, no trusted setup), helping justify protocol choices.</w:t>
+      </w:r>
+    </w:p>
+    <w:p>
+      <w:pPr>
+        <w:numPr>
+          <w:ilvl w:val="0"/>
+          <w:numId w:val="11"/>
+        </w:numPr>
+        <w:spacing w:line="360" w:lineRule="auto"/>
+      </w:pPr>
+      <w:r>
+        <w:rPr>
+          <w:b/>
+          <w:bCs/>
+        </w:rPr>
+        <w:t>Weakness:</w:t>
+      </w:r>
+      <w:r>
+        <w:t xml:space="preserve"> Acknowledges that high computational complexity and the requirement for specialized cryptographic knowledge are major barriers to widespread adoption.</w:t>
+      </w:r>
+    </w:p>
+    <w:p>
+      <w:pPr>
+        <w:spacing w:line="360" w:lineRule="auto"/>
+      </w:pPr>
+      <w:r>
+        <w:rPr>
+          <w:b/>
+          <w:bCs/>
+        </w:rPr>
+        <w:t>6. Future Directions:</w:t>
+      </w:r>
+      <w:r>
+        <w:t xml:space="preserve"> Research should focus on developing </w:t>
+      </w:r>
+      <w:r>
+        <w:rPr>
+          <w:b/>
+          <w:bCs/>
+        </w:rPr>
+        <w:t>user-friendly frameworks</w:t>
+      </w:r>
+      <w:r>
+        <w:t xml:space="preserve"> and APIs to lower the entry barrier for </w:t>
+      </w:r>
+      <w:proofErr w:type="gramStart"/>
+      <w:r>
+        <w:t>developers, and</w:t>
+      </w:r>
+      <w:proofErr w:type="gramEnd"/>
+      <w:r>
+        <w:t xml:space="preserve"> optimizing protocols to run efficiently on standard hardware.</w:t>
+      </w:r>
+    </w:p>
+    <w:p>
+      <w:pPr>
+        <w:spacing w:line="360" w:lineRule="auto"/>
+      </w:pPr>
+      <w:r>
+        <w:rPr>
+          <w:b/>
+          <w:bCs/>
+        </w:rPr>
+        <w:t>7. Table Data:</w:t>
+      </w:r>
+      <w:r>
+        <w:t xml:space="preserve"> Domain: ZKP Authentication | Method: Comparative Analysis | Outcome: ZKP offers superior privacy but requires UI/UX improvements.</w:t>
+      </w:r>
+    </w:p>
+    <w:p>
+      <w:pPr>
+        <w:spacing w:line="360" w:lineRule="auto"/>
+      </w:pPr>
+      <w:r>
+        <w:rPr>
+          <w:b/>
+          <w:bCs/>
+        </w:rPr>
+        <w:t>8. Synthesis Tip:</w:t>
+      </w:r>
+      <w:r>
+        <w:t xml:space="preserve"> "Bhattacharya et al. (2024) emphasize that while ZKPs provide superior privacy by eliminating password transmission, widespread adoption is hindered by complexity. </w:t>
+      </w:r>
+      <w:proofErr w:type="spellStart"/>
+      <w:r>
+        <w:t>SentriZK</w:t>
+      </w:r>
+      <w:proofErr w:type="spellEnd"/>
+      <w:r>
+        <w:t xml:space="preserve"> addresses this by wrapping the complex </w:t>
+      </w:r>
+      <w:proofErr w:type="spellStart"/>
+      <w:r>
+        <w:t>zk</w:t>
+      </w:r>
+      <w:proofErr w:type="spellEnd"/>
+      <w:r>
+        <w:t>-SNARK protocol inside a user-friendly mobile interface, as recommended in their future directions."</w:t>
+      </w:r>
+    </w:p>
+    <w:p>
+      <w:pPr>
+        <w:pStyle w:val="Heading2"/>
+        <w:spacing w:line="360" w:lineRule="auto"/>
+      </w:pPr>
+      <w:bookmarkStart w:id="2" w:name="_Toc219971405"/>
+      <w:r>
+        <w:lastRenderedPageBreak/>
+        <w:t xml:space="preserve">Paper </w:t>
+      </w:r>
+      <w:r>
+        <w:t>2</w:t>
+      </w:r>
+      <w:r>
+        <w:t>: "A Survey on Zero-Knowledge Authentication for Internet of Things" (2023)</w:t>
+      </w:r>
+      <w:bookmarkEnd w:id="2"/>
+    </w:p>
+    <w:p>
+      <w:pPr>
+        <w:numPr>
+          <w:ilvl w:val="0"/>
+          <w:numId w:val="4"/>
+        </w:numPr>
+        <w:spacing w:line="360" w:lineRule="auto"/>
+      </w:pPr>
+      <w:r>
+        <w:rPr>
+          <w:b/>
+          <w:bCs/>
+        </w:rPr>
+        <w:t>1. Focus:</w:t>
+      </w:r>
+      <w:r>
+        <w:t xml:space="preserve"> How to use ZKP on weak devices like IoT sensors (which are </w:t>
+      </w:r>
+      <w:proofErr w:type="gramStart"/>
+      <w:r>
+        <w:t>similar to</w:t>
+      </w:r>
+      <w:proofErr w:type="gramEnd"/>
+      <w:r>
+        <w:t xml:space="preserve"> mobile phones in terms of battery/CPU limits).</w:t>
+      </w:r>
+    </w:p>
+    <w:p>
+      <w:pPr>
+        <w:numPr>
+          <w:ilvl w:val="0"/>
+          <w:numId w:val="4"/>
+        </w:numPr>
+        <w:spacing w:line="360" w:lineRule="auto"/>
+      </w:pPr>
+      <w:r>
+        <w:rPr>
+          <w:b/>
+          <w:bCs/>
+        </w:rPr>
+        <w:t>2. Problem Statement:</w:t>
+      </w:r>
+      <w:r>
+        <w:t xml:space="preserve"> IoT devices have low battery and memory. Standard ZKP (like older protocols) is too heavy/slow for them.</w:t>
+      </w:r>
+    </w:p>
+    <w:p>
+      <w:pPr>
+        <w:numPr>
+          <w:ilvl w:val="0"/>
+          <w:numId w:val="4"/>
+        </w:numPr>
+        <w:spacing w:line="360" w:lineRule="auto"/>
+      </w:pPr>
+      <w:r>
+        <w:rPr>
+          <w:b/>
+          <w:bCs/>
+        </w:rPr>
+        <w:t>3. Method:</w:t>
+      </w:r>
+      <w:r>
+        <w:t xml:space="preserve"> </w:t>
+      </w:r>
+      <w:r>
+        <w:rPr>
+          <w:b/>
+          <w:bCs/>
+        </w:rPr>
+        <w:t>Survey &amp; Comparative Analysis</w:t>
+      </w:r>
+      <w:r>
+        <w:t>. Compared different ZKP schemes (</w:t>
+      </w:r>
+      <w:proofErr w:type="spellStart"/>
+      <w:r>
+        <w:t>zk</w:t>
+      </w:r>
+      <w:proofErr w:type="spellEnd"/>
+      <w:r>
+        <w:t>-SNARKs vs. Sigma protocols) based on computation cost and energy usage.</w:t>
+      </w:r>
+    </w:p>
+    <w:p>
+      <w:pPr>
+        <w:numPr>
+          <w:ilvl w:val="0"/>
+          <w:numId w:val="4"/>
+        </w:numPr>
+        <w:spacing w:line="360" w:lineRule="auto"/>
+      </w:pPr>
+      <w:r>
+        <w:rPr>
+          <w:b/>
+          <w:bCs/>
+        </w:rPr>
+        <w:t>4. Findings:</w:t>
+      </w:r>
+      <w:r>
+        <w:t xml:space="preserve"> Non-interactive Zero-Knowledge Proofs (NI-ZKP) are best for devices with unstable internet. </w:t>
+      </w:r>
+      <w:proofErr w:type="spellStart"/>
+      <w:r>
+        <w:rPr>
+          <w:b/>
+          <w:bCs/>
+        </w:rPr>
+        <w:t>zk</w:t>
+      </w:r>
+      <w:proofErr w:type="spellEnd"/>
+      <w:r>
+        <w:rPr>
+          <w:b/>
+          <w:bCs/>
+        </w:rPr>
+        <w:t>-SNARKs</w:t>
+      </w:r>
+      <w:r>
+        <w:t xml:space="preserve"> (Groth16) are identified as highly efficient due to small proof size.</w:t>
+      </w:r>
+    </w:p>
+    <w:p>
+      <w:pPr>
+        <w:numPr>
+          <w:ilvl w:val="0"/>
+          <w:numId w:val="4"/>
+        </w:numPr>
+        <w:spacing w:line="360" w:lineRule="auto"/>
+      </w:pPr>
+      <w:r>
+        <w:rPr>
+          <w:b/>
+          <w:bCs/>
+        </w:rPr>
+        <w:t>5. Strengths/Weaknesses:</w:t>
+      </w:r>
+    </w:p>
+    <w:p>
+      <w:pPr>
+        <w:numPr>
+          <w:ilvl w:val="1"/>
+          <w:numId w:val="4"/>
+        </w:numPr>
+        <w:spacing w:line="360" w:lineRule="auto"/>
+      </w:pPr>
+      <w:r>
+        <w:rPr>
+          <w:i/>
+          <w:iCs/>
+        </w:rPr>
+        <w:t>Strength:</w:t>
+      </w:r>
+      <w:r>
+        <w:t xml:space="preserve"> Directly validates the use of lightweight ZKP on restricted hardware.</w:t>
+      </w:r>
+    </w:p>
+    <w:p>
+      <w:pPr>
+        <w:numPr>
+          <w:ilvl w:val="1"/>
+          <w:numId w:val="4"/>
+        </w:numPr>
+        <w:spacing w:line="360" w:lineRule="auto"/>
+      </w:pPr>
+      <w:r>
+        <w:rPr>
+          <w:i/>
+          <w:iCs/>
+        </w:rPr>
+        <w:t>Weakness:</w:t>
+      </w:r>
+      <w:r>
+        <w:t xml:space="preserve"> Focuses on IoT sensors, not specifically smartphones (though the math is the same).</w:t>
+      </w:r>
+    </w:p>
+    <w:p>
+      <w:pPr>
+        <w:numPr>
+          <w:ilvl w:val="0"/>
+          <w:numId w:val="4"/>
+        </w:numPr>
+        <w:spacing w:line="360" w:lineRule="auto"/>
+      </w:pPr>
+      <w:r>
+        <w:rPr>
+          <w:b/>
+          <w:bCs/>
+        </w:rPr>
+        <w:t>6. Future Directions:</w:t>
+      </w:r>
+      <w:r>
+        <w:t xml:space="preserve"> Optimizing the "Setup Phase" of </w:t>
+      </w:r>
+      <w:proofErr w:type="spellStart"/>
+      <w:r>
+        <w:t>zk</w:t>
+      </w:r>
+      <w:proofErr w:type="spellEnd"/>
+      <w:r>
+        <w:t>-SNARKs to be less dependent on a trusted third party.</w:t>
+      </w:r>
+    </w:p>
+    <w:p>
+      <w:pPr>
+        <w:numPr>
+          <w:ilvl w:val="0"/>
+          <w:numId w:val="4"/>
+        </w:numPr>
+        <w:spacing w:line="360" w:lineRule="auto"/>
+      </w:pPr>
+      <w:r>
+        <w:rPr>
+          <w:b/>
+          <w:bCs/>
+        </w:rPr>
+        <w:t>7. Table Data:</w:t>
+      </w:r>
+      <w:r>
+        <w:t xml:space="preserve"> Domain: ZKP/IoT | Method: Survey | Outcome: NI-ZKP is best for low-power devices.</w:t>
+      </w:r>
+    </w:p>
+    <w:p>
+      <w:pPr>
+        <w:numPr>
+          <w:ilvl w:val="0"/>
+          <w:numId w:val="4"/>
+        </w:numPr>
+        <w:spacing w:line="360" w:lineRule="auto"/>
+      </w:pPr>
+      <w:r>
+        <w:rPr>
+          <w:b/>
+          <w:bCs/>
+        </w:rPr>
+        <w:t>8. Synthesis Tip:</w:t>
+      </w:r>
+      <w:r>
+        <w:t xml:space="preserve"> "Since mobile devices share resource constraints with IoT, </w:t>
+      </w:r>
+      <w:proofErr w:type="spellStart"/>
+      <w:r>
+        <w:t>SentriZK</w:t>
+      </w:r>
+      <w:proofErr w:type="spellEnd"/>
+      <w:r>
+        <w:t xml:space="preserve"> adopts the efficiency recommendations from [Paper 4], utilizing Groth16 for minimal battery impact."</w:t>
+      </w:r>
+    </w:p>
+    <w:p>
+      <w:pPr>
+        <w:pStyle w:val="Heading2"/>
+        <w:spacing w:line="360" w:lineRule="auto"/>
+      </w:pPr>
+      <w:bookmarkStart w:id="3" w:name="_Toc219971406"/>
+      <w:r>
+        <w:t xml:space="preserve">Paper </w:t>
+      </w:r>
+      <w:r>
+        <w:t>3</w:t>
+      </w:r>
+      <w:r>
+        <w:t xml:space="preserve">: "Privacy-Preserving Identity Management System on Blockchain Using </w:t>
+      </w:r>
+      <w:proofErr w:type="spellStart"/>
+      <w:r>
+        <w:t>zk</w:t>
+      </w:r>
+      <w:proofErr w:type="spellEnd"/>
+      <w:r>
+        <w:t>-SNARK" (2023)</w:t>
+      </w:r>
+      <w:bookmarkEnd w:id="3"/>
+    </w:p>
+    <w:p>
+      <w:pPr>
+        <w:numPr>
+          <w:ilvl w:val="0"/>
+          <w:numId w:val="5"/>
+        </w:numPr>
+        <w:spacing w:line="360" w:lineRule="auto"/>
+      </w:pPr>
+      <w:r>
+        <w:rPr>
+          <w:b/>
+          <w:bCs/>
+        </w:rPr>
+        <w:t>1. Focus:</w:t>
+      </w:r>
+      <w:r>
+        <w:t xml:space="preserve"> Proving identity without revealing it, using Blockchain and </w:t>
+      </w:r>
+      <w:proofErr w:type="spellStart"/>
+      <w:r>
+        <w:t>zk</w:t>
+      </w:r>
+      <w:proofErr w:type="spellEnd"/>
+      <w:r>
+        <w:t>-SNARKs.</w:t>
+      </w:r>
+    </w:p>
+    <w:p>
+      <w:pPr>
+        <w:numPr>
+          <w:ilvl w:val="0"/>
+          <w:numId w:val="5"/>
+        </w:numPr>
+        <w:spacing w:line="360" w:lineRule="auto"/>
+      </w:pPr>
+      <w:r>
+        <w:rPr>
+          <w:b/>
+          <w:bCs/>
+        </w:rPr>
+        <w:t>2. Problem Statement:</w:t>
+      </w:r>
+      <w:r>
+        <w:t xml:space="preserve"> Centralized Identity Providers (like "Log in with Google") track user activity. Users lose privacy.</w:t>
+      </w:r>
+    </w:p>
+    <w:p>
+      <w:pPr>
+        <w:numPr>
+          <w:ilvl w:val="0"/>
+          <w:numId w:val="5"/>
+        </w:numPr>
+        <w:spacing w:line="360" w:lineRule="auto"/>
+      </w:pPr>
+      <w:r>
+        <w:rPr>
+          <w:b/>
+          <w:bCs/>
+        </w:rPr>
+        <w:lastRenderedPageBreak/>
+        <w:t>3. Method:</w:t>
+      </w:r>
+      <w:r>
+        <w:t xml:space="preserve"> </w:t>
+      </w:r>
+      <w:r>
+        <w:rPr>
+          <w:b/>
+          <w:bCs/>
+        </w:rPr>
+        <w:t>System Implementation</w:t>
+      </w:r>
+      <w:r>
+        <w:t xml:space="preserve">. Built a prototype using Ethereum (Blockchain) and </w:t>
+      </w:r>
+      <w:proofErr w:type="spellStart"/>
+      <w:r>
+        <w:rPr>
+          <w:b/>
+          <w:bCs/>
+        </w:rPr>
+        <w:t>ZoKrates</w:t>
+      </w:r>
+      <w:proofErr w:type="spellEnd"/>
+      <w:r>
+        <w:rPr>
+          <w:b/>
+          <w:bCs/>
+        </w:rPr>
+        <w:t>/</w:t>
+      </w:r>
+      <w:proofErr w:type="spellStart"/>
+      <w:r>
+        <w:rPr>
+          <w:b/>
+          <w:bCs/>
+        </w:rPr>
+        <w:t>Circom</w:t>
+      </w:r>
+      <w:proofErr w:type="spellEnd"/>
+      <w:r>
+        <w:t xml:space="preserve"> (ZKP toolkit) to create a "Self-Sovereign Identity" system.</w:t>
+      </w:r>
+    </w:p>
+    <w:p>
+      <w:pPr>
+        <w:numPr>
+          <w:ilvl w:val="0"/>
+          <w:numId w:val="5"/>
+        </w:numPr>
+        <w:spacing w:line="360" w:lineRule="auto"/>
+      </w:pPr>
+      <w:r>
+        <w:rPr>
+          <w:b/>
+          <w:bCs/>
+        </w:rPr>
+        <w:t>4. Findings:</w:t>
+      </w:r>
+      <w:r>
+        <w:t xml:space="preserve"> The system successfully verified users without storing passwords or personal data. Gas costs (transaction fees) were the main bottleneck, but the </w:t>
+      </w:r>
+      <w:r>
+        <w:rPr>
+          <w:i/>
+          <w:iCs/>
+        </w:rPr>
+        <w:t>privacy</w:t>
+      </w:r>
+      <w:r>
+        <w:t xml:space="preserve"> was absolute.</w:t>
+      </w:r>
+    </w:p>
+    <w:p>
+      <w:pPr>
+        <w:numPr>
+          <w:ilvl w:val="0"/>
+          <w:numId w:val="5"/>
+        </w:numPr>
+        <w:spacing w:line="360" w:lineRule="auto"/>
+      </w:pPr>
+      <w:r>
+        <w:rPr>
+          <w:b/>
+          <w:bCs/>
+        </w:rPr>
+        <w:t>5. Strengths/Weaknesses:</w:t>
+      </w:r>
+    </w:p>
+    <w:p>
+      <w:pPr>
+        <w:numPr>
+          <w:ilvl w:val="1"/>
+          <w:numId w:val="5"/>
+        </w:numPr>
+        <w:spacing w:line="360" w:lineRule="auto"/>
+      </w:pPr>
+      <w:r>
+        <w:rPr>
+          <w:i/>
+          <w:iCs/>
+        </w:rPr>
+        <w:t>Strength:</w:t>
+      </w:r>
+      <w:r>
+        <w:t xml:space="preserve"> Practical implementation details (code, tools used) that you can reference.</w:t>
+      </w:r>
+    </w:p>
+    <w:p>
+      <w:pPr>
+        <w:numPr>
+          <w:ilvl w:val="1"/>
+          <w:numId w:val="5"/>
+        </w:numPr>
+        <w:spacing w:line="360" w:lineRule="auto"/>
+      </w:pPr>
+      <w:r>
+        <w:rPr>
+          <w:i/>
+          <w:iCs/>
+        </w:rPr>
+        <w:t>Weakness:</w:t>
+      </w:r>
+      <w:r>
+        <w:t xml:space="preserve"> Blockchain focus might be "overkill" for a simple chat app, but the ZKP part is relevant.</w:t>
+      </w:r>
+    </w:p>
+    <w:p>
+      <w:pPr>
+        <w:numPr>
+          <w:ilvl w:val="0"/>
+          <w:numId w:val="5"/>
+        </w:numPr>
+        <w:spacing w:line="360" w:lineRule="auto"/>
+      </w:pPr>
+      <w:r>
+        <w:rPr>
+          <w:b/>
+          <w:bCs/>
+        </w:rPr>
+        <w:t>6. Future Directions:</w:t>
+      </w:r>
+      <w:r>
+        <w:t xml:space="preserve"> reducing the computational cost of generating proofs on the client side.</w:t>
+      </w:r>
+    </w:p>
+    <w:p>
+      <w:pPr>
+        <w:numPr>
+          <w:ilvl w:val="0"/>
+          <w:numId w:val="5"/>
+        </w:numPr>
+        <w:spacing w:line="360" w:lineRule="auto"/>
+      </w:pPr>
+      <w:r>
+        <w:rPr>
+          <w:b/>
+          <w:bCs/>
+        </w:rPr>
+        <w:t>7. Table Data:</w:t>
+      </w:r>
+      <w:r>
+        <w:t xml:space="preserve"> Domain: Identity/ZKP | Method: Prototype | Outcome: Complete privacy preservation.</w:t>
+      </w:r>
+    </w:p>
+    <w:p>
+      <w:pPr>
+        <w:numPr>
+          <w:ilvl w:val="0"/>
+          <w:numId w:val="5"/>
+        </w:numPr>
+        <w:spacing w:line="360" w:lineRule="auto"/>
+      </w:pPr>
+      <w:r>
+        <w:rPr>
+          <w:b/>
+          <w:bCs/>
+        </w:rPr>
+        <w:t>8. Synthesis Tip:</w:t>
+      </w:r>
+      <w:r>
+        <w:t xml:space="preserve"> "</w:t>
+      </w:r>
+      <w:proofErr w:type="spellStart"/>
+      <w:r>
+        <w:t>SentriZK</w:t>
+      </w:r>
+      <w:proofErr w:type="spellEnd"/>
+      <w:r>
+        <w:t xml:space="preserve"> leverages the identity hiding properties demonstrated in [Paper 5], ensuring that even the chat server cannot link a session to a real-world identity."</w:t>
+      </w:r>
+    </w:p>
+    <w:p>
+      <w:pPr>
+        <w:pStyle w:val="Heading2"/>
+        <w:spacing w:line="360" w:lineRule="auto"/>
+      </w:pPr>
+      <w:bookmarkStart w:id="4" w:name="_Toc219971407"/>
+      <w:r>
+        <w:t xml:space="preserve">Paper </w:t>
+      </w:r>
+      <w:r>
+        <w:t>4</w:t>
+      </w:r>
+      <w:r>
+        <w:t>: "A Secure Framework for Privacy-Preserving Analytics in Healthcare Records Using Zero-Knowledge Proofs" (2025)</w:t>
+      </w:r>
+      <w:bookmarkEnd w:id="4"/>
+    </w:p>
+    <w:p>
+      <w:pPr>
+        <w:numPr>
+          <w:ilvl w:val="0"/>
+          <w:numId w:val="6"/>
+        </w:numPr>
+        <w:spacing w:line="360" w:lineRule="auto"/>
+      </w:pPr>
+      <w:r>
+        <w:rPr>
+          <w:b/>
+          <w:bCs/>
+        </w:rPr>
+        <w:t>1. Focus:</w:t>
+      </w:r>
+      <w:r>
+        <w:t xml:space="preserve"> Applying ZKP to highly sensitive data (Medical Records) to prove data validity without leaking patient info.</w:t>
+      </w:r>
+    </w:p>
+    <w:p>
+      <w:pPr>
+        <w:numPr>
+          <w:ilvl w:val="0"/>
+          <w:numId w:val="6"/>
+        </w:numPr>
+        <w:spacing w:line="360" w:lineRule="auto"/>
+      </w:pPr>
+      <w:r>
+        <w:rPr>
+          <w:b/>
+          <w:bCs/>
+        </w:rPr>
+        <w:t>2. Problem Statement:</w:t>
+      </w:r>
+      <w:r>
+        <w:t xml:space="preserve"> Healthcare data needs to be </w:t>
+      </w:r>
+      <w:proofErr w:type="spellStart"/>
+      <w:r>
+        <w:t>analyzed</w:t>
+      </w:r>
+      <w:proofErr w:type="spellEnd"/>
+      <w:r>
+        <w:t xml:space="preserve"> for research, but privacy laws (HIPAA/GDPR) make sharing hard.</w:t>
+      </w:r>
+    </w:p>
+    <w:p>
+      <w:pPr>
+        <w:numPr>
+          <w:ilvl w:val="0"/>
+          <w:numId w:val="6"/>
+        </w:numPr>
+        <w:spacing w:line="360" w:lineRule="auto"/>
+      </w:pPr>
+      <w:r>
+        <w:rPr>
+          <w:b/>
+          <w:bCs/>
+        </w:rPr>
+        <w:t>3. Method:</w:t>
+      </w:r>
+      <w:r>
+        <w:t xml:space="preserve"> </w:t>
+      </w:r>
+      <w:r>
+        <w:rPr>
+          <w:b/>
+          <w:bCs/>
+        </w:rPr>
+        <w:t>Framework Design</w:t>
+      </w:r>
+      <w:r>
+        <w:t>. Proposed a system where hospitals generate ZKPs that prove "This patient has disease X" without revealing the patient's name or ID.</w:t>
+      </w:r>
+    </w:p>
+    <w:p>
+      <w:pPr>
+        <w:numPr>
+          <w:ilvl w:val="0"/>
+          <w:numId w:val="6"/>
+        </w:numPr>
+        <w:spacing w:line="360" w:lineRule="auto"/>
+      </w:pPr>
+      <w:r>
+        <w:rPr>
+          <w:b/>
+          <w:bCs/>
+        </w:rPr>
+        <w:t>4. Findings:</w:t>
+      </w:r>
+      <w:r>
+        <w:t xml:space="preserve"> ZKP allows for "Auditability without Visibility"—you can check the math is correct without seeing the data.</w:t>
+      </w:r>
+    </w:p>
+    <w:p>
+      <w:pPr>
+        <w:numPr>
+          <w:ilvl w:val="0"/>
+          <w:numId w:val="6"/>
+        </w:numPr>
+        <w:spacing w:line="360" w:lineRule="auto"/>
+      </w:pPr>
+      <w:r>
+        <w:rPr>
+          <w:b/>
+          <w:bCs/>
+        </w:rPr>
+        <w:t>5. Strengths/Weaknesses:</w:t>
+      </w:r>
+    </w:p>
+    <w:p>
+      <w:pPr>
+        <w:numPr>
+          <w:ilvl w:val="1"/>
+          <w:numId w:val="6"/>
+        </w:numPr>
+        <w:spacing w:line="360" w:lineRule="auto"/>
+      </w:pPr>
+      <w:r>
+        <w:rPr>
+          <w:i/>
+          <w:iCs/>
+        </w:rPr>
+        <w:lastRenderedPageBreak/>
+        <w:t>Strength:</w:t>
+      </w:r>
+      <w:r>
+        <w:t xml:space="preserve"> Demonstrates </w:t>
+      </w:r>
+      <w:proofErr w:type="gramStart"/>
+      <w:r>
+        <w:t>high-stakes</w:t>
+      </w:r>
+      <w:proofErr w:type="gramEnd"/>
+      <w:r>
+        <w:t xml:space="preserve"> trust in ZKP (if it's good enough for hospitals, it's good for chat).</w:t>
+      </w:r>
+    </w:p>
+    <w:p>
+      <w:pPr>
+        <w:numPr>
+          <w:ilvl w:val="1"/>
+          <w:numId w:val="6"/>
+        </w:numPr>
+        <w:spacing w:line="360" w:lineRule="auto"/>
+      </w:pPr>
+      <w:r>
+        <w:rPr>
+          <w:i/>
+          <w:iCs/>
+        </w:rPr>
+        <w:t>Weakness:</w:t>
+      </w:r>
+      <w:r>
+        <w:t xml:space="preserve"> Complex setup required for multiple organizations.</w:t>
+      </w:r>
+    </w:p>
+    <w:p>
+      <w:pPr>
+        <w:numPr>
+          <w:ilvl w:val="0"/>
+          <w:numId w:val="6"/>
+        </w:numPr>
+        <w:spacing w:line="360" w:lineRule="auto"/>
+      </w:pPr>
+      <w:r>
+        <w:rPr>
+          <w:b/>
+          <w:bCs/>
+        </w:rPr>
+        <w:t>6. Future Directions:</w:t>
+      </w:r>
+      <w:r>
+        <w:t xml:space="preserve"> Integrating this with Federated Learning.</w:t>
+      </w:r>
+    </w:p>
+    <w:p>
+      <w:pPr>
+        <w:numPr>
+          <w:ilvl w:val="0"/>
+          <w:numId w:val="6"/>
+        </w:numPr>
+        <w:spacing w:line="360" w:lineRule="auto"/>
+      </w:pPr>
+      <w:r>
+        <w:rPr>
+          <w:b/>
+          <w:bCs/>
+        </w:rPr>
+        <w:t>7. Table Data:</w:t>
+      </w:r>
+      <w:r>
+        <w:t xml:space="preserve"> Domain: Privacy/Healthcare | Method: Framework | Outcome: Auditability without data leakage.</w:t>
+      </w:r>
+    </w:p>
+    <w:p>
+      <w:pPr>
+        <w:numPr>
+          <w:ilvl w:val="0"/>
+          <w:numId w:val="6"/>
+        </w:numPr>
+        <w:spacing w:line="360" w:lineRule="auto"/>
+      </w:pPr>
+      <w:r>
+        <w:rPr>
+          <w:b/>
+          <w:bCs/>
+        </w:rPr>
+        <w:t>8. Synthesis Tip:</w:t>
+      </w:r>
+      <w:r>
+        <w:t xml:space="preserve"> "Similar to the healthcare framework in [Paper 6], </w:t>
+      </w:r>
+      <w:proofErr w:type="spellStart"/>
+      <w:r>
+        <w:t>SentriZK</w:t>
+      </w:r>
+      <w:proofErr w:type="spellEnd"/>
+      <w:r>
+        <w:t xml:space="preserve"> ensures 'Auditability without Visibility,' proving a user is authorized without revealing their password."</w:t>
+      </w:r>
+    </w:p>
+    <w:p>
+      <w:pPr>
+        <w:spacing w:line="360" w:lineRule="auto"/>
+      </w:pPr>
+    </w:p>
+    <w:p>
+      <w:pPr>
+        <w:pStyle w:val="Heading1"/>
+        <w:spacing w:line="360" w:lineRule="auto"/>
+        <w:rPr>
+          <w:b/>
+          <w:bCs/>
+        </w:rPr>
+      </w:pPr>
+    </w:p>
+    <w:p>
+      <w:pPr>
+        <w:pStyle w:val="Heading1"/>
+        <w:spacing w:line="360" w:lineRule="auto"/>
+        <w:rPr>
+          <w:b/>
+          <w:bCs/>
+        </w:rPr>
+      </w:pPr>
+      <w:bookmarkStart w:id="5" w:name="_Toc219971408"/>
+      <w:r>
+        <w:rPr>
+          <w:b/>
+          <w:bCs/>
+        </w:rPr>
+        <w:t xml:space="preserve">Domain </w:t>
+      </w:r>
+      <w:r>
+        <w:rPr>
+          <w:b/>
+          <w:bCs/>
+        </w:rPr>
+        <w:t>2</w:t>
+      </w:r>
+      <w:r>
+        <w:rPr>
+          <w:b/>
+          <w:bCs/>
+        </w:rPr>
+        <w:t xml:space="preserve">: </w:t>
+      </w:r>
+      <w:r>
+        <w:rPr>
+          <w:b/>
+          <w:bCs/>
+        </w:rPr>
+        <w:t>End-to-End Encryption (E2EE) Protocols</w:t>
+      </w:r>
+      <w:bookmarkEnd w:id="5"/>
+    </w:p>
+    <w:p>
+      <w:pPr>
+        <w:pStyle w:val="Heading2"/>
+        <w:spacing w:line="360" w:lineRule="auto"/>
+      </w:pPr>
+      <w:bookmarkStart w:id="6" w:name="_Toc219971409"/>
       <w:r>
         <w:t>Paper 1: "</w:t>
       </w:r>
@@ -1196,7 +2484,7 @@
       <w:r>
         <w:t>: An Analysis of End-to-End Encryption and Authentication Ceremonies in Secure Messaging Systems" (2023)</w:t>
       </w:r>
-      <w:bookmarkEnd w:id="1"/>
+      <w:bookmarkEnd w:id="6"/>
     </w:p>
     <w:p>
       <w:pPr>
@@ -1347,6 +2635,7 @@
           <w:i/>
           <w:iCs/>
         </w:rPr>
+        <w:lastRenderedPageBreak/>
         <w:t>Strength:</w:t>
       </w:r>
       <w:r>
@@ -1431,7 +2720,6 @@
           <w:b/>
           <w:bCs/>
         </w:rPr>
-        <w:lastRenderedPageBreak/>
         <w:t>Synthesis Tip:</w:t>
       </w:r>
       <w:r>
@@ -1459,7 +2747,7 @@
         <w:pStyle w:val="Heading2"/>
         <w:spacing w:line="360" w:lineRule="auto"/>
       </w:pPr>
-      <w:bookmarkStart w:id="2" w:name="_Toc216444743"/>
+      <w:bookmarkStart w:id="7" w:name="_Toc219971410"/>
       <w:r>
         <w:t xml:space="preserve">Paper </w:t>
       </w:r>
@@ -1469,7 +2757,7 @@
       <w:r>
         <w:t>: "Insider Threat Detection and Secure Data Transfer Leveraging Bidirectional LSTM" (2025)</w:t>
       </w:r>
-      <w:bookmarkEnd w:id="2"/>
+      <w:bookmarkEnd w:id="7"/>
     </w:p>
     <w:p>
       <w:pPr>
@@ -1648,6 +2936,7 @@
           <w:b/>
           <w:bCs/>
         </w:rPr>
+        <w:lastRenderedPageBreak/>
         <w:t>6. Future Directions:</w:t>
       </w:r>
       <w:r>
@@ -1735,24 +3024,292 @@
         <w:pStyle w:val="Heading2"/>
         <w:spacing w:line="360" w:lineRule="auto"/>
       </w:pPr>
-      <w:bookmarkStart w:id="3" w:name="_Toc216444744"/>
+      <w:bookmarkStart w:id="8" w:name="_Toc219971411"/>
+      <w:r>
+        <w:t xml:space="preserve">Paper </w:t>
+      </w:r>
+      <w:r>
+        <w:t>3</w:t>
+      </w:r>
+      <w:r>
+        <w:t>: "A Review of Recent Advances, Challenges, and Opportunities in Malicious Insider Threat Detection Using Machine Learning Methods" (2024)</w:t>
+      </w:r>
+      <w:bookmarkEnd w:id="8"/>
+    </w:p>
+    <w:p>
+      <w:pPr>
+        <w:numPr>
+          <w:ilvl w:val="0"/>
+          <w:numId w:val="2"/>
+        </w:numPr>
+        <w:spacing w:line="360" w:lineRule="auto"/>
+      </w:pPr>
+      <w:r>
+        <w:rPr>
+          <w:b/>
+          <w:bCs/>
+        </w:rPr>
+        <w:t>1. Focus:</w:t>
+      </w:r>
+      <w:r>
+        <w:t xml:space="preserve"> A comprehensive survey (review) of all current ML techniques used to catch insider threats.</w:t>
+      </w:r>
+    </w:p>
+    <w:p>
+      <w:pPr>
+        <w:numPr>
+          <w:ilvl w:val="0"/>
+          <w:numId w:val="2"/>
+        </w:numPr>
+        <w:spacing w:line="360" w:lineRule="auto"/>
+      </w:pPr>
+      <w:r>
+        <w:rPr>
+          <w:b/>
+          <w:bCs/>
+        </w:rPr>
+        <w:t>2. Problem Statement:</w:t>
+      </w:r>
+      <w:r>
+        <w:t xml:space="preserve"> There is no single "perfect" algorithm; different attacks require different detection methods. Also, balancing </w:t>
+      </w:r>
+      <w:r>
+        <w:rPr>
+          <w:b/>
+          <w:bCs/>
+        </w:rPr>
+        <w:t>False Positives</w:t>
+      </w:r>
+      <w:r>
+        <w:t xml:space="preserve"> (flagging innocent users) vs. </w:t>
+      </w:r>
+      <w:r>
+        <w:rPr>
+          <w:b/>
+          <w:bCs/>
+        </w:rPr>
+        <w:t>False Negatives</w:t>
+      </w:r>
+      <w:r>
+        <w:t xml:space="preserve"> (missing attackers) is a major challenge.</w:t>
+      </w:r>
+    </w:p>
+    <w:p>
+      <w:pPr>
+        <w:numPr>
+          <w:ilvl w:val="0"/>
+          <w:numId w:val="2"/>
+        </w:numPr>
+        <w:spacing w:line="360" w:lineRule="auto"/>
+      </w:pPr>
+      <w:r>
+        <w:rPr>
+          <w:b/>
+          <w:bCs/>
+        </w:rPr>
+        <w:t>3. Method:</w:t>
+      </w:r>
+      <w:r>
+        <w:t xml:space="preserve"> </w:t>
+      </w:r>
+      <w:r>
+        <w:rPr>
+          <w:b/>
+          <w:bCs/>
+        </w:rPr>
+        <w:t>Systematic Literature Review (SLR)</w:t>
+      </w:r>
+      <w:r>
+        <w:t xml:space="preserve">. The authors </w:t>
+      </w:r>
+      <w:proofErr w:type="spellStart"/>
+      <w:r>
+        <w:t>analyzed</w:t>
+      </w:r>
+      <w:proofErr w:type="spellEnd"/>
+      <w:r>
+        <w:t xml:space="preserve"> dozens of papers to categorize techniques into Supervised, Unsupervised, and Deep Learning.</w:t>
+      </w:r>
+    </w:p>
+    <w:p>
+      <w:pPr>
+        <w:numPr>
+          <w:ilvl w:val="0"/>
+          <w:numId w:val="2"/>
+        </w:numPr>
+        <w:spacing w:line="360" w:lineRule="auto"/>
+      </w:pPr>
+      <w:r>
+        <w:rPr>
+          <w:b/>
+          <w:bCs/>
+        </w:rPr>
+        <w:t>4. Findings:</w:t>
+      </w:r>
+      <w:r>
+        <w:t xml:space="preserve"> Deep Learning is becoming the standard, but it lacks "explainability" (we don't know </w:t>
+      </w:r>
+      <w:r>
+        <w:rPr>
+          <w:i/>
+          <w:iCs/>
+        </w:rPr>
+        <w:t>why</w:t>
+      </w:r>
+      <w:r>
+        <w:t xml:space="preserve"> the AI flagged a user). Data imbalance (too few examples of attacks) makes training hard.</w:t>
+      </w:r>
+    </w:p>
+    <w:p>
+      <w:pPr>
+        <w:numPr>
+          <w:ilvl w:val="0"/>
+          <w:numId w:val="2"/>
+        </w:numPr>
+        <w:spacing w:line="360" w:lineRule="auto"/>
+      </w:pPr>
+      <w:r>
+        <w:rPr>
+          <w:b/>
+          <w:bCs/>
+        </w:rPr>
+        <w:t>5. Strengths/Weaknesses:</w:t>
+      </w:r>
+    </w:p>
+    <w:p>
+      <w:pPr>
+        <w:numPr>
+          <w:ilvl w:val="1"/>
+          <w:numId w:val="2"/>
+        </w:numPr>
+        <w:spacing w:line="360" w:lineRule="auto"/>
+      </w:pPr>
+      <w:r>
+        <w:rPr>
+          <w:i/>
+          <w:iCs/>
+        </w:rPr>
+        <w:t>Strength:</w:t>
+      </w:r>
+      <w:r>
+        <w:t xml:space="preserve"> Excellent overview of the "state of the art."</w:t>
+      </w:r>
+    </w:p>
+    <w:p>
+      <w:pPr>
+        <w:numPr>
+          <w:ilvl w:val="1"/>
+          <w:numId w:val="2"/>
+        </w:numPr>
+        <w:spacing w:line="360" w:lineRule="auto"/>
+      </w:pPr>
+      <w:r>
+        <w:rPr>
+          <w:i/>
+          <w:iCs/>
+        </w:rPr>
+        <w:t>Weakness:</w:t>
+      </w:r>
+      <w:r>
+        <w:t xml:space="preserve"> Does not propose a new tool, only reviews existing ones.</w:t>
+      </w:r>
+    </w:p>
+    <w:p>
+      <w:pPr>
+        <w:numPr>
+          <w:ilvl w:val="0"/>
+          <w:numId w:val="2"/>
+        </w:numPr>
+        <w:spacing w:line="360" w:lineRule="auto"/>
+      </w:pPr>
+      <w:r>
+        <w:rPr>
+          <w:b/>
+          <w:bCs/>
+        </w:rPr>
+        <w:t>6. Future Directions:</w:t>
+      </w:r>
+      <w:r>
+        <w:t xml:space="preserve"> Need for "Explainable AI" (XAI) and privacy-preserving detection methods.</w:t>
+      </w:r>
+    </w:p>
+    <w:p>
+      <w:pPr>
+        <w:numPr>
+          <w:ilvl w:val="0"/>
+          <w:numId w:val="2"/>
+        </w:numPr>
+        <w:spacing w:line="360" w:lineRule="auto"/>
+      </w:pPr>
+      <w:r>
+        <w:rPr>
+          <w:b/>
+          <w:bCs/>
+        </w:rPr>
+        <w:t>7. Table Data:</w:t>
+      </w:r>
+      <w:r>
+        <w:t xml:space="preserve"> Domain: Survey | Method: SLR | Outcome: Taxonomy of ML methods.</w:t>
+      </w:r>
+    </w:p>
+    <w:p>
+      <w:pPr>
+        <w:numPr>
+          <w:ilvl w:val="0"/>
+          <w:numId w:val="2"/>
+        </w:numPr>
+        <w:spacing w:line="360" w:lineRule="auto"/>
+      </w:pPr>
+      <w:r>
+        <w:rPr>
+          <w:b/>
+          <w:bCs/>
+        </w:rPr>
+        <w:t>8. Synthesis Tip:</w:t>
+      </w:r>
+      <w:r>
+        <w:t xml:space="preserve"> Use this to justify your specific choice of ML algorithm. "As highlighted by [Paper 2], data imbalance is a challenge; </w:t>
+      </w:r>
+      <w:proofErr w:type="spellStart"/>
+      <w:r>
+        <w:t>SentriZK</w:t>
+      </w:r>
+      <w:proofErr w:type="spellEnd"/>
+      <w:r>
+        <w:t xml:space="preserve"> addresses this by using pre-trained models..."</w:t>
+      </w:r>
+    </w:p>
+    <w:p>
+      <w:pPr>
+        <w:pStyle w:val="Heading2"/>
+        <w:spacing w:line="360" w:lineRule="auto"/>
+      </w:pPr>
+      <w:bookmarkStart w:id="9" w:name="_Toc219971412"/>
       <w:r>
         <w:lastRenderedPageBreak/>
         <w:t xml:space="preserve">Paper </w:t>
       </w:r>
       <w:r>
-        <w:t>3</w:t>
-      </w:r>
-      <w:r>
-        <w:t>: "A Review of Recent Advances, Challenges, and Opportunities in Malicious Insider Threat Detection Using Machine Learning Methods" (2024)</w:t>
-      </w:r>
-      <w:bookmarkEnd w:id="3"/>
-    </w:p>
-    <w:p>
-      <w:pPr>
-        <w:numPr>
-          <w:ilvl w:val="0"/>
-          <w:numId w:val="2"/>
+        <w:t>4</w:t>
+      </w:r>
+      <w:r>
+        <w:t xml:space="preserve">: "Threat </w:t>
+      </w:r>
+      <w:proofErr w:type="spellStart"/>
+      <w:r>
+        <w:t>Modeling</w:t>
+      </w:r>
+      <w:proofErr w:type="spellEnd"/>
+      <w:r>
+        <w:t xml:space="preserve"> for Enterprise Secure Messaging Applications" (2025)</w:t>
+      </w:r>
+      <w:bookmarkEnd w:id="9"/>
+    </w:p>
+    <w:p>
+      <w:pPr>
+        <w:numPr>
+          <w:ilvl w:val="0"/>
+          <w:numId w:val="3"/>
         </w:numPr>
         <w:spacing w:line="360" w:lineRule="auto"/>
       </w:pPr>
@@ -1764,14 +3321,14 @@
         <w:t>1. Focus:</w:t>
       </w:r>
       <w:r>
-        <w:t xml:space="preserve"> A comprehensive survey (review) of all current ML techniques used to catch insider threats.</w:t>
-      </w:r>
-    </w:p>
-    <w:p>
-      <w:pPr>
-        <w:numPr>
-          <w:ilvl w:val="0"/>
-          <w:numId w:val="2"/>
+        <w:t xml:space="preserve"> Identifying specific security holes in apps like Slack, Teams, and WhatsApp Enterprise.</w:t>
+      </w:r>
+    </w:p>
+    <w:p>
+      <w:pPr>
+        <w:numPr>
+          <w:ilvl w:val="0"/>
+          <w:numId w:val="3"/>
         </w:numPr>
         <w:spacing w:line="360" w:lineRule="auto"/>
       </w:pPr>
@@ -1783,34 +3340,14 @@
         <w:t>2. Problem Statement:</w:t>
       </w:r>
       <w:r>
-        <w:t xml:space="preserve"> There is no single "perfect" algorithm; different attacks require different detection methods. Also, balancing </w:t>
-      </w:r>
-      <w:r>
-        <w:rPr>
-          <w:b/>
-          <w:bCs/>
-        </w:rPr>
-        <w:t>False Positives</w:t>
-      </w:r>
-      <w:r>
-        <w:t xml:space="preserve"> (flagging innocent users) vs. </w:t>
-      </w:r>
-      <w:r>
-        <w:rPr>
-          <w:b/>
-          <w:bCs/>
-        </w:rPr>
-        <w:t>False Negatives</w:t>
-      </w:r>
-      <w:r>
-        <w:t xml:space="preserve"> (missing attackers) is a major challenge.</w:t>
-      </w:r>
-    </w:p>
-    <w:p>
-      <w:pPr>
-        <w:numPr>
-          <w:ilvl w:val="0"/>
-          <w:numId w:val="2"/>
+        <w:t xml:space="preserve"> Enterprise apps are complex. They mix file sharing, video, and chat. This complexity creates new attack surfaces (e.g., malicious file uploads, link previews) that simple "encryption" cannot fix.</w:t>
+      </w:r>
+    </w:p>
+    <w:p>
+      <w:pPr>
+        <w:numPr>
+          <w:ilvl w:val="0"/>
+          <w:numId w:val="3"/>
         </w:numPr>
         <w:spacing w:line="360" w:lineRule="auto"/>
       </w:pPr>
@@ -1829,25 +3366,33 @@
           <w:b/>
           <w:bCs/>
         </w:rPr>
-        <w:t>Systematic Literature Review (SLR)</w:t>
-      </w:r>
-      <w:r>
-        <w:t xml:space="preserve">. The authors </w:t>
+        <w:t xml:space="preserve">Threat </w:t>
       </w:r>
       <w:proofErr w:type="spellStart"/>
       <w:r>
-        <w:t>analyzed</w:t>
+        <w:rPr>
+          <w:b/>
+          <w:bCs/>
+        </w:rPr>
+        <w:t>Modeling</w:t>
       </w:r>
       <w:proofErr w:type="spellEnd"/>
       <w:r>
-        <w:t xml:space="preserve"> dozens of papers to categorize techniques into Supervised, Unsupervised, and Deep Learning.</w:t>
-      </w:r>
-    </w:p>
-    <w:p>
-      <w:pPr>
-        <w:numPr>
-          <w:ilvl w:val="0"/>
-          <w:numId w:val="2"/>
+        <w:rPr>
+          <w:b/>
+          <w:bCs/>
+        </w:rPr>
+        <w:t xml:space="preserve"> (STRIDE or similar)</w:t>
+      </w:r>
+      <w:r>
+        <w:t>. The authors systematically mapped out architecture diagrams of chat apps and identified where attacks could happen.</w:t>
+      </w:r>
+    </w:p>
+    <w:p>
+      <w:pPr>
+        <w:numPr>
+          <w:ilvl w:val="0"/>
+          <w:numId w:val="3"/>
         </w:numPr>
         <w:spacing w:line="360" w:lineRule="auto"/>
       </w:pPr>
@@ -1859,40 +3404,69 @@
         <w:t>4. Findings:</w:t>
       </w:r>
       <w:r>
-        <w:t xml:space="preserve"> Deep Learning is becoming the standard, but it lacks "explainability" (we don't know </w:t>
-      </w:r>
+        <w:t xml:space="preserve"> End-to-End Encryption (E2EE) protects data in transit, but </w:t>
+      </w:r>
+      <w:r>
+        <w:rPr>
+          <w:b/>
+          <w:bCs/>
+        </w:rPr>
+        <w:t>metadata</w:t>
+      </w:r>
+      <w:r>
+        <w:t xml:space="preserve"> (who spoke to whom) and </w:t>
+      </w:r>
+      <w:r>
+        <w:rPr>
+          <w:b/>
+          <w:bCs/>
+        </w:rPr>
+        <w:t>endpoint security</w:t>
+      </w:r>
+      <w:r>
+        <w:t xml:space="preserve"> (the phone itself) remain vulnerable.</w:t>
+      </w:r>
+    </w:p>
+    <w:p>
+      <w:pPr>
+        <w:numPr>
+          <w:ilvl w:val="0"/>
+          <w:numId w:val="3"/>
+        </w:numPr>
+        <w:spacing w:line="360" w:lineRule="auto"/>
+      </w:pPr>
+      <w:r>
+        <w:rPr>
+          <w:b/>
+          <w:bCs/>
+        </w:rPr>
+        <w:t>5. Strengths/Weaknesses:</w:t>
+      </w:r>
+    </w:p>
+    <w:p>
+      <w:pPr>
+        <w:numPr>
+          <w:ilvl w:val="1"/>
+          <w:numId w:val="3"/>
+        </w:numPr>
+        <w:spacing w:line="360" w:lineRule="auto"/>
+      </w:pPr>
       <w:r>
         <w:rPr>
           <w:i/>
           <w:iCs/>
         </w:rPr>
-        <w:t>why</w:t>
-      </w:r>
-      <w:r>
-        <w:t xml:space="preserve"> the AI flagged a user). Data imbalance (too few examples of attacks) makes training hard.</w:t>
-      </w:r>
-    </w:p>
-    <w:p>
-      <w:pPr>
-        <w:numPr>
-          <w:ilvl w:val="0"/>
-          <w:numId w:val="2"/>
-        </w:numPr>
-        <w:spacing w:line="360" w:lineRule="auto"/>
-      </w:pPr>
-      <w:r>
-        <w:rPr>
-          <w:b/>
-          <w:bCs/>
-        </w:rPr>
-        <w:t>5. Strengths/Weaknesses:</w:t>
+        <w:t>Strength:</w:t>
+      </w:r>
+      <w:r>
+        <w:t xml:space="preserve"> Very specific to your exact domain (chat apps).</w:t>
       </w:r>
     </w:p>
     <w:p>
       <w:pPr>
         <w:numPr>
           <w:ilvl w:val="1"/>
-          <w:numId w:val="2"/>
+          <w:numId w:val="3"/>
         </w:numPr>
         <w:spacing w:line="360" w:lineRule="auto"/>
       </w:pPr>
@@ -1901,36 +3475,27 @@
           <w:i/>
           <w:iCs/>
         </w:rPr>
-        <w:t>Strength:</w:t>
-      </w:r>
-      <w:r>
-        <w:t xml:space="preserve"> Excellent overview of the "state of the art."</w:t>
-      </w:r>
-    </w:p>
-    <w:p>
-      <w:pPr>
-        <w:numPr>
-          <w:ilvl w:val="1"/>
-          <w:numId w:val="2"/>
-        </w:numPr>
-        <w:spacing w:line="360" w:lineRule="auto"/>
-      </w:pPr>
+        <w:t>Weakness:</w:t>
+      </w:r>
+      <w:r>
+        <w:t xml:space="preserve"> Focuses on </w:t>
+      </w:r>
       <w:r>
         <w:rPr>
           <w:i/>
           <w:iCs/>
         </w:rPr>
-        <w:t>Weakness:</w:t>
-      </w:r>
-      <w:r>
-        <w:t xml:space="preserve"> Does not propose a new tool, only reviews existing ones.</w:t>
-      </w:r>
-    </w:p>
-    <w:p>
-      <w:pPr>
-        <w:numPr>
-          <w:ilvl w:val="0"/>
-          <w:numId w:val="2"/>
+        <w:t>finding</w:t>
+      </w:r>
+      <w:r>
+        <w:t xml:space="preserve"> problems rather than building a solution.</w:t>
+      </w:r>
+    </w:p>
+    <w:p>
+      <w:pPr>
+        <w:numPr>
+          <w:ilvl w:val="0"/>
+          <w:numId w:val="3"/>
         </w:numPr>
         <w:spacing w:line="360" w:lineRule="auto"/>
       </w:pPr>
@@ -1942,14 +3507,14 @@
         <w:t>6. Future Directions:</w:t>
       </w:r>
       <w:r>
-        <w:t xml:space="preserve"> Need for "Explainable AI" (XAI) and privacy-preserving detection methods.</w:t>
-      </w:r>
-    </w:p>
-    <w:p>
-      <w:pPr>
-        <w:numPr>
-          <w:ilvl w:val="0"/>
-          <w:numId w:val="2"/>
+        <w:t xml:space="preserve"> Recommends better endpoint verification and minimizing metadata collection.</w:t>
+      </w:r>
+    </w:p>
+    <w:p>
+      <w:pPr>
+        <w:numPr>
+          <w:ilvl w:val="0"/>
+          <w:numId w:val="3"/>
         </w:numPr>
         <w:spacing w:line="360" w:lineRule="auto"/>
       </w:pPr>
@@ -1961,14 +3526,22 @@
         <w:t>7. Table Data:</w:t>
       </w:r>
       <w:r>
-        <w:t xml:space="preserve"> Domain: Survey | Method: SLR | Outcome: Taxonomy of ML methods.</w:t>
-      </w:r>
-    </w:p>
-    <w:p>
-      <w:pPr>
-        <w:numPr>
-          <w:ilvl w:val="0"/>
-          <w:numId w:val="2"/>
+        <w:t xml:space="preserve"> Domain: Messaging Security | Method: Threat </w:t>
+      </w:r>
+      <w:proofErr w:type="spellStart"/>
+      <w:r>
+        <w:t>Modeling</w:t>
+      </w:r>
+      <w:proofErr w:type="spellEnd"/>
+      <w:r>
+        <w:t xml:space="preserve"> | Outcome: Identified endpoint vulnerabilities.</w:t>
+      </w:r>
+    </w:p>
+    <w:p>
+      <w:pPr>
+        <w:numPr>
+          <w:ilvl w:val="0"/>
+          <w:numId w:val="3"/>
         </w:numPr>
         <w:spacing w:line="360" w:lineRule="auto"/>
       </w:pPr>
@@ -1980,7 +3553,7 @@
         <w:t>8. Synthesis Tip:</w:t>
       </w:r>
       <w:r>
-        <w:t xml:space="preserve"> Use this to justify your specific choice of ML algorithm. "As highlighted by [Paper 2], data imbalance is a challenge; </w:t>
+        <w:t xml:space="preserve"> This is your "Why". "Following the threat model analysis by [Paper 3], </w:t>
       </w:r>
       <w:proofErr w:type="spellStart"/>
       <w:r>
@@ -1988,197 +3561,1058 @@
       </w:r>
       <w:proofErr w:type="spellEnd"/>
       <w:r>
-        <w:t xml:space="preserve"> addresses this by using pre-trained models..."</w:t>
-      </w:r>
-    </w:p>
-    <w:p>
-      <w:pPr>
-        <w:pStyle w:val="Heading2"/>
-        <w:spacing w:line="360" w:lineRule="auto"/>
-      </w:pPr>
-      <w:bookmarkStart w:id="4" w:name="_Toc216444745"/>
-      <w:r>
-        <w:t xml:space="preserve">Paper </w:t>
-      </w:r>
-      <w:r>
-        <w:t>4</w:t>
-      </w:r>
-      <w:r>
-        <w:t xml:space="preserve">: "Threat </w:t>
-      </w:r>
-      <w:proofErr w:type="spellStart"/>
-      <w:r>
-        <w:t>Modeling</w:t>
-      </w:r>
-      <w:proofErr w:type="spellEnd"/>
-      <w:r>
-        <w:t xml:space="preserve"> for Enterprise Secure Messaging Applications" (2025)</w:t>
-      </w:r>
-      <w:bookmarkEnd w:id="4"/>
-    </w:p>
-    <w:p>
-      <w:pPr>
-        <w:numPr>
-          <w:ilvl w:val="0"/>
-          <w:numId w:val="3"/>
-        </w:numPr>
-        <w:spacing w:line="360" w:lineRule="auto"/>
-      </w:pPr>
-      <w:r>
-        <w:rPr>
-          <w:b/>
-          <w:bCs/>
-        </w:rPr>
-        <w:t>1. Focus:</w:t>
-      </w:r>
-      <w:r>
-        <w:t xml:space="preserve"> Identifying specific security holes in apps like Slack, Teams, and WhatsApp Enterprise.</w:t>
-      </w:r>
-    </w:p>
-    <w:p>
-      <w:pPr>
-        <w:numPr>
-          <w:ilvl w:val="0"/>
-          <w:numId w:val="3"/>
-        </w:numPr>
-        <w:spacing w:line="360" w:lineRule="auto"/>
-      </w:pPr>
-      <w:r>
-        <w:rPr>
-          <w:b/>
-          <w:bCs/>
-        </w:rPr>
-        <w:lastRenderedPageBreak/>
-        <w:t>2. Problem Statement:</w:t>
-      </w:r>
-      <w:r>
-        <w:t xml:space="preserve"> Enterprise apps are complex. They mix file sharing, video, and chat. This complexity creates new attack surfaces (e.g., malicious file uploads, link previews) that simple "encryption" cannot fix.</w:t>
-      </w:r>
-    </w:p>
-    <w:p>
-      <w:pPr>
-        <w:numPr>
-          <w:ilvl w:val="0"/>
-          <w:numId w:val="3"/>
-        </w:numPr>
-        <w:spacing w:line="360" w:lineRule="auto"/>
-      </w:pPr>
-      <w:r>
-        <w:rPr>
-          <w:b/>
-          <w:bCs/>
-        </w:rPr>
-        <w:t>3. Method:</w:t>
-      </w:r>
-      <w:r>
-        <w:t xml:space="preserve"> </w:t>
-      </w:r>
-      <w:r>
-        <w:rPr>
-          <w:b/>
-          <w:bCs/>
-        </w:rPr>
-        <w:t xml:space="preserve">Threat </w:t>
-      </w:r>
-      <w:proofErr w:type="spellStart"/>
-      <w:r>
-        <w:rPr>
-          <w:b/>
-          <w:bCs/>
-        </w:rPr>
-        <w:t>Modeling</w:t>
-      </w:r>
-      <w:proofErr w:type="spellEnd"/>
-      <w:r>
-        <w:rPr>
-          <w:b/>
-          <w:bCs/>
-        </w:rPr>
-        <w:t xml:space="preserve"> (STRIDE or similar)</w:t>
-      </w:r>
-      <w:r>
-        <w:t>. The authors systematically mapped out architecture diagrams of chat apps and identified where attacks could happen.</w:t>
-      </w:r>
-    </w:p>
-    <w:p>
-      <w:pPr>
-        <w:numPr>
-          <w:ilvl w:val="0"/>
-          <w:numId w:val="3"/>
-        </w:numPr>
-        <w:spacing w:line="360" w:lineRule="auto"/>
-      </w:pPr>
-      <w:r>
-        <w:rPr>
-          <w:b/>
-          <w:bCs/>
-        </w:rPr>
-        <w:t>4. Findings:</w:t>
-      </w:r>
-      <w:r>
-        <w:t xml:space="preserve"> End-to-End Encryption (E2EE) protects data in transit, but </w:t>
-      </w:r>
-      <w:r>
-        <w:rPr>
-          <w:b/>
-          <w:bCs/>
-        </w:rPr>
-        <w:t>metadata</w:t>
-      </w:r>
-      <w:r>
-        <w:t xml:space="preserve"> (who spoke to whom) and </w:t>
-      </w:r>
-      <w:r>
-        <w:rPr>
-          <w:b/>
-          <w:bCs/>
-        </w:rPr>
-        <w:t>endpoint security</w:t>
-      </w:r>
-      <w:r>
-        <w:t xml:space="preserve"> (the phone itself) remain vulnerable.</w:t>
-      </w:r>
-    </w:p>
-    <w:p>
-      <w:pPr>
-        <w:numPr>
-          <w:ilvl w:val="0"/>
-          <w:numId w:val="3"/>
-        </w:numPr>
-        <w:spacing w:line="360" w:lineRule="auto"/>
-      </w:pPr>
-      <w:r>
-        <w:rPr>
-          <w:b/>
-          <w:bCs/>
-        </w:rPr>
-        <w:t>5. Strengths/Weaknesses:</w:t>
-      </w:r>
-    </w:p>
-    <w:p>
-      <w:pPr>
-        <w:numPr>
-          <w:ilvl w:val="1"/>
-          <w:numId w:val="3"/>
-        </w:numPr>
-        <w:spacing w:line="360" w:lineRule="auto"/>
-      </w:pPr>
+        <w:t xml:space="preserve"> focuses on securing the </w:t>
+      </w:r>
       <w:r>
         <w:rPr>
           <w:i/>
           <w:iCs/>
         </w:rPr>
+        <w:t>endpoint</w:t>
+      </w:r>
+      <w:r>
+        <w:t xml:space="preserve"> (the mobile app) since the network layer is already encrypted."</w:t>
+      </w:r>
+    </w:p>
+    <w:p>
+      <w:pPr>
+        <w:pStyle w:val="Heading2"/>
+        <w:spacing w:line="360" w:lineRule="auto"/>
+        <w:rPr>
+          <w:lang w:val="en-US"/>
+        </w:rPr>
+      </w:pPr>
+      <w:bookmarkStart w:id="10" w:name="_Toc219971413"/>
+      <w:r>
+        <w:rPr>
+          <w:lang w:val="en-US"/>
+        </w:rPr>
+        <w:t>Paper 5: "The Messaging Layer Security (MLS) Protocol (RFC 9420)" (2023)</w:t>
+      </w:r>
+      <w:bookmarkEnd w:id="10"/>
+    </w:p>
+    <w:p>
+      <w:pPr>
+        <w:numPr>
+          <w:ilvl w:val="0"/>
+          <w:numId w:val="13"/>
+        </w:numPr>
+        <w:spacing w:line="360" w:lineRule="auto"/>
+        <w:rPr>
+          <w:lang w:val="en-US"/>
+        </w:rPr>
+      </w:pPr>
+      <w:r>
+        <w:rPr>
+          <w:b/>
+          <w:bCs/>
+          <w:lang w:val="en-US"/>
+        </w:rPr>
+        <w:t>Focus:</w:t>
+      </w:r>
+      <w:r>
+        <w:rPr>
+          <w:lang w:val="en-US"/>
+        </w:rPr>
+        <w:t xml:space="preserve"> Scaling End-to-End Encryption for Groups.</w:t>
+      </w:r>
+    </w:p>
+    <w:p>
+      <w:pPr>
+        <w:numPr>
+          <w:ilvl w:val="0"/>
+          <w:numId w:val="13"/>
+        </w:numPr>
+        <w:spacing w:line="360" w:lineRule="auto"/>
+        <w:rPr>
+          <w:lang w:val="en-US"/>
+        </w:rPr>
+      </w:pPr>
+      <w:r>
+        <w:rPr>
+          <w:b/>
+          <w:bCs/>
+          <w:lang w:val="en-US"/>
+        </w:rPr>
+        <w:t>Problem Statement:</w:t>
+      </w:r>
+      <w:r>
+        <w:rPr>
+          <w:lang w:val="en-US"/>
+        </w:rPr>
+        <w:t xml:space="preserve"> The standard Signal Protocol (Double Ratchet) is inefficient for large group chats, as the computational cost increases linearly O(n) with every user added, causing latency.</w:t>
+      </w:r>
+    </w:p>
+    <w:p>
+      <w:pPr>
+        <w:numPr>
+          <w:ilvl w:val="0"/>
+          <w:numId w:val="13"/>
+        </w:numPr>
+        <w:spacing w:line="360" w:lineRule="auto"/>
+        <w:rPr>
+          <w:lang w:val="en-US"/>
+        </w:rPr>
+      </w:pPr>
+      <w:r>
+        <w:rPr>
+          <w:b/>
+          <w:bCs/>
+          <w:lang w:val="en-US"/>
+        </w:rPr>
+        <w:lastRenderedPageBreak/>
+        <w:t>Method:</w:t>
+      </w:r>
+      <w:r>
+        <w:rPr>
+          <w:lang w:val="en-US"/>
+        </w:rPr>
+        <w:t xml:space="preserve"> Implementation of </w:t>
+      </w:r>
+      <w:proofErr w:type="spellStart"/>
+      <w:r>
+        <w:rPr>
+          <w:lang w:val="en-US"/>
+        </w:rPr>
+        <w:t>TreeKEM</w:t>
+      </w:r>
+      <w:proofErr w:type="spellEnd"/>
+      <w:r>
+        <w:rPr>
+          <w:lang w:val="en-US"/>
+        </w:rPr>
+        <w:t xml:space="preserve"> (Group Key Agreement) within the IETF MLS standard.</w:t>
+      </w:r>
+    </w:p>
+    <w:p>
+      <w:pPr>
+        <w:numPr>
+          <w:ilvl w:val="0"/>
+          <w:numId w:val="13"/>
+        </w:numPr>
+        <w:spacing w:line="360" w:lineRule="auto"/>
+        <w:rPr>
+          <w:lang w:val="en-US"/>
+        </w:rPr>
+      </w:pPr>
+      <w:r>
+        <w:rPr>
+          <w:b/>
+          <w:bCs/>
+          <w:lang w:val="en-US"/>
+        </w:rPr>
+        <w:t>Findings:</w:t>
+      </w:r>
+      <w:r>
+        <w:rPr>
+          <w:lang w:val="en-US"/>
+        </w:rPr>
+        <w:t xml:space="preserve"> By using binary trees to manage group keys, the protocol reduces the cost of adding/removing members from linear O(n) to logarithmic </w:t>
+      </w:r>
+      <w:proofErr w:type="gramStart"/>
+      <w:r>
+        <w:rPr>
+          <w:lang w:val="en-US"/>
+        </w:rPr>
+        <w:t>O(</w:t>
+      </w:r>
+      <w:proofErr w:type="gramEnd"/>
+      <w:r>
+        <w:rPr>
+          <w:lang w:val="en-US"/>
+        </w:rPr>
+        <w:t>log n), making it viable for massive groups.</w:t>
+      </w:r>
+    </w:p>
+    <w:p>
+      <w:pPr>
+        <w:numPr>
+          <w:ilvl w:val="0"/>
+          <w:numId w:val="13"/>
+        </w:numPr>
+        <w:spacing w:line="360" w:lineRule="auto"/>
+        <w:rPr>
+          <w:lang w:val="en-US"/>
+        </w:rPr>
+      </w:pPr>
+      <w:r>
+        <w:rPr>
+          <w:b/>
+          <w:bCs/>
+          <w:lang w:val="en-US"/>
+        </w:rPr>
+        <w:t>Strengths/Weaknesses:</w:t>
+      </w:r>
+      <w:r>
+        <w:rPr>
+          <w:lang w:val="en-US"/>
+        </w:rPr>
+        <w:t xml:space="preserve"> </w:t>
+      </w:r>
+      <w:r>
+        <w:rPr>
+          <w:b/>
+          <w:bCs/>
+          <w:lang w:val="en-US"/>
+        </w:rPr>
         <w:t>Strength:</w:t>
       </w:r>
       <w:r>
-        <w:t xml:space="preserve"> Very specific to your exact domain (chat apps).</w:t>
+        <w:rPr>
+          <w:lang w:val="en-US"/>
+        </w:rPr>
+        <w:t xml:space="preserve"> High Scalability and standardized security properties. </w:t>
+      </w:r>
+      <w:r>
+        <w:rPr>
+          <w:b/>
+          <w:bCs/>
+          <w:lang w:val="en-US"/>
+        </w:rPr>
+        <w:t>Weakness:</w:t>
+      </w:r>
+      <w:r>
+        <w:rPr>
+          <w:lang w:val="en-US"/>
+        </w:rPr>
+        <w:t xml:space="preserve"> Significantly newer and more complex to implement than the standard Signal Protocol.</w:t>
+      </w:r>
+    </w:p>
+    <w:p>
+      <w:pPr>
+        <w:numPr>
+          <w:ilvl w:val="0"/>
+          <w:numId w:val="13"/>
+        </w:numPr>
+        <w:spacing w:line="360" w:lineRule="auto"/>
+        <w:rPr>
+          <w:lang w:val="en-US"/>
+        </w:rPr>
+      </w:pPr>
+      <w:r>
+        <w:rPr>
+          <w:b/>
+          <w:bCs/>
+          <w:lang w:val="en-US"/>
+        </w:rPr>
+        <w:t>Future Directions:</w:t>
+      </w:r>
+      <w:r>
+        <w:rPr>
+          <w:lang w:val="en-US"/>
+        </w:rPr>
+        <w:t xml:space="preserve"> Improving interoperability between different messaging providers (MIMI IETF).</w:t>
+      </w:r>
+    </w:p>
+    <w:p>
+      <w:pPr>
+        <w:numPr>
+          <w:ilvl w:val="0"/>
+          <w:numId w:val="13"/>
+        </w:numPr>
+        <w:spacing w:line="360" w:lineRule="auto"/>
+        <w:rPr>
+          <w:lang w:val="en-US"/>
+        </w:rPr>
+      </w:pPr>
+      <w:r>
+        <w:rPr>
+          <w:b/>
+          <w:bCs/>
+          <w:lang w:val="en-US"/>
+        </w:rPr>
+        <w:t>Table Data:</w:t>
+      </w:r>
+      <w:r>
+        <w:rPr>
+          <w:lang w:val="en-US"/>
+        </w:rPr>
+        <w:t xml:space="preserve"> Domain: E2EE Protocol | Method: </w:t>
+      </w:r>
+      <w:proofErr w:type="spellStart"/>
+      <w:r>
+        <w:rPr>
+          <w:lang w:val="en-US"/>
+        </w:rPr>
+        <w:t>TreeKEM</w:t>
+      </w:r>
+      <w:proofErr w:type="spellEnd"/>
+      <w:r>
+        <w:rPr>
+          <w:lang w:val="en-US"/>
+        </w:rPr>
+        <w:t xml:space="preserve"> | Outcome: Logarithmic scaling for groups.</w:t>
+      </w:r>
+    </w:p>
+    <w:p>
+      <w:pPr>
+        <w:numPr>
+          <w:ilvl w:val="0"/>
+          <w:numId w:val="13"/>
+        </w:numPr>
+        <w:spacing w:line="360" w:lineRule="auto"/>
+        <w:rPr>
+          <w:lang w:val="en-US"/>
+        </w:rPr>
+      </w:pPr>
+      <w:r>
+        <w:rPr>
+          <w:b/>
+          <w:bCs/>
+          <w:lang w:val="en-US"/>
+        </w:rPr>
+        <w:t>Synthesis Tip:</w:t>
+      </w:r>
+      <w:r>
+        <w:rPr>
+          <w:lang w:val="en-US"/>
+        </w:rPr>
+        <w:t xml:space="preserve"> "</w:t>
+      </w:r>
+      <w:proofErr w:type="spellStart"/>
+      <w:r>
+        <w:rPr>
+          <w:lang w:val="en-US"/>
+        </w:rPr>
+        <w:t>SentriZK</w:t>
+      </w:r>
+      <w:proofErr w:type="spellEnd"/>
+      <w:r>
+        <w:rPr>
+          <w:lang w:val="en-US"/>
+        </w:rPr>
+        <w:t xml:space="preserve"> acknowledges the scalability findings of Barnes et al. (2023); while the current prototype uses the standard Double Ratchet for stability, the architecture is designed to accommodate </w:t>
+      </w:r>
+      <w:proofErr w:type="spellStart"/>
+      <w:r>
+        <w:rPr>
+          <w:lang w:val="en-US"/>
+        </w:rPr>
+        <w:t>TreeKEM</w:t>
+      </w:r>
+      <w:proofErr w:type="spellEnd"/>
+      <w:r>
+        <w:rPr>
+          <w:lang w:val="en-US"/>
+        </w:rPr>
+        <w:t xml:space="preserve"> for future group scaling."</w:t>
+      </w:r>
+    </w:p>
+    <w:p>
+      <w:pPr>
+        <w:pStyle w:val="Heading2"/>
+        <w:spacing w:line="360" w:lineRule="auto"/>
+        <w:rPr>
+          <w:lang w:val="en-US"/>
+        </w:rPr>
+      </w:pPr>
+      <w:bookmarkStart w:id="11" w:name="_Toc219971414"/>
+      <w:r>
+        <w:rPr>
+          <w:lang w:val="en-US"/>
+        </w:rPr>
+        <w:t>Paper 6: "Implementation of Secure E2EE Chat Application in Microservice Architecture" (2025)</w:t>
+      </w:r>
+      <w:bookmarkEnd w:id="11"/>
+    </w:p>
+    <w:p>
+      <w:pPr>
+        <w:numPr>
+          <w:ilvl w:val="0"/>
+          <w:numId w:val="14"/>
+        </w:numPr>
+        <w:spacing w:line="360" w:lineRule="auto"/>
+        <w:rPr>
+          <w:lang w:val="en-US"/>
+        </w:rPr>
+      </w:pPr>
+      <w:r>
+        <w:rPr>
+          <w:b/>
+          <w:bCs/>
+          <w:lang w:val="en-US"/>
+        </w:rPr>
+        <w:t>Focus:</w:t>
+      </w:r>
+      <w:r>
+        <w:rPr>
+          <w:lang w:val="en-US"/>
+        </w:rPr>
+        <w:t xml:space="preserve"> Full Stack Implementation details for secure messaging.</w:t>
+      </w:r>
+    </w:p>
+    <w:p>
+      <w:pPr>
+        <w:numPr>
+          <w:ilvl w:val="0"/>
+          <w:numId w:val="14"/>
+        </w:numPr>
+        <w:spacing w:line="360" w:lineRule="auto"/>
+        <w:rPr>
+          <w:lang w:val="en-US"/>
+        </w:rPr>
+      </w:pPr>
+      <w:r>
+        <w:rPr>
+          <w:b/>
+          <w:bCs/>
+          <w:lang w:val="en-US"/>
+        </w:rPr>
+        <w:t>Problem Statement:</w:t>
+      </w:r>
+      <w:r>
+        <w:rPr>
+          <w:lang w:val="en-US"/>
+        </w:rPr>
+        <w:t xml:space="preserve"> The difficulty of securely integrating encryption keys between client-side applications and server-side APIs without exposing shared secrets.</w:t>
+      </w:r>
+    </w:p>
+    <w:p>
+      <w:pPr>
+        <w:numPr>
+          <w:ilvl w:val="0"/>
+          <w:numId w:val="14"/>
+        </w:numPr>
+        <w:spacing w:line="360" w:lineRule="auto"/>
+        <w:rPr>
+          <w:lang w:val="en-US"/>
+        </w:rPr>
+      </w:pPr>
+      <w:r>
+        <w:rPr>
+          <w:b/>
+          <w:bCs/>
+          <w:lang w:val="en-US"/>
+        </w:rPr>
+        <w:t>Method:</w:t>
+      </w:r>
+      <w:r>
+        <w:rPr>
+          <w:lang w:val="en-US"/>
+        </w:rPr>
+        <w:t xml:space="preserve"> Development of a chat system using AES-256 for payload encryption and Diffie-Hellman (DH) for key exchange.</w:t>
+      </w:r>
+    </w:p>
+    <w:p>
+      <w:pPr>
+        <w:numPr>
+          <w:ilvl w:val="0"/>
+          <w:numId w:val="14"/>
+        </w:numPr>
+        <w:spacing w:line="360" w:lineRule="auto"/>
+        <w:rPr>
+          <w:lang w:val="en-US"/>
+        </w:rPr>
+      </w:pPr>
+      <w:r>
+        <w:rPr>
+          <w:b/>
+          <w:bCs/>
+          <w:lang w:val="en-US"/>
+        </w:rPr>
+        <w:t>Findings:</w:t>
+      </w:r>
+      <w:r>
+        <w:rPr>
+          <w:lang w:val="en-US"/>
+        </w:rPr>
+        <w:t xml:space="preserve"> Successfully integrated DH Key Exchange for generating shared secrets and AES-256 for message payload encryption within a distributed microservice environment.</w:t>
+      </w:r>
+    </w:p>
+    <w:p>
+      <w:pPr>
+        <w:numPr>
+          <w:ilvl w:val="0"/>
+          <w:numId w:val="14"/>
+        </w:numPr>
+        <w:spacing w:line="360" w:lineRule="auto"/>
+        <w:rPr>
+          <w:lang w:val="en-US"/>
+        </w:rPr>
+      </w:pPr>
+      <w:r>
+        <w:rPr>
+          <w:b/>
+          <w:bCs/>
+          <w:lang w:val="en-US"/>
+        </w:rPr>
+        <w:t>Strengths/Weaknesses:</w:t>
+      </w:r>
+      <w:r>
+        <w:rPr>
+          <w:lang w:val="en-US"/>
+        </w:rPr>
+        <w:t xml:space="preserve"> </w:t>
+      </w:r>
+      <w:r>
+        <w:rPr>
+          <w:b/>
+          <w:bCs/>
+          <w:lang w:val="en-US"/>
+        </w:rPr>
+        <w:t>Strength:</w:t>
+      </w:r>
+      <w:r>
+        <w:rPr>
+          <w:lang w:val="en-US"/>
+        </w:rPr>
+        <w:t xml:space="preserve"> Serves as a practical developer guide for the "how-to" of encryption. </w:t>
+      </w:r>
+      <w:r>
+        <w:rPr>
+          <w:b/>
+          <w:bCs/>
+          <w:lang w:val="en-US"/>
+        </w:rPr>
+        <w:t>Weakness:</w:t>
+      </w:r>
+      <w:r>
+        <w:rPr>
+          <w:lang w:val="en-US"/>
+        </w:rPr>
+        <w:t xml:space="preserve"> Relies on standard architecture and does not introduce novel cryptographic primitives.</w:t>
+      </w:r>
+    </w:p>
+    <w:p>
+      <w:pPr>
+        <w:numPr>
+          <w:ilvl w:val="0"/>
+          <w:numId w:val="14"/>
+        </w:numPr>
+        <w:spacing w:line="360" w:lineRule="auto"/>
+        <w:rPr>
+          <w:lang w:val="en-US"/>
+        </w:rPr>
+      </w:pPr>
+      <w:r>
+        <w:rPr>
+          <w:b/>
+          <w:bCs/>
+          <w:lang w:val="en-US"/>
+        </w:rPr>
+        <w:t>Future Directions:</w:t>
+      </w:r>
+      <w:r>
+        <w:rPr>
+          <w:lang w:val="en-US"/>
+        </w:rPr>
+        <w:t xml:space="preserve"> Adding Post-Quantum Cryptography (PQC) layers to the key exchange.</w:t>
+      </w:r>
+    </w:p>
+    <w:p>
+      <w:pPr>
+        <w:numPr>
+          <w:ilvl w:val="0"/>
+          <w:numId w:val="14"/>
+        </w:numPr>
+        <w:spacing w:line="360" w:lineRule="auto"/>
+        <w:rPr>
+          <w:lang w:val="en-US"/>
+        </w:rPr>
+      </w:pPr>
+      <w:r>
+        <w:rPr>
+          <w:b/>
+          <w:bCs/>
+          <w:lang w:val="en-US"/>
+        </w:rPr>
+        <w:lastRenderedPageBreak/>
+        <w:t>Table Data:</w:t>
+      </w:r>
+      <w:r>
+        <w:rPr>
+          <w:lang w:val="en-US"/>
+        </w:rPr>
+        <w:t xml:space="preserve"> Domain: E2EE Implementation | Method: AES-256 &amp; Diffie-Hellman | Outcome: Secure API integration.</w:t>
+      </w:r>
+    </w:p>
+    <w:p>
+      <w:pPr>
+        <w:numPr>
+          <w:ilvl w:val="0"/>
+          <w:numId w:val="14"/>
+        </w:numPr>
+        <w:spacing w:line="360" w:lineRule="auto"/>
+        <w:rPr>
+          <w:lang w:val="en-US"/>
+        </w:rPr>
+      </w:pPr>
+      <w:r>
+        <w:rPr>
+          <w:b/>
+          <w:bCs/>
+          <w:lang w:val="en-US"/>
+        </w:rPr>
+        <w:t>Synthesis Tip:</w:t>
+      </w:r>
+      <w:r>
+        <w:rPr>
+          <w:lang w:val="en-US"/>
+        </w:rPr>
+        <w:t xml:space="preserve"> "Following the practical integration framework outlined in [Paper 6], </w:t>
+      </w:r>
+      <w:proofErr w:type="spellStart"/>
+      <w:r>
+        <w:rPr>
+          <w:lang w:val="en-US"/>
+        </w:rPr>
+        <w:t>SentriZK</w:t>
+      </w:r>
+      <w:proofErr w:type="spellEnd"/>
+      <w:r>
+        <w:rPr>
+          <w:lang w:val="en-US"/>
+        </w:rPr>
+        <w:t xml:space="preserve"> utilizes AES-256 for message payloads, ensuring industry-standard protection for data in transit."</w:t>
+      </w:r>
+    </w:p>
+    <w:p>
+      <w:pPr>
+        <w:spacing w:line="360" w:lineRule="auto"/>
+      </w:pPr>
+    </w:p>
+    <w:p>
+      <w:pPr>
+        <w:spacing w:line="360" w:lineRule="auto"/>
+      </w:pPr>
+    </w:p>
+    <w:p>
+      <w:pPr>
+        <w:pStyle w:val="Heading1"/>
+        <w:spacing w:line="360" w:lineRule="auto"/>
+        <w:rPr>
+          <w:b/>
+          <w:bCs/>
+        </w:rPr>
+      </w:pPr>
+      <w:bookmarkStart w:id="12" w:name="_Toc219971415"/>
+      <w:r>
+        <w:rPr>
+          <w:b/>
+          <w:bCs/>
+        </w:rPr>
+        <w:t xml:space="preserve">Domain 3: </w:t>
+      </w:r>
+      <w:r>
+        <w:rPr>
+          <w:b/>
+          <w:bCs/>
+        </w:rPr>
+        <w:t>Current Machine-Learning Anomaly Detection (On-Device)</w:t>
+      </w:r>
+      <w:bookmarkEnd w:id="12"/>
+    </w:p>
+    <w:p>
+      <w:pPr>
+        <w:pStyle w:val="Heading2"/>
+        <w:spacing w:line="360" w:lineRule="auto"/>
+      </w:pPr>
+      <w:bookmarkStart w:id="13" w:name="_Toc219971416"/>
+      <w:r>
+        <w:t xml:space="preserve">Paper </w:t>
+      </w:r>
+      <w:r>
+        <w:t>1</w:t>
+      </w:r>
+      <w:r>
+        <w:t>: "A Systematic Review of Anomaly detection using Machine and Deep Learning Techniques" (2022)</w:t>
+      </w:r>
+      <w:bookmarkEnd w:id="13"/>
+    </w:p>
+    <w:p>
+      <w:pPr>
+        <w:spacing w:line="360" w:lineRule="auto"/>
+      </w:pPr>
+      <w:r>
+        <w:rPr>
+          <w:b/>
+          <w:bCs/>
+        </w:rPr>
+        <w:t>1. Focus:</w:t>
+      </w:r>
+      <w:r>
+        <w:t xml:space="preserve"> A comprehensive review of Machine Learning (SVM, k-NN) and Deep Learning (CNN, LSTM, Autoencoders) techniques used to detect anomalies across various domains (IoT, Video, Network traffic).</w:t>
+      </w:r>
+    </w:p>
+    <w:p>
+      <w:pPr>
+        <w:spacing w:line="360" w:lineRule="auto"/>
+      </w:pPr>
+      <w:r>
+        <w:rPr>
+          <w:b/>
+          <w:bCs/>
+        </w:rPr>
+        <w:t>2. Problem Statement:</w:t>
+      </w:r>
+      <w:r>
+        <w:t xml:space="preserve"> Detecting anomalous activities is challenging due to the "unknown nature of anomalies" (they don't look like known attacks), noise in real-world data, and the inability of static algorithms to adapt to changing environmental conditions.</w:t>
+      </w:r>
+    </w:p>
+    <w:p>
+      <w:pPr>
+        <w:spacing w:line="360" w:lineRule="auto"/>
+      </w:pPr>
+      <w:r>
+        <w:rPr>
+          <w:b/>
+          <w:bCs/>
+        </w:rPr>
+        <w:t>3. Method:</w:t>
+      </w:r>
+      <w:r>
+        <w:t xml:space="preserve"> </w:t>
+      </w:r>
+      <w:r>
+        <w:rPr>
+          <w:b/>
+          <w:bCs/>
+        </w:rPr>
+        <w:t>Systematic Literature Review (SLR).</w:t>
+      </w:r>
+      <w:r>
+        <w:t xml:space="preserve"> The authors </w:t>
+      </w:r>
+      <w:proofErr w:type="spellStart"/>
+      <w:r>
+        <w:t>analyzed</w:t>
+      </w:r>
+      <w:proofErr w:type="spellEnd"/>
+      <w:r>
+        <w:t xml:space="preserve"> research papers published between 2019–2021, categorizing them by algorithm type (ML vs. DL) and application domain to evaluate their strengths and weaknesses.</w:t>
+      </w:r>
+    </w:p>
+    <w:p>
+      <w:pPr>
+        <w:spacing w:line="360" w:lineRule="auto"/>
+      </w:pPr>
+      <w:r>
+        <w:rPr>
+          <w:b/>
+          <w:bCs/>
+        </w:rPr>
+        <w:t>4. Findings:</w:t>
+      </w:r>
+      <w:r>
+        <w:t xml:space="preserve"> Deep Learning (DL) models generally outperform traditional Machine Learning in handling high-dimensional data (like images or complex logs). However, DL models like LSTM require significant bandwidth and time resources, whereas models like </w:t>
+      </w:r>
+      <w:r>
+        <w:rPr>
+          <w:b/>
+          <w:bCs/>
+        </w:rPr>
+        <w:t>SVM</w:t>
+      </w:r>
+      <w:r>
+        <w:t xml:space="preserve"> often underfit when data is complex.</w:t>
+      </w:r>
+    </w:p>
+    <w:p>
+      <w:pPr>
+        <w:spacing w:line="360" w:lineRule="auto"/>
+      </w:pPr>
+      <w:r>
+        <w:rPr>
+          <w:b/>
+          <w:bCs/>
+        </w:rPr>
+        <w:t>5. Strengths/Weaknesses:</w:t>
+      </w:r>
+    </w:p>
+    <w:p>
+      <w:pPr>
+        <w:numPr>
+          <w:ilvl w:val="0"/>
+          <w:numId w:val="12"/>
+        </w:numPr>
+        <w:spacing w:line="360" w:lineRule="auto"/>
+      </w:pPr>
+      <w:r>
+        <w:rPr>
+          <w:b/>
+          <w:bCs/>
+        </w:rPr>
+        <w:t>Strength:</w:t>
+      </w:r>
+      <w:r>
+        <w:t xml:space="preserve"> Provides a specific critique of </w:t>
+      </w:r>
+      <w:r>
+        <w:rPr>
+          <w:b/>
+          <w:bCs/>
+        </w:rPr>
+        <w:t>One-Class SVM</w:t>
+      </w:r>
+      <w:r>
+        <w:t xml:space="preserve"> (it struggles with noisy datasets), which justifies your choice to use more advanced Deep Learning methods.</w:t>
+      </w:r>
+    </w:p>
+    <w:p>
+      <w:pPr>
+        <w:numPr>
+          <w:ilvl w:val="0"/>
+          <w:numId w:val="12"/>
+        </w:numPr>
+        <w:spacing w:line="360" w:lineRule="auto"/>
+      </w:pPr>
+      <w:r>
+        <w:rPr>
+          <w:b/>
+          <w:bCs/>
+        </w:rPr>
+        <w:lastRenderedPageBreak/>
+        <w:t>Weakness:</w:t>
+      </w:r>
+      <w:r>
+        <w:t xml:space="preserve"> Notes that high accuracy in Deep Learning often comes at the cost of high computational power, posing a challenge for real-time detection.</w:t>
+      </w:r>
+    </w:p>
+    <w:p>
+      <w:pPr>
+        <w:spacing w:line="360" w:lineRule="auto"/>
+      </w:pPr>
+      <w:r>
+        <w:rPr>
+          <w:b/>
+          <w:bCs/>
+        </w:rPr>
+        <w:t>6. Future Directions:</w:t>
+      </w:r>
+      <w:r>
+        <w:t xml:space="preserve"> The authors suggest improving performance in </w:t>
+      </w:r>
+      <w:r>
+        <w:rPr>
+          <w:b/>
+          <w:bCs/>
+        </w:rPr>
+        <w:t>limited resource environments</w:t>
+      </w:r>
+      <w:r>
+        <w:t xml:space="preserve"> (like IoT/Mobile) by utilizing low-cost sensors and optimizing algorithms to work with smaller sampled data.</w:t>
+      </w:r>
+    </w:p>
+    <w:p>
+      <w:pPr>
+        <w:spacing w:line="360" w:lineRule="auto"/>
+      </w:pPr>
+      <w:r>
+        <w:rPr>
+          <w:b/>
+          <w:bCs/>
+        </w:rPr>
+        <w:t>7. Table Data:</w:t>
+      </w:r>
+      <w:r>
+        <w:t xml:space="preserve"> Domain: Anomaly Detection | Method: Systematic Review | Outcome: Deep Learning handles complex data better than traditional ML.</w:t>
+      </w:r>
+    </w:p>
+    <w:p>
+      <w:pPr>
+        <w:spacing w:line="360" w:lineRule="auto"/>
+      </w:pPr>
+      <w:r>
+        <w:rPr>
+          <w:b/>
+          <w:bCs/>
+        </w:rPr>
+        <w:t>8. Synthesis Tip:</w:t>
+      </w:r>
+      <w:r>
+        <w:t xml:space="preserve"> "Natha et al. (2022) highlight that traditional ML methods like SVM often underfit complex, noisy data. Consequently, </w:t>
+      </w:r>
+      <w:proofErr w:type="spellStart"/>
+      <w:r>
+        <w:t>SentriZK</w:t>
+      </w:r>
+      <w:proofErr w:type="spellEnd"/>
+      <w:r>
+        <w:t xml:space="preserve"> leverages Deep Learning (TensorFlow Lite) to capture high-dimensional </w:t>
+      </w:r>
+      <w:proofErr w:type="spellStart"/>
+      <w:r>
+        <w:t>behavioral</w:t>
+      </w:r>
+      <w:proofErr w:type="spellEnd"/>
+      <w:r>
+        <w:t xml:space="preserve"> patterns, addressing the resource constraints of mobile devices as suggested in their review of future directions."</w:t>
+      </w:r>
+    </w:p>
+    <w:p>
+      <w:pPr>
+        <w:pStyle w:val="Heading2"/>
+        <w:spacing w:line="360" w:lineRule="auto"/>
+      </w:pPr>
+      <w:bookmarkStart w:id="14" w:name="_Toc219971417"/>
+      <w:r>
+        <w:t xml:space="preserve">Paper </w:t>
+      </w:r>
+      <w:r>
+        <w:t>2</w:t>
+      </w:r>
+      <w:r>
+        <w:t xml:space="preserve">: "AI-Driven Smishing Detection in Android Devices Using </w:t>
+      </w:r>
+      <w:proofErr w:type="spellStart"/>
+      <w:r>
+        <w:t>TinyBERT</w:t>
+      </w:r>
+      <w:proofErr w:type="spellEnd"/>
+      <w:r>
+        <w:t xml:space="preserve"> and Aquila Optimization" (2025)</w:t>
+      </w:r>
+      <w:bookmarkEnd w:id="14"/>
+    </w:p>
+    <w:p>
+      <w:pPr>
+        <w:numPr>
+          <w:ilvl w:val="0"/>
+          <w:numId w:val="10"/>
+        </w:numPr>
+        <w:spacing w:line="360" w:lineRule="auto"/>
+      </w:pPr>
+      <w:r>
+        <w:rPr>
+          <w:b/>
+          <w:bCs/>
+        </w:rPr>
+        <w:t>Focus:</w:t>
+      </w:r>
+      <w:r>
+        <w:t xml:space="preserve"> Detecting SMS phishing (Smishing) specifically on </w:t>
+      </w:r>
+      <w:r>
+        <w:rPr>
+          <w:b/>
+          <w:bCs/>
+        </w:rPr>
+        <w:t>Android devices</w:t>
+      </w:r>
+      <w:r>
+        <w:t xml:space="preserve"> using lightweight Deep Learning models.</w:t>
+      </w:r>
+    </w:p>
+    <w:p>
+      <w:pPr>
+        <w:numPr>
+          <w:ilvl w:val="0"/>
+          <w:numId w:val="10"/>
+        </w:numPr>
+        <w:spacing w:line="360" w:lineRule="auto"/>
+      </w:pPr>
+      <w:r>
+        <w:rPr>
+          <w:b/>
+          <w:bCs/>
+        </w:rPr>
+        <w:t>Problem Statement:</w:t>
+      </w:r>
+      <w:r>
+        <w:t xml:space="preserve"> Traditional rule-based spam filters miss context-heavy phishing attacks. Standard Deep Learning models (like full BERT) are too computationally heavy for mobile phones.</w:t>
+      </w:r>
+    </w:p>
+    <w:p>
+      <w:pPr>
+        <w:numPr>
+          <w:ilvl w:val="0"/>
+          <w:numId w:val="10"/>
+        </w:numPr>
+        <w:spacing w:line="360" w:lineRule="auto"/>
+      </w:pPr>
+      <w:r>
+        <w:rPr>
+          <w:b/>
+          <w:bCs/>
+        </w:rPr>
+        <w:t>Method:</w:t>
+      </w:r>
+      <w:r>
+        <w:t xml:space="preserve"> </w:t>
+      </w:r>
+      <w:r>
+        <w:rPr>
+          <w:b/>
+          <w:bCs/>
+        </w:rPr>
+        <w:t>Hybrid Deep Learning</w:t>
+      </w:r>
+      <w:r>
+        <w:t xml:space="preserve">. Utilized </w:t>
+      </w:r>
+      <w:proofErr w:type="spellStart"/>
+      <w:r>
+        <w:rPr>
+          <w:b/>
+          <w:bCs/>
+        </w:rPr>
+        <w:t>TinyBERT</w:t>
+      </w:r>
+      <w:proofErr w:type="spellEnd"/>
+      <w:r>
+        <w:t xml:space="preserve"> for contextual feature extraction and </w:t>
+      </w:r>
+      <w:r>
+        <w:rPr>
+          <w:b/>
+          <w:bCs/>
+        </w:rPr>
+        <w:t>Aquila Optimization (AO)</w:t>
+      </w:r>
+      <w:r>
+        <w:t xml:space="preserve"> to automatically tune hyperparameters for maximum efficiency on mobile.</w:t>
+      </w:r>
+    </w:p>
+    <w:p>
+      <w:pPr>
+        <w:numPr>
+          <w:ilvl w:val="0"/>
+          <w:numId w:val="10"/>
+        </w:numPr>
+        <w:spacing w:line="360" w:lineRule="auto"/>
+      </w:pPr>
+      <w:r>
+        <w:rPr>
+          <w:b/>
+          <w:bCs/>
+        </w:rPr>
+        <w:t>Findings:</w:t>
+      </w:r>
+      <w:r>
+        <w:t xml:space="preserve"> The model achieved </w:t>
+      </w:r>
+      <w:r>
+        <w:rPr>
+          <w:b/>
+          <w:bCs/>
+        </w:rPr>
+        <w:t>96.81% accuracy</w:t>
+      </w:r>
+      <w:r>
+        <w:t xml:space="preserve"> with high precision (96.76%), significantly outperforming traditional models like SVM, LSTM, and GRU. It proved effective at reducing false positives.</w:t>
+      </w:r>
+    </w:p>
+    <w:p>
+      <w:pPr>
+        <w:numPr>
+          <w:ilvl w:val="0"/>
+          <w:numId w:val="10"/>
+        </w:numPr>
+        <w:spacing w:line="360" w:lineRule="auto"/>
+      </w:pPr>
+      <w:r>
+        <w:rPr>
+          <w:b/>
+          <w:bCs/>
+        </w:rPr>
+        <w:t>Strengths/Weaknesses:</w:t>
       </w:r>
     </w:p>
     <w:p>
       <w:pPr>
         <w:numPr>
           <w:ilvl w:val="1"/>
-          <w:numId w:val="3"/>
+          <w:numId w:val="10"/>
         </w:numPr>
         <w:spacing w:line="360" w:lineRule="auto"/>
       </w:pPr>
@@ -2187,85 +4621,105 @@
           <w:i/>
           <w:iCs/>
         </w:rPr>
-        <w:t>Weakness:</w:t>
-      </w:r>
-      <w:r>
-        <w:t xml:space="preserve"> Focuses on </w:t>
-      </w:r>
+        <w:t>Strength:</w:t>
+      </w:r>
+      <w:r>
+        <w:t xml:space="preserve"> High accuracy specifically tailored for the </w:t>
+      </w:r>
+      <w:r>
+        <w:rPr>
+          <w:b/>
+          <w:bCs/>
+        </w:rPr>
+        <w:t>Android</w:t>
+      </w:r>
+      <w:r>
+        <w:t xml:space="preserve"> platform, validating your choice of OS.</w:t>
+      </w:r>
+    </w:p>
+    <w:p>
+      <w:pPr>
+        <w:numPr>
+          <w:ilvl w:val="1"/>
+          <w:numId w:val="10"/>
+        </w:numPr>
+        <w:spacing w:line="360" w:lineRule="auto"/>
+      </w:pPr>
       <w:r>
         <w:rPr>
           <w:i/>
           <w:iCs/>
         </w:rPr>
-        <w:t>finding</w:t>
-      </w:r>
-      <w:r>
-        <w:t xml:space="preserve"> problems rather than building a solution.</w:t>
-      </w:r>
-    </w:p>
-    <w:p>
-      <w:pPr>
-        <w:numPr>
-          <w:ilvl w:val="0"/>
-          <w:numId w:val="3"/>
-        </w:numPr>
-        <w:spacing w:line="360" w:lineRule="auto"/>
-      </w:pPr>
-      <w:r>
-        <w:rPr>
-          <w:b/>
-          <w:bCs/>
-        </w:rPr>
-        <w:t>6. Future Directions:</w:t>
-      </w:r>
-      <w:r>
-        <w:t xml:space="preserve"> Recommends better endpoint verification and minimizing metadata collection.</w:t>
-      </w:r>
-    </w:p>
-    <w:p>
-      <w:pPr>
-        <w:numPr>
-          <w:ilvl w:val="0"/>
-          <w:numId w:val="3"/>
-        </w:numPr>
-        <w:spacing w:line="360" w:lineRule="auto"/>
-      </w:pPr>
-      <w:r>
-        <w:rPr>
-          <w:b/>
-          <w:bCs/>
-        </w:rPr>
-        <w:t>7. Table Data:</w:t>
-      </w:r>
-      <w:r>
-        <w:t xml:space="preserve"> Domain: Messaging Security | Method: Threat </w:t>
+        <w:t>Weakness:</w:t>
+      </w:r>
+      <w:r>
+        <w:t xml:space="preserve"> While "Tiny," BERT-based models can still be heavier than non-transformer models (like Random Forest) if battery optimization isn't perfect.</w:t>
+      </w:r>
+    </w:p>
+    <w:p>
+      <w:pPr>
+        <w:numPr>
+          <w:ilvl w:val="0"/>
+          <w:numId w:val="10"/>
+        </w:numPr>
+        <w:spacing w:line="360" w:lineRule="auto"/>
+      </w:pPr>
+      <w:r>
+        <w:rPr>
+          <w:b/>
+          <w:bCs/>
+        </w:rPr>
+        <w:lastRenderedPageBreak/>
+        <w:t>Future Directions:</w:t>
+      </w:r>
+      <w:r>
+        <w:t xml:space="preserve"> Integrating this detection engine into real-time prevention systems to block attacks instantly.</w:t>
+      </w:r>
+    </w:p>
+    <w:p>
+      <w:pPr>
+        <w:numPr>
+          <w:ilvl w:val="0"/>
+          <w:numId w:val="10"/>
+        </w:numPr>
+        <w:spacing w:line="360" w:lineRule="auto"/>
+      </w:pPr>
+      <w:r>
+        <w:rPr>
+          <w:b/>
+          <w:bCs/>
+        </w:rPr>
+        <w:t>Table Data:</w:t>
+      </w:r>
+      <w:r>
+        <w:t xml:space="preserve"> Domain: Mobile AI | Method: </w:t>
       </w:r>
       <w:proofErr w:type="spellStart"/>
       <w:r>
-        <w:t>Modeling</w:t>
+        <w:t>TinyBERT</w:t>
       </w:r>
       <w:proofErr w:type="spellEnd"/>
       <w:r>
-        <w:t xml:space="preserve"> | Outcome: Identified endpoint vulnerabilities.</w:t>
-      </w:r>
-    </w:p>
-    <w:p>
-      <w:pPr>
-        <w:numPr>
-          <w:ilvl w:val="0"/>
-          <w:numId w:val="3"/>
-        </w:numPr>
-        <w:spacing w:line="360" w:lineRule="auto"/>
-      </w:pPr>
-      <w:r>
-        <w:rPr>
-          <w:b/>
-          <w:bCs/>
-        </w:rPr>
-        <w:t>8. Synthesis Tip:</w:t>
-      </w:r>
-      <w:r>
-        <w:t xml:space="preserve"> This is your "Why". "Following the threat model analysis by [Paper 3], </w:t>
+        <w:t xml:space="preserve"> + Optimization | Outcome: 96.81% Accuracy on Android.</w:t>
+      </w:r>
+    </w:p>
+    <w:p>
+      <w:pPr>
+        <w:numPr>
+          <w:ilvl w:val="0"/>
+          <w:numId w:val="10"/>
+        </w:numPr>
+        <w:spacing w:line="360" w:lineRule="auto"/>
+      </w:pPr>
+      <w:r>
+        <w:rPr>
+          <w:b/>
+          <w:bCs/>
+        </w:rPr>
+        <w:t>Synthesis Tip:</w:t>
+      </w:r>
+      <w:r>
+        <w:t xml:space="preserve"> "Validating the feasibility of on-device AI, Gaurav et al. (2025) achieved 96% accuracy in Android smishing detection using optimized models. </w:t>
       </w:r>
       <w:proofErr w:type="spellStart"/>
       <w:r>
@@ -2273,93 +4727,61 @@
       </w:r>
       <w:proofErr w:type="spellEnd"/>
       <w:r>
-        <w:t xml:space="preserve"> focuses on securing the </w:t>
+        <w:t xml:space="preserve"> adopts this architecture, deploying lightweight inference models locally to ensure real-time protection without compromising user privacy."</w:t>
+      </w:r>
+    </w:p>
+    <w:p>
+      <w:pPr>
+        <w:pStyle w:val="Heading2"/>
+        <w:spacing w:line="360" w:lineRule="auto"/>
+      </w:pPr>
+      <w:bookmarkStart w:id="15" w:name="_Toc219971418"/>
+      <w:r>
+        <w:t xml:space="preserve">Paper </w:t>
+      </w:r>
+      <w:r>
+        <w:t>3</w:t>
+      </w:r>
+      <w:r>
+        <w:t>: "PHILDER: Lightweight Framework for Intelligent Phishing Detection on Resource-Limited Devices" (2025)</w:t>
+      </w:r>
+      <w:bookmarkEnd w:id="15"/>
+    </w:p>
+    <w:p>
+      <w:pPr>
+        <w:numPr>
+          <w:ilvl w:val="0"/>
+          <w:numId w:val="7"/>
+        </w:numPr>
+        <w:spacing w:line="360" w:lineRule="auto"/>
+      </w:pPr>
+      <w:r>
+        <w:rPr>
+          <w:b/>
+          <w:bCs/>
+        </w:rPr>
+        <w:t>1. Focus:</w:t>
+      </w:r>
+      <w:r>
+        <w:t xml:space="preserve"> Running phishing detection </w:t>
       </w:r>
       <w:r>
         <w:rPr>
           <w:i/>
           <w:iCs/>
         </w:rPr>
-        <w:t>endpoint</w:t>
-      </w:r>
-      <w:r>
-        <w:t xml:space="preserve"> (the mobile app) since the network layer is already encrypted."</w:t>
-      </w:r>
-    </w:p>
-    <w:p>
-      <w:pPr>
-        <w:spacing w:line="360" w:lineRule="auto"/>
-      </w:pPr>
-    </w:p>
-    <w:p>
-      <w:pPr>
-        <w:pStyle w:val="Heading1"/>
-        <w:spacing w:line="360" w:lineRule="auto"/>
-        <w:rPr>
-          <w:b/>
-          <w:bCs/>
-        </w:rPr>
-      </w:pPr>
-      <w:bookmarkStart w:id="5" w:name="_Toc216444746"/>
-      <w:r>
-        <w:rPr>
-          <w:b/>
-          <w:bCs/>
-        </w:rPr>
-        <w:t>Domain 2: Zero-Knowledge Proofs (Authentication)</w:t>
-      </w:r>
-      <w:bookmarkEnd w:id="5"/>
-    </w:p>
-    <w:p>
-      <w:pPr>
-        <w:pStyle w:val="Heading2"/>
-        <w:spacing w:line="360" w:lineRule="auto"/>
-      </w:pPr>
-      <w:bookmarkStart w:id="6" w:name="_Toc216444747"/>
-      <w:r>
-        <w:t xml:space="preserve">Paper </w:t>
-      </w:r>
-      <w:r>
-        <w:t>1</w:t>
-      </w:r>
-      <w:r>
-        <w:t>: "Enhancing Digital Privacy: The Application of Zero-Knowledge Proofs in Authentication Systems" (2024)</w:t>
-      </w:r>
-      <w:bookmarkEnd w:id="6"/>
-    </w:p>
-    <w:p>
-      <w:pPr>
-        <w:spacing w:line="360" w:lineRule="auto"/>
-      </w:pPr>
-      <w:r>
-        <w:rPr>
-          <w:b/>
-          <w:bCs/>
-        </w:rPr>
-        <w:t>1. Focus:</w:t>
-      </w:r>
-      <w:r>
-        <w:t xml:space="preserve"> The application of Zero-Knowledge Proofs (ZKPs), specifically </w:t>
-      </w:r>
-      <w:proofErr w:type="spellStart"/>
-      <w:r>
-        <w:t>zk</w:t>
-      </w:r>
-      <w:proofErr w:type="spellEnd"/>
-      <w:r>
-        <w:t xml:space="preserve">-SNARKs and </w:t>
-      </w:r>
-      <w:proofErr w:type="spellStart"/>
-      <w:r>
-        <w:t>zk</w:t>
-      </w:r>
-      <w:proofErr w:type="spellEnd"/>
-      <w:r>
-        <w:t>-STARKs, as a solution to replace traditional password-based authentication.</w:t>
-      </w:r>
-    </w:p>
-    <w:p>
-      <w:pPr>
+        <w:t>directly</w:t>
+      </w:r>
+      <w:r>
+        <w:t xml:space="preserve"> on mobile phones (Edge Computing).</w:t>
+      </w:r>
+    </w:p>
+    <w:p>
+      <w:pPr>
+        <w:numPr>
+          <w:ilvl w:val="0"/>
+          <w:numId w:val="7"/>
+        </w:numPr>
         <w:spacing w:line="360" w:lineRule="auto"/>
       </w:pPr>
       <w:r>
@@ -2370,19 +4792,42 @@
         <w:t>2. Problem Statement:</w:t>
       </w:r>
       <w:r>
-        <w:t xml:space="preserve"> Traditional authentication methods (like password hashing) expose credentials to theft and rely on centralized databases that create single points of failure. There is a conflict between the need for security and the need to preserve user privacy.</w:t>
-      </w:r>
-    </w:p>
-    <w:p>
-      <w:pPr>
-        <w:spacing w:line="360" w:lineRule="auto"/>
-      </w:pPr>
-      <w:r>
-        <w:rPr>
-          <w:b/>
-          <w:bCs/>
-        </w:rPr>
-        <w:lastRenderedPageBreak/>
+        <w:t xml:space="preserve"> Most anti-phishing tools run in the Cloud. This introduces </w:t>
+      </w:r>
+      <w:r>
+        <w:rPr>
+          <w:b/>
+          <w:bCs/>
+        </w:rPr>
+        <w:t>Latency</w:t>
+      </w:r>
+      <w:r>
+        <w:t xml:space="preserve"> (slow check times) and </w:t>
+      </w:r>
+      <w:r>
+        <w:rPr>
+          <w:b/>
+          <w:bCs/>
+        </w:rPr>
+        <w:t>Privacy Risks</w:t>
+      </w:r>
+      <w:r>
+        <w:t xml:space="preserve"> (sending your URLs to a server).</w:t>
+      </w:r>
+    </w:p>
+    <w:p>
+      <w:pPr>
+        <w:numPr>
+          <w:ilvl w:val="0"/>
+          <w:numId w:val="7"/>
+        </w:numPr>
+        <w:spacing w:line="360" w:lineRule="auto"/>
+      </w:pPr>
+      <w:r>
+        <w:rPr>
+          <w:b/>
+          <w:bCs/>
+        </w:rPr>
         <w:t>3. Method:</w:t>
       </w:r>
       <w:r>
@@ -2393,14 +4838,18 @@
           <w:b/>
           <w:bCs/>
         </w:rPr>
-        <w:t>Comparative Analysis Methodology.</w:t>
-      </w:r>
-      <w:r>
-        <w:t xml:space="preserve"> The authors contrasted ZKP-based systems against traditional authentication using specific metrics: computational efficiency, scalability, and degree of privacy preservation.</w:t>
-      </w:r>
-    </w:p>
-    <w:p>
-      <w:pPr>
+        <w:t>Experimental Implementation</w:t>
+      </w:r>
+      <w:r>
+        <w:t>. Developed a compressed Deep Learning model optimized for mobile processors (ARM architecture).</w:t>
+      </w:r>
+    </w:p>
+    <w:p>
+      <w:pPr>
+        <w:numPr>
+          <w:ilvl w:val="0"/>
+          <w:numId w:val="7"/>
+        </w:numPr>
         <w:spacing w:line="360" w:lineRule="auto"/>
       </w:pPr>
       <w:r>
@@ -2411,49 +4860,15 @@
         <w:t>4. Findings:</w:t>
       </w:r>
       <w:r>
-        <w:t xml:space="preserve"> ZKP systems offer superior privacy because they verify users without transmitting any private data. The paper highlights that </w:t>
-      </w:r>
-      <w:proofErr w:type="spellStart"/>
-      <w:r>
-        <w:rPr>
-          <w:b/>
-          <w:bCs/>
-        </w:rPr>
-        <w:t>zk</w:t>
-      </w:r>
-      <w:proofErr w:type="spellEnd"/>
-      <w:r>
-        <w:rPr>
-          <w:b/>
-          <w:bCs/>
-        </w:rPr>
-        <w:t>-STARKs</w:t>
-      </w:r>
-      <w:r>
-        <w:t xml:space="preserve"> improve upon </w:t>
-      </w:r>
-      <w:proofErr w:type="spellStart"/>
-      <w:r>
-        <w:rPr>
-          <w:b/>
-          <w:bCs/>
-        </w:rPr>
-        <w:t>zk</w:t>
-      </w:r>
-      <w:proofErr w:type="spellEnd"/>
-      <w:r>
-        <w:rPr>
-          <w:b/>
-          <w:bCs/>
-        </w:rPr>
-        <w:t>-SNARKs</w:t>
-      </w:r>
-      <w:r>
-        <w:t xml:space="preserve"> by removing the need for a "trusted setup" and offering quantum resistance, though they currently have larger proof sizes.</w:t>
-      </w:r>
-    </w:p>
-    <w:p>
-      <w:pPr>
+        <w:t xml:space="preserve"> Achieved high accuracy (90%+) with very low latency (&lt;100ms) and minimal battery drain. Proved that "heavy" cloud servers aren't always needed.</w:t>
+      </w:r>
+    </w:p>
+    <w:p>
+      <w:pPr>
+        <w:numPr>
+          <w:ilvl w:val="0"/>
+          <w:numId w:val="7"/>
+        </w:numPr>
         <w:spacing w:line="360" w:lineRule="auto"/>
       </w:pPr>
       <w:r>
@@ -2467,296 +4882,8 @@
     <w:p>
       <w:pPr>
         <w:numPr>
-          <w:ilvl w:val="0"/>
-          <w:numId w:val="11"/>
-        </w:numPr>
-        <w:spacing w:line="360" w:lineRule="auto"/>
-      </w:pPr>
-      <w:r>
-        <w:rPr>
-          <w:b/>
-          <w:bCs/>
-        </w:rPr>
-        <w:t>Strength:</w:t>
-      </w:r>
-      <w:r>
-        <w:t xml:space="preserve"> Clearly distinguishes between </w:t>
-      </w:r>
-      <w:proofErr w:type="spellStart"/>
-      <w:r>
-        <w:t>zk</w:t>
-      </w:r>
-      <w:proofErr w:type="spellEnd"/>
-      <w:r>
-        <w:t xml:space="preserve">-SNARKs (efficient, small proofs) and </w:t>
-      </w:r>
-      <w:proofErr w:type="spellStart"/>
-      <w:r>
-        <w:t>zk</w:t>
-      </w:r>
-      <w:proofErr w:type="spellEnd"/>
-      <w:r>
-        <w:t>-STARKs (transparent, no trusted setup), helping justify protocol choices.</w:t>
-      </w:r>
-    </w:p>
-    <w:p>
-      <w:pPr>
-        <w:numPr>
-          <w:ilvl w:val="0"/>
-          <w:numId w:val="11"/>
-        </w:numPr>
-        <w:spacing w:line="360" w:lineRule="auto"/>
-      </w:pPr>
-      <w:r>
-        <w:rPr>
-          <w:b/>
-          <w:bCs/>
-        </w:rPr>
-        <w:t>Weakness:</w:t>
-      </w:r>
-      <w:r>
-        <w:t xml:space="preserve"> Acknowledges that high computational complexity and the requirement for specialized cryptographic knowledge are major barriers to widespread adoption.</w:t>
-      </w:r>
-    </w:p>
-    <w:p>
-      <w:pPr>
-        <w:spacing w:line="360" w:lineRule="auto"/>
-      </w:pPr>
-      <w:r>
-        <w:rPr>
-          <w:b/>
-          <w:bCs/>
-        </w:rPr>
-        <w:t>6. Future Directions:</w:t>
-      </w:r>
-      <w:r>
-        <w:t xml:space="preserve"> Research should focus on developing </w:t>
-      </w:r>
-      <w:r>
-        <w:rPr>
-          <w:b/>
-          <w:bCs/>
-        </w:rPr>
-        <w:t>user-friendly frameworks</w:t>
-      </w:r>
-      <w:r>
-        <w:t xml:space="preserve"> and APIs to lower the entry barrier for </w:t>
-      </w:r>
-      <w:proofErr w:type="gramStart"/>
-      <w:r>
-        <w:t>developers, and</w:t>
-      </w:r>
-      <w:proofErr w:type="gramEnd"/>
-      <w:r>
-        <w:t xml:space="preserve"> optimizing protocols to run efficiently on standard hardware.</w:t>
-      </w:r>
-    </w:p>
-    <w:p>
-      <w:pPr>
-        <w:spacing w:line="360" w:lineRule="auto"/>
-      </w:pPr>
-      <w:r>
-        <w:rPr>
-          <w:b/>
-          <w:bCs/>
-        </w:rPr>
-        <w:t>7. Table Data:</w:t>
-      </w:r>
-      <w:r>
-        <w:t xml:space="preserve"> Domain: ZKP Authentication | Method: Comparative Analysis | Outcome: ZKP offers superior privacy but requires UI/UX improvements.</w:t>
-      </w:r>
-    </w:p>
-    <w:p>
-      <w:pPr>
-        <w:spacing w:line="360" w:lineRule="auto"/>
-      </w:pPr>
-      <w:r>
-        <w:rPr>
-          <w:b/>
-          <w:bCs/>
-        </w:rPr>
-        <w:t>8. Synthesis Tip:</w:t>
-      </w:r>
-      <w:r>
-        <w:t xml:space="preserve"> "Bhattacharya et al. (2024) emphasize that while ZKPs provide superior privacy by eliminating password transmission, widespread adoption is hindered by complexity. </w:t>
-      </w:r>
-      <w:proofErr w:type="spellStart"/>
-      <w:r>
-        <w:t>SentriZK</w:t>
-      </w:r>
-      <w:proofErr w:type="spellEnd"/>
-      <w:r>
-        <w:t xml:space="preserve"> addresses this by wrapping the complex </w:t>
-      </w:r>
-      <w:proofErr w:type="spellStart"/>
-      <w:r>
-        <w:t>zk</w:t>
-      </w:r>
-      <w:proofErr w:type="spellEnd"/>
-      <w:r>
-        <w:t>-SNARK protocol inside a user-friendly mobile interface, as recommended in their future directions."</w:t>
-      </w:r>
-    </w:p>
-    <w:p>
-      <w:pPr>
-        <w:pStyle w:val="Heading2"/>
-        <w:spacing w:line="360" w:lineRule="auto"/>
-      </w:pPr>
-      <w:bookmarkStart w:id="7" w:name="_Toc216444748"/>
-      <w:r>
-        <w:t xml:space="preserve">Paper </w:t>
-      </w:r>
-      <w:r>
-        <w:t>2</w:t>
-      </w:r>
-      <w:r>
-        <w:t>: "A Survey on Zero-Knowledge Authentication for Internet of Things" (2023)</w:t>
-      </w:r>
-      <w:bookmarkEnd w:id="7"/>
-    </w:p>
-    <w:p>
-      <w:pPr>
-        <w:numPr>
-          <w:ilvl w:val="0"/>
-          <w:numId w:val="4"/>
-        </w:numPr>
-        <w:spacing w:line="360" w:lineRule="auto"/>
-      </w:pPr>
-      <w:r>
-        <w:rPr>
-          <w:b/>
-          <w:bCs/>
-        </w:rPr>
-        <w:t>1. Focus:</w:t>
-      </w:r>
-      <w:r>
-        <w:t xml:space="preserve"> How to use ZKP on weak devices like IoT sensors (which are </w:t>
-      </w:r>
-      <w:proofErr w:type="gramStart"/>
-      <w:r>
-        <w:t>similar to</w:t>
-      </w:r>
-      <w:proofErr w:type="gramEnd"/>
-      <w:r>
-        <w:t xml:space="preserve"> mobile phones in terms of battery/CPU limits).</w:t>
-      </w:r>
-    </w:p>
-    <w:p>
-      <w:pPr>
-        <w:numPr>
-          <w:ilvl w:val="0"/>
-          <w:numId w:val="4"/>
-        </w:numPr>
-        <w:spacing w:line="360" w:lineRule="auto"/>
-      </w:pPr>
-      <w:r>
-        <w:rPr>
-          <w:b/>
-          <w:bCs/>
-        </w:rPr>
-        <w:t>2. Problem Statement:</w:t>
-      </w:r>
-      <w:r>
-        <w:t xml:space="preserve"> IoT devices have low battery and memory. Standard ZKP (like older protocols) is too heavy/slow for them.</w:t>
-      </w:r>
-    </w:p>
-    <w:p>
-      <w:pPr>
-        <w:numPr>
-          <w:ilvl w:val="0"/>
-          <w:numId w:val="4"/>
-        </w:numPr>
-        <w:spacing w:line="360" w:lineRule="auto"/>
-      </w:pPr>
-      <w:r>
-        <w:rPr>
-          <w:b/>
-          <w:bCs/>
-        </w:rPr>
-        <w:t>3. Method:</w:t>
-      </w:r>
-      <w:r>
-        <w:t xml:space="preserve"> </w:t>
-      </w:r>
-      <w:r>
-        <w:rPr>
-          <w:b/>
-          <w:bCs/>
-        </w:rPr>
-        <w:t>Survey &amp; Comparative Analysis</w:t>
-      </w:r>
-      <w:r>
-        <w:t>. Compared different ZKP schemes (</w:t>
-      </w:r>
-      <w:proofErr w:type="spellStart"/>
-      <w:r>
-        <w:t>zk</w:t>
-      </w:r>
-      <w:proofErr w:type="spellEnd"/>
-      <w:r>
-        <w:t>-SNARKs vs. Sigma protocols) based on computation cost and energy usage.</w:t>
-      </w:r>
-    </w:p>
-    <w:p>
-      <w:pPr>
-        <w:numPr>
-          <w:ilvl w:val="0"/>
-          <w:numId w:val="4"/>
-        </w:numPr>
-        <w:spacing w:line="360" w:lineRule="auto"/>
-      </w:pPr>
-      <w:r>
-        <w:rPr>
-          <w:b/>
-          <w:bCs/>
-        </w:rPr>
-        <w:lastRenderedPageBreak/>
-        <w:t>4. Findings:</w:t>
-      </w:r>
-      <w:r>
-        <w:t xml:space="preserve"> Non-interactive Zero-Knowledge Proofs (NI-ZKP) are best for devices with unstable internet. </w:t>
-      </w:r>
-      <w:proofErr w:type="spellStart"/>
-      <w:r>
-        <w:rPr>
-          <w:b/>
-          <w:bCs/>
-        </w:rPr>
-        <w:t>zk</w:t>
-      </w:r>
-      <w:proofErr w:type="spellEnd"/>
-      <w:r>
-        <w:rPr>
-          <w:b/>
-          <w:bCs/>
-        </w:rPr>
-        <w:t>-SNARKs</w:t>
-      </w:r>
-      <w:r>
-        <w:t xml:space="preserve"> (Groth16) are identified as highly efficient due to small proof size.</w:t>
-      </w:r>
-    </w:p>
-    <w:p>
-      <w:pPr>
-        <w:numPr>
-          <w:ilvl w:val="0"/>
-          <w:numId w:val="4"/>
-        </w:numPr>
-        <w:spacing w:line="360" w:lineRule="auto"/>
-      </w:pPr>
-      <w:r>
-        <w:rPr>
-          <w:b/>
-          <w:bCs/>
-        </w:rPr>
-        <w:t>5. Strengths/Weaknesses:</w:t>
-      </w:r>
-    </w:p>
-    <w:p>
-      <w:pPr>
-        <w:numPr>
           <w:ilvl w:val="1"/>
-          <w:numId w:val="4"/>
+          <w:numId w:val="7"/>
         </w:numPr>
         <w:spacing w:line="360" w:lineRule="auto"/>
       </w:pPr>
@@ -2768,14 +4895,24 @@
         <w:t>Strength:</w:t>
       </w:r>
       <w:r>
-        <w:t xml:space="preserve"> Directly validates the use of lightweight ZKP on restricted hardware.</w:t>
+        <w:t xml:space="preserve"> This is the </w:t>
+      </w:r>
+      <w:r>
+        <w:rPr>
+          <w:b/>
+          <w:bCs/>
+        </w:rPr>
+        <w:t>exact</w:t>
+      </w:r>
+      <w:r>
+        <w:t xml:space="preserve"> validation for your project's AI module.</w:t>
       </w:r>
     </w:p>
     <w:p>
       <w:pPr>
         <w:numPr>
           <w:ilvl w:val="1"/>
-          <w:numId w:val="4"/>
+          <w:numId w:val="7"/>
         </w:numPr>
         <w:spacing w:line="360" w:lineRule="auto"/>
       </w:pPr>
@@ -2787,14 +4924,14 @@
         <w:t>Weakness:</w:t>
       </w:r>
       <w:r>
-        <w:t xml:space="preserve"> Focuses on IoT sensors, not specifically smartphones (though the math is the same).</w:t>
-      </w:r>
-    </w:p>
-    <w:p>
-      <w:pPr>
-        <w:numPr>
-          <w:ilvl w:val="0"/>
-          <w:numId w:val="4"/>
+        <w:t xml:space="preserve"> Limited to URL detection (doesn't check file attachments).</w:t>
+      </w:r>
+    </w:p>
+    <w:p>
+      <w:pPr>
+        <w:numPr>
+          <w:ilvl w:val="0"/>
+          <w:numId w:val="7"/>
         </w:numPr>
         <w:spacing w:line="360" w:lineRule="auto"/>
       </w:pPr>
@@ -2806,61 +4943,53 @@
         <w:t>6. Future Directions:</w:t>
       </w:r>
       <w:r>
-        <w:t xml:space="preserve"> Optimizing the "Setup Phase" of </w:t>
+        <w:t xml:space="preserve"> Expanding the model to detect SMS phishing (Smishing) and QR codes.</w:t>
+      </w:r>
+    </w:p>
+    <w:p>
+      <w:pPr>
+        <w:numPr>
+          <w:ilvl w:val="0"/>
+          <w:numId w:val="7"/>
+        </w:numPr>
+        <w:spacing w:line="360" w:lineRule="auto"/>
+      </w:pPr>
+      <w:r>
+        <w:rPr>
+          <w:b/>
+          <w:bCs/>
+        </w:rPr>
+        <w:t>7. Table Data:</w:t>
+      </w:r>
+      <w:r>
+        <w:t xml:space="preserve"> Domain: Mobile AI | Method: Experiment | Outcome: Low latency, high privacy.</w:t>
+      </w:r>
+    </w:p>
+    <w:p>
+      <w:pPr>
+        <w:numPr>
+          <w:ilvl w:val="0"/>
+          <w:numId w:val="7"/>
+        </w:numPr>
+        <w:spacing w:line="360" w:lineRule="auto"/>
+      </w:pPr>
+      <w:r>
+        <w:rPr>
+          <w:b/>
+          <w:bCs/>
+        </w:rPr>
+        <w:t>8. Synthesis Tip:</w:t>
+      </w:r>
+      <w:r>
+        <w:t xml:space="preserve"> "</w:t>
       </w:r>
       <w:proofErr w:type="spellStart"/>
       <w:r>
-        <w:t>zk</w:t>
+        <w:t>SentriZK</w:t>
       </w:r>
       <w:proofErr w:type="spellEnd"/>
       <w:r>
-        <w:t>-SNARKs to be less dependent on a trusted third party.</w:t>
-      </w:r>
-    </w:p>
-    <w:p>
-      <w:pPr>
-        <w:numPr>
-          <w:ilvl w:val="0"/>
-          <w:numId w:val="4"/>
-        </w:numPr>
-        <w:spacing w:line="360" w:lineRule="auto"/>
-      </w:pPr>
-      <w:r>
-        <w:rPr>
-          <w:b/>
-          <w:bCs/>
-        </w:rPr>
-        <w:t>7. Table Data:</w:t>
-      </w:r>
-      <w:r>
-        <w:t xml:space="preserve"> Domain: ZKP/IoT | Method: Survey | Outcome: NI-ZKP is best for low-power devices.</w:t>
-      </w:r>
-    </w:p>
-    <w:p>
-      <w:pPr>
-        <w:numPr>
-          <w:ilvl w:val="0"/>
-          <w:numId w:val="4"/>
-        </w:numPr>
-        <w:spacing w:line="360" w:lineRule="auto"/>
-      </w:pPr>
-      <w:r>
-        <w:rPr>
-          <w:b/>
-          <w:bCs/>
-        </w:rPr>
-        <w:t>8. Synthesis Tip:</w:t>
-      </w:r>
-      <w:r>
-        <w:t xml:space="preserve"> "Since mobile devices share resource constraints with IoT, </w:t>
-      </w:r>
-      <w:proofErr w:type="spellStart"/>
-      <w:r>
-        <w:t>SentriZK</w:t>
-      </w:r>
-      <w:proofErr w:type="spellEnd"/>
-      <w:r>
-        <w:t xml:space="preserve"> adopts the efficiency recommendations from [Paper 4], utilizing Groth16 for minimal battery impact."</w:t>
+        <w:t xml:space="preserve"> mirrors the architecture of PHILDER [Paper 7], deploying a TensorFlow Lite model locally to eliminate the latency and privacy risks of cloud-based scanning."</w:t>
       </w:r>
     </w:p>
     <w:p>
@@ -2868,31 +4997,24 @@
         <w:pStyle w:val="Heading2"/>
         <w:spacing w:line="360" w:lineRule="auto"/>
       </w:pPr>
-      <w:bookmarkStart w:id="8" w:name="_Toc216444749"/>
-      <w:r>
+      <w:bookmarkStart w:id="16" w:name="_Toc219971419"/>
+      <w:r>
+        <w:lastRenderedPageBreak/>
         <w:t xml:space="preserve">Paper </w:t>
       </w:r>
       <w:r>
-        <w:t>3</w:t>
-      </w:r>
-      <w:r>
-        <w:t xml:space="preserve">: "Privacy-Preserving Identity Management System on Blockchain Using </w:t>
-      </w:r>
-      <w:proofErr w:type="spellStart"/>
-      <w:r>
-        <w:t>zk</w:t>
-      </w:r>
-      <w:proofErr w:type="spellEnd"/>
-      <w:r>
-        <w:t>-SNARK" (2023)</w:t>
-      </w:r>
-      <w:bookmarkEnd w:id="8"/>
-    </w:p>
-    <w:p>
-      <w:pPr>
-        <w:numPr>
-          <w:ilvl w:val="0"/>
-          <w:numId w:val="5"/>
+        <w:t>4</w:t>
+      </w:r>
+      <w:r>
+        <w:t>: "Phishing Detection System Through Hybrid Machine Learning Based on URL" (2023)</w:t>
+      </w:r>
+      <w:bookmarkEnd w:id="16"/>
+    </w:p>
+    <w:p>
+      <w:pPr>
+        <w:numPr>
+          <w:ilvl w:val="0"/>
+          <w:numId w:val="8"/>
         </w:numPr>
         <w:spacing w:line="360" w:lineRule="auto"/>
       </w:pPr>
@@ -2904,1311 +5026,8 @@
         <w:t>1. Focus:</w:t>
       </w:r>
       <w:r>
-        <w:t xml:space="preserve"> Proving identity without revealing it, using Blockchain and </w:t>
-      </w:r>
-      <w:proofErr w:type="spellStart"/>
-      <w:r>
-        <w:t>zk</w:t>
-      </w:r>
-      <w:proofErr w:type="spellEnd"/>
-      <w:r>
-        <w:t>-SNARKs.</w:t>
-      </w:r>
-    </w:p>
-    <w:p>
-      <w:pPr>
-        <w:numPr>
-          <w:ilvl w:val="0"/>
-          <w:numId w:val="5"/>
-        </w:numPr>
-        <w:spacing w:line="360" w:lineRule="auto"/>
-      </w:pPr>
-      <w:r>
-        <w:rPr>
-          <w:b/>
-          <w:bCs/>
-        </w:rPr>
-        <w:t>2. Problem Statement:</w:t>
-      </w:r>
-      <w:r>
-        <w:t xml:space="preserve"> Centralized Identity Providers (like "Log in with Google") track user activity. Users lose privacy.</w:t>
-      </w:r>
-    </w:p>
-    <w:p>
-      <w:pPr>
-        <w:numPr>
-          <w:ilvl w:val="0"/>
-          <w:numId w:val="5"/>
-        </w:numPr>
-        <w:spacing w:line="360" w:lineRule="auto"/>
-      </w:pPr>
-      <w:r>
-        <w:rPr>
-          <w:b/>
-          <w:bCs/>
-        </w:rPr>
-        <w:t>3. Method:</w:t>
-      </w:r>
-      <w:r>
-        <w:t xml:space="preserve"> </w:t>
-      </w:r>
-      <w:r>
-        <w:rPr>
-          <w:b/>
-          <w:bCs/>
-        </w:rPr>
-        <w:t>System Implementation</w:t>
-      </w:r>
-      <w:r>
-        <w:t xml:space="preserve">. Built a prototype using Ethereum (Blockchain) and </w:t>
-      </w:r>
-      <w:proofErr w:type="spellStart"/>
-      <w:r>
-        <w:rPr>
-          <w:b/>
-          <w:bCs/>
-        </w:rPr>
-        <w:t>ZoKrates</w:t>
-      </w:r>
-      <w:proofErr w:type="spellEnd"/>
-      <w:r>
-        <w:rPr>
-          <w:b/>
-          <w:bCs/>
-        </w:rPr>
-        <w:t>/</w:t>
-      </w:r>
-      <w:proofErr w:type="spellStart"/>
-      <w:r>
-        <w:rPr>
-          <w:b/>
-          <w:bCs/>
-        </w:rPr>
-        <w:t>Circom</w:t>
-      </w:r>
-      <w:proofErr w:type="spellEnd"/>
-      <w:r>
-        <w:t xml:space="preserve"> (ZKP toolkit) to create a "Self-Sovereign Identity" system.</w:t>
-      </w:r>
-    </w:p>
-    <w:p>
-      <w:pPr>
-        <w:numPr>
-          <w:ilvl w:val="0"/>
-          <w:numId w:val="5"/>
-        </w:numPr>
-        <w:spacing w:line="360" w:lineRule="auto"/>
-      </w:pPr>
-      <w:r>
-        <w:rPr>
-          <w:b/>
-          <w:bCs/>
-        </w:rPr>
-        <w:t>4. Findings:</w:t>
-      </w:r>
-      <w:r>
-        <w:t xml:space="preserve"> The system successfully verified users without storing passwords or personal data. Gas costs (transaction fees) were the main bottleneck, but the </w:t>
-      </w:r>
-      <w:r>
-        <w:rPr>
-          <w:i/>
-          <w:iCs/>
-        </w:rPr>
-        <w:t>privacy</w:t>
-      </w:r>
-      <w:r>
-        <w:t xml:space="preserve"> was absolute.</w:t>
-      </w:r>
-    </w:p>
-    <w:p>
-      <w:pPr>
-        <w:numPr>
-          <w:ilvl w:val="0"/>
-          <w:numId w:val="5"/>
-        </w:numPr>
-        <w:spacing w:line="360" w:lineRule="auto"/>
-      </w:pPr>
-      <w:r>
-        <w:rPr>
-          <w:b/>
-          <w:bCs/>
-        </w:rPr>
-        <w:t>5. Strengths/Weaknesses:</w:t>
-      </w:r>
-    </w:p>
-    <w:p>
-      <w:pPr>
-        <w:numPr>
-          <w:ilvl w:val="1"/>
-          <w:numId w:val="5"/>
-        </w:numPr>
-        <w:spacing w:line="360" w:lineRule="auto"/>
-      </w:pPr>
-      <w:r>
-        <w:rPr>
-          <w:i/>
-          <w:iCs/>
-        </w:rPr>
-        <w:t>Strength:</w:t>
-      </w:r>
-      <w:r>
-        <w:t xml:space="preserve"> Practical implementation details (code, tools used) that you can reference.</w:t>
-      </w:r>
-    </w:p>
-    <w:p>
-      <w:pPr>
-        <w:numPr>
-          <w:ilvl w:val="1"/>
-          <w:numId w:val="5"/>
-        </w:numPr>
-        <w:spacing w:line="360" w:lineRule="auto"/>
-      </w:pPr>
-      <w:r>
-        <w:rPr>
-          <w:i/>
-          <w:iCs/>
-        </w:rPr>
-        <w:lastRenderedPageBreak/>
-        <w:t>Weakness:</w:t>
-      </w:r>
-      <w:r>
-        <w:t xml:space="preserve"> Blockchain focus might be "overkill" for a simple chat app, but the ZKP part is relevant.</w:t>
-      </w:r>
-    </w:p>
-    <w:p>
-      <w:pPr>
-        <w:numPr>
-          <w:ilvl w:val="0"/>
-          <w:numId w:val="5"/>
-        </w:numPr>
-        <w:spacing w:line="360" w:lineRule="auto"/>
-      </w:pPr>
-      <w:r>
-        <w:rPr>
-          <w:b/>
-          <w:bCs/>
-        </w:rPr>
-        <w:t>6. Future Directions:</w:t>
-      </w:r>
-      <w:r>
-        <w:t xml:space="preserve"> reducing the computational cost of generating proofs on the client side.</w:t>
-      </w:r>
-    </w:p>
-    <w:p>
-      <w:pPr>
-        <w:numPr>
-          <w:ilvl w:val="0"/>
-          <w:numId w:val="5"/>
-        </w:numPr>
-        <w:spacing w:line="360" w:lineRule="auto"/>
-      </w:pPr>
-      <w:r>
-        <w:rPr>
-          <w:b/>
-          <w:bCs/>
-        </w:rPr>
-        <w:t>7. Table Data:</w:t>
-      </w:r>
-      <w:r>
-        <w:t xml:space="preserve"> Domain: Identity/ZKP | Method: Prototype | Outcome: Complete privacy preservation.</w:t>
-      </w:r>
-    </w:p>
-    <w:p>
-      <w:pPr>
-        <w:numPr>
-          <w:ilvl w:val="0"/>
-          <w:numId w:val="5"/>
-        </w:numPr>
-        <w:spacing w:line="360" w:lineRule="auto"/>
-      </w:pPr>
-      <w:r>
-        <w:rPr>
-          <w:b/>
-          <w:bCs/>
-        </w:rPr>
-        <w:t>8. Synthesis Tip:</w:t>
-      </w:r>
-      <w:r>
-        <w:t xml:space="preserve"> "</w:t>
-      </w:r>
-      <w:proofErr w:type="spellStart"/>
-      <w:r>
-        <w:t>SentriZK</w:t>
-      </w:r>
-      <w:proofErr w:type="spellEnd"/>
-      <w:r>
-        <w:t xml:space="preserve"> leverages the identity hiding properties demonstrated in [Paper 5], ensuring that even the chat server cannot link a session to a real-world identity."</w:t>
-      </w:r>
-    </w:p>
-    <w:p>
-      <w:pPr>
-        <w:pStyle w:val="Heading2"/>
-        <w:spacing w:line="360" w:lineRule="auto"/>
-      </w:pPr>
-      <w:bookmarkStart w:id="9" w:name="_Toc216444750"/>
-      <w:r>
-        <w:t xml:space="preserve">Paper </w:t>
-      </w:r>
-      <w:r>
-        <w:t>4</w:t>
-      </w:r>
-      <w:r>
-        <w:t>: "A Secure Framework for Privacy-Preserving Analytics in Healthcare Records Using Zero-Knowledge Proofs" (2025)</w:t>
-      </w:r>
-      <w:bookmarkEnd w:id="9"/>
-    </w:p>
-    <w:p>
-      <w:pPr>
-        <w:numPr>
-          <w:ilvl w:val="0"/>
-          <w:numId w:val="6"/>
-        </w:numPr>
-        <w:spacing w:line="360" w:lineRule="auto"/>
-      </w:pPr>
-      <w:r>
-        <w:rPr>
-          <w:b/>
-          <w:bCs/>
-        </w:rPr>
-        <w:t>1. Focus:</w:t>
-      </w:r>
-      <w:r>
-        <w:t xml:space="preserve"> Applying ZKP to highly sensitive data (Medical Records) to prove data validity without leaking patient info.</w:t>
-      </w:r>
-    </w:p>
-    <w:p>
-      <w:pPr>
-        <w:numPr>
-          <w:ilvl w:val="0"/>
-          <w:numId w:val="6"/>
-        </w:numPr>
-        <w:spacing w:line="360" w:lineRule="auto"/>
-      </w:pPr>
-      <w:r>
-        <w:rPr>
-          <w:b/>
-          <w:bCs/>
-        </w:rPr>
-        <w:t>2. Problem Statement:</w:t>
-      </w:r>
-      <w:r>
-        <w:t xml:space="preserve"> Healthcare data needs to be </w:t>
-      </w:r>
-      <w:proofErr w:type="spellStart"/>
-      <w:r>
-        <w:t>analyzed</w:t>
-      </w:r>
-      <w:proofErr w:type="spellEnd"/>
-      <w:r>
-        <w:t xml:space="preserve"> for research, but privacy laws (HIPAA/GDPR) make sharing hard.</w:t>
-      </w:r>
-    </w:p>
-    <w:p>
-      <w:pPr>
-        <w:numPr>
-          <w:ilvl w:val="0"/>
-          <w:numId w:val="6"/>
-        </w:numPr>
-        <w:spacing w:line="360" w:lineRule="auto"/>
-      </w:pPr>
-      <w:r>
-        <w:rPr>
-          <w:b/>
-          <w:bCs/>
-        </w:rPr>
-        <w:t>3. Method:</w:t>
-      </w:r>
-      <w:r>
-        <w:t xml:space="preserve"> </w:t>
-      </w:r>
-      <w:r>
-        <w:rPr>
-          <w:b/>
-          <w:bCs/>
-        </w:rPr>
-        <w:t>Framework Design</w:t>
-      </w:r>
-      <w:r>
-        <w:t>. Proposed a system where hospitals generate ZKPs that prove "This patient has disease X" without revealing the patient's name or ID.</w:t>
-      </w:r>
-    </w:p>
-    <w:p>
-      <w:pPr>
-        <w:numPr>
-          <w:ilvl w:val="0"/>
-          <w:numId w:val="6"/>
-        </w:numPr>
-        <w:spacing w:line="360" w:lineRule="auto"/>
-      </w:pPr>
-      <w:r>
-        <w:rPr>
-          <w:b/>
-          <w:bCs/>
-        </w:rPr>
-        <w:t>4. Findings:</w:t>
-      </w:r>
-      <w:r>
-        <w:t xml:space="preserve"> ZKP allows for "Auditability without Visibility"—you can check the math is correct without seeing the data.</w:t>
-      </w:r>
-    </w:p>
-    <w:p>
-      <w:pPr>
-        <w:numPr>
-          <w:ilvl w:val="0"/>
-          <w:numId w:val="6"/>
-        </w:numPr>
-        <w:spacing w:line="360" w:lineRule="auto"/>
-      </w:pPr>
-      <w:r>
-        <w:rPr>
-          <w:b/>
-          <w:bCs/>
-        </w:rPr>
-        <w:t>5. Strengths/Weaknesses:</w:t>
-      </w:r>
-    </w:p>
-    <w:p>
-      <w:pPr>
-        <w:numPr>
-          <w:ilvl w:val="1"/>
-          <w:numId w:val="6"/>
-        </w:numPr>
-        <w:spacing w:line="360" w:lineRule="auto"/>
-      </w:pPr>
-      <w:r>
-        <w:rPr>
-          <w:i/>
-          <w:iCs/>
-        </w:rPr>
-        <w:t>Strength:</w:t>
-      </w:r>
-      <w:r>
-        <w:t xml:space="preserve"> Demonstrates </w:t>
-      </w:r>
-      <w:proofErr w:type="gramStart"/>
-      <w:r>
-        <w:t>high-stakes</w:t>
-      </w:r>
-      <w:proofErr w:type="gramEnd"/>
-      <w:r>
-        <w:t xml:space="preserve"> trust in ZKP (if it's good enough for hospitals, it's good for chat).</w:t>
-      </w:r>
-    </w:p>
-    <w:p>
-      <w:pPr>
-        <w:numPr>
-          <w:ilvl w:val="1"/>
-          <w:numId w:val="6"/>
-        </w:numPr>
-        <w:spacing w:line="360" w:lineRule="auto"/>
-      </w:pPr>
-      <w:r>
-        <w:rPr>
-          <w:i/>
-          <w:iCs/>
-        </w:rPr>
-        <w:t>Weakness:</w:t>
-      </w:r>
-      <w:r>
-        <w:t xml:space="preserve"> Complex setup required for multiple organizations.</w:t>
-      </w:r>
-    </w:p>
-    <w:p>
-      <w:pPr>
-        <w:numPr>
-          <w:ilvl w:val="0"/>
-          <w:numId w:val="6"/>
-        </w:numPr>
-        <w:spacing w:line="360" w:lineRule="auto"/>
-      </w:pPr>
-      <w:r>
-        <w:rPr>
-          <w:b/>
-          <w:bCs/>
-        </w:rPr>
-        <w:t>6. Future Directions:</w:t>
-      </w:r>
-      <w:r>
-        <w:t xml:space="preserve"> Integrating this with Federated Learning.</w:t>
-      </w:r>
-    </w:p>
-    <w:p>
-      <w:pPr>
-        <w:numPr>
-          <w:ilvl w:val="0"/>
-          <w:numId w:val="6"/>
-        </w:numPr>
-        <w:spacing w:line="360" w:lineRule="auto"/>
-      </w:pPr>
-      <w:r>
-        <w:rPr>
-          <w:b/>
-          <w:bCs/>
-        </w:rPr>
-        <w:t>7. Table Data:</w:t>
-      </w:r>
-      <w:r>
-        <w:t xml:space="preserve"> Domain: Privacy/Healthcare | Method: Framework | Outcome: Auditability without data leakage.</w:t>
-      </w:r>
-    </w:p>
-    <w:p>
-      <w:pPr>
-        <w:numPr>
-          <w:ilvl w:val="0"/>
-          <w:numId w:val="6"/>
-        </w:numPr>
-        <w:spacing w:line="360" w:lineRule="auto"/>
-      </w:pPr>
-      <w:r>
-        <w:rPr>
-          <w:b/>
-          <w:bCs/>
-        </w:rPr>
-        <w:lastRenderedPageBreak/>
-        <w:t>8. Synthesis Tip:</w:t>
-      </w:r>
-      <w:r>
-        <w:t xml:space="preserve"> "Similar to the healthcare framework in [Paper 6], </w:t>
-      </w:r>
-      <w:proofErr w:type="spellStart"/>
-      <w:r>
-        <w:t>SentriZK</w:t>
-      </w:r>
-      <w:proofErr w:type="spellEnd"/>
-      <w:r>
-        <w:t xml:space="preserve"> ensures 'Auditability without Visibility,' proving a user is authorized without revealing their password."</w:t>
-      </w:r>
-    </w:p>
-    <w:p>
-      <w:pPr>
-        <w:spacing w:line="360" w:lineRule="auto"/>
-      </w:pPr>
-    </w:p>
-    <w:p>
-      <w:pPr>
-        <w:pStyle w:val="Heading1"/>
-        <w:spacing w:line="360" w:lineRule="auto"/>
-        <w:rPr>
-          <w:b/>
-          <w:bCs/>
-        </w:rPr>
-      </w:pPr>
-      <w:bookmarkStart w:id="10" w:name="_Toc216444751"/>
-      <w:r>
-        <w:rPr>
-          <w:b/>
-          <w:bCs/>
-        </w:rPr>
-        <w:t>Domain 3: AI Anomaly Detection (On-Device/Lightweight)</w:t>
-      </w:r>
-      <w:bookmarkEnd w:id="10"/>
-    </w:p>
-    <w:p>
-      <w:pPr>
-        <w:pStyle w:val="Heading2"/>
-        <w:spacing w:line="360" w:lineRule="auto"/>
-      </w:pPr>
-      <w:bookmarkStart w:id="11" w:name="_Toc216444752"/>
-      <w:r>
-        <w:t xml:space="preserve">Paper </w:t>
-      </w:r>
-      <w:r>
-        <w:t>1</w:t>
-      </w:r>
-      <w:r>
-        <w:t>: "A Systematic Review of Anomaly detection using Machine and Deep Learning Techniques" (2022)</w:t>
-      </w:r>
-      <w:bookmarkEnd w:id="11"/>
-    </w:p>
-    <w:p>
-      <w:pPr>
-        <w:spacing w:line="360" w:lineRule="auto"/>
-      </w:pPr>
-      <w:r>
-        <w:rPr>
-          <w:b/>
-          <w:bCs/>
-        </w:rPr>
-        <w:t>1. Focus:</w:t>
-      </w:r>
-      <w:r>
-        <w:t xml:space="preserve"> A comprehensive review of Machine Learning (SVM, k-NN) and Deep Learning (CNN, LSTM, Autoencoders) techniques used to detect anomalies across various domains (IoT, Video, Network traffic).</w:t>
-      </w:r>
-    </w:p>
-    <w:p>
-      <w:pPr>
-        <w:spacing w:line="360" w:lineRule="auto"/>
-      </w:pPr>
-      <w:r>
-        <w:rPr>
-          <w:b/>
-          <w:bCs/>
-        </w:rPr>
-        <w:t>2. Problem Statement:</w:t>
-      </w:r>
-      <w:r>
-        <w:t xml:space="preserve"> Detecting anomalous activities is challenging due to the "unknown nature of anomalies" (they don't look like known attacks), noise in real-world data, and the inability of static algorithms to adapt to changing environmental conditions.</w:t>
-      </w:r>
-    </w:p>
-    <w:p>
-      <w:pPr>
-        <w:spacing w:line="360" w:lineRule="auto"/>
-      </w:pPr>
-      <w:r>
-        <w:rPr>
-          <w:b/>
-          <w:bCs/>
-        </w:rPr>
-        <w:t>3. Method:</w:t>
-      </w:r>
-      <w:r>
-        <w:t xml:space="preserve"> </w:t>
-      </w:r>
-      <w:r>
-        <w:rPr>
-          <w:b/>
-          <w:bCs/>
-        </w:rPr>
-        <w:t>Systematic Literature Review (SLR).</w:t>
-      </w:r>
-      <w:r>
-        <w:t xml:space="preserve"> The authors </w:t>
-      </w:r>
-      <w:proofErr w:type="spellStart"/>
-      <w:r>
-        <w:t>analyzed</w:t>
-      </w:r>
-      <w:proofErr w:type="spellEnd"/>
-      <w:r>
-        <w:t xml:space="preserve"> research papers published between 2019–2021, categorizing them by algorithm type (ML vs. DL) and application domain to evaluate their strengths and weaknesses.</w:t>
-      </w:r>
-    </w:p>
-    <w:p>
-      <w:pPr>
-        <w:spacing w:line="360" w:lineRule="auto"/>
-      </w:pPr>
-      <w:r>
-        <w:rPr>
-          <w:b/>
-          <w:bCs/>
-        </w:rPr>
-        <w:t>4. Findings:</w:t>
-      </w:r>
-      <w:r>
-        <w:t xml:space="preserve"> Deep Learning (DL) models generally outperform traditional Machine Learning in handling high-dimensional data (like images or complex logs). However, DL models like LSTM require significant bandwidth and time resources, whereas models like </w:t>
-      </w:r>
-      <w:r>
-        <w:rPr>
-          <w:b/>
-          <w:bCs/>
-        </w:rPr>
-        <w:t>SVM</w:t>
-      </w:r>
-      <w:r>
-        <w:t xml:space="preserve"> often underfit when data is complex.</w:t>
-      </w:r>
-    </w:p>
-    <w:p>
-      <w:pPr>
-        <w:spacing w:line="360" w:lineRule="auto"/>
-      </w:pPr>
-      <w:r>
-        <w:rPr>
-          <w:b/>
-          <w:bCs/>
-        </w:rPr>
-        <w:t>5. Strengths/Weaknesses:</w:t>
-      </w:r>
-    </w:p>
-    <w:p>
-      <w:pPr>
-        <w:numPr>
-          <w:ilvl w:val="0"/>
-          <w:numId w:val="12"/>
-        </w:numPr>
-        <w:spacing w:line="360" w:lineRule="auto"/>
-      </w:pPr>
-      <w:r>
-        <w:rPr>
-          <w:b/>
-          <w:bCs/>
-        </w:rPr>
-        <w:t>Strength:</w:t>
-      </w:r>
-      <w:r>
-        <w:t xml:space="preserve"> Provides a specific critique of </w:t>
-      </w:r>
-      <w:r>
-        <w:rPr>
-          <w:b/>
-          <w:bCs/>
-        </w:rPr>
-        <w:t>One-Class SVM</w:t>
-      </w:r>
-      <w:r>
-        <w:t xml:space="preserve"> (it struggles with noisy datasets), which justifies your choice to use more advanced Deep Learning methods.</w:t>
-      </w:r>
-    </w:p>
-    <w:p>
-      <w:pPr>
-        <w:numPr>
-          <w:ilvl w:val="0"/>
-          <w:numId w:val="12"/>
-        </w:numPr>
-        <w:spacing w:line="360" w:lineRule="auto"/>
-      </w:pPr>
-      <w:r>
-        <w:rPr>
-          <w:b/>
-          <w:bCs/>
-        </w:rPr>
-        <w:t>Weakness:</w:t>
-      </w:r>
-      <w:r>
-        <w:t xml:space="preserve"> Notes that high accuracy in Deep Learning often comes at the cost of high computational power, posing a challenge for real-time detection.</w:t>
-      </w:r>
-    </w:p>
-    <w:p>
-      <w:pPr>
-        <w:spacing w:line="360" w:lineRule="auto"/>
-      </w:pPr>
-      <w:r>
-        <w:rPr>
-          <w:b/>
-          <w:bCs/>
-        </w:rPr>
-        <w:lastRenderedPageBreak/>
-        <w:t>6. Future Directions:</w:t>
-      </w:r>
-      <w:r>
-        <w:t xml:space="preserve"> The authors suggest improving performance in </w:t>
-      </w:r>
-      <w:r>
-        <w:rPr>
-          <w:b/>
-          <w:bCs/>
-        </w:rPr>
-        <w:t>limited resource environments</w:t>
-      </w:r>
-      <w:r>
-        <w:t xml:space="preserve"> (like IoT/Mobile) by utilizing low-cost sensors and optimizing algorithms to work with smaller sampled data.</w:t>
-      </w:r>
-    </w:p>
-    <w:p>
-      <w:pPr>
-        <w:spacing w:line="360" w:lineRule="auto"/>
-      </w:pPr>
-      <w:r>
-        <w:rPr>
-          <w:b/>
-          <w:bCs/>
-        </w:rPr>
-        <w:t>7. Table Data:</w:t>
-      </w:r>
-      <w:r>
-        <w:t xml:space="preserve"> Domain: Anomaly Detection | Method: Systematic Review | Outcome: Deep Learning handles complex data better than traditional ML.</w:t>
-      </w:r>
-    </w:p>
-    <w:p>
-      <w:pPr>
-        <w:spacing w:line="360" w:lineRule="auto"/>
-      </w:pPr>
-      <w:r>
-        <w:rPr>
-          <w:b/>
-          <w:bCs/>
-        </w:rPr>
-        <w:t>8. Synthesis Tip:</w:t>
-      </w:r>
-      <w:r>
-        <w:t xml:space="preserve"> "Natha et al. (2022) highlight that traditional ML methods like SVM often underfit complex, noisy data. Consequently, </w:t>
-      </w:r>
-      <w:proofErr w:type="spellStart"/>
-      <w:r>
-        <w:t>SentriZK</w:t>
-      </w:r>
-      <w:proofErr w:type="spellEnd"/>
-      <w:r>
-        <w:t xml:space="preserve"> leverages Deep Learning (TensorFlow Lite) to capture high-dimensional </w:t>
-      </w:r>
-      <w:proofErr w:type="spellStart"/>
-      <w:r>
-        <w:t>behavioral</w:t>
-      </w:r>
-      <w:proofErr w:type="spellEnd"/>
-      <w:r>
-        <w:t xml:space="preserve"> patterns, addressing the resource constraints of mobile devices as suggested in their review of future directions."</w:t>
-      </w:r>
-    </w:p>
-    <w:p>
-      <w:pPr>
-        <w:pStyle w:val="Heading2"/>
-        <w:spacing w:line="360" w:lineRule="auto"/>
-      </w:pPr>
-      <w:bookmarkStart w:id="12" w:name="_Toc216444753"/>
-      <w:r>
-        <w:t xml:space="preserve">Paper </w:t>
-      </w:r>
-      <w:r>
-        <w:t>2</w:t>
-      </w:r>
-      <w:r>
-        <w:t xml:space="preserve">: "AI-Driven Smishing Detection in Android Devices Using </w:t>
-      </w:r>
-      <w:proofErr w:type="spellStart"/>
-      <w:r>
-        <w:t>TinyBERT</w:t>
-      </w:r>
-      <w:proofErr w:type="spellEnd"/>
-      <w:r>
-        <w:t xml:space="preserve"> and Aquila Optimization" (2025)</w:t>
-      </w:r>
-      <w:bookmarkEnd w:id="12"/>
-    </w:p>
-    <w:p>
-      <w:pPr>
-        <w:numPr>
-          <w:ilvl w:val="0"/>
-          <w:numId w:val="10"/>
-        </w:numPr>
-        <w:spacing w:line="360" w:lineRule="auto"/>
-      </w:pPr>
-      <w:r>
-        <w:rPr>
-          <w:b/>
-          <w:bCs/>
-        </w:rPr>
-        <w:t>Focus:</w:t>
-      </w:r>
-      <w:r>
-        <w:t xml:space="preserve"> Detecting SMS phishing (Smishing) specifically on </w:t>
-      </w:r>
-      <w:r>
-        <w:rPr>
-          <w:b/>
-          <w:bCs/>
-        </w:rPr>
-        <w:t>Android devices</w:t>
-      </w:r>
-      <w:r>
-        <w:t xml:space="preserve"> using lightweight Deep Learning models.</w:t>
-      </w:r>
-    </w:p>
-    <w:p>
-      <w:pPr>
-        <w:numPr>
-          <w:ilvl w:val="0"/>
-          <w:numId w:val="10"/>
-        </w:numPr>
-        <w:spacing w:line="360" w:lineRule="auto"/>
-      </w:pPr>
-      <w:r>
-        <w:rPr>
-          <w:b/>
-          <w:bCs/>
-        </w:rPr>
-        <w:t>Problem Statement:</w:t>
-      </w:r>
-      <w:r>
-        <w:t xml:space="preserve"> Traditional rule-based spam filters miss context-heavy phishing attacks. Standard Deep Learning models (like full BERT) are too computationally heavy for mobile phones.</w:t>
-      </w:r>
-    </w:p>
-    <w:p>
-      <w:pPr>
-        <w:numPr>
-          <w:ilvl w:val="0"/>
-          <w:numId w:val="10"/>
-        </w:numPr>
-        <w:spacing w:line="360" w:lineRule="auto"/>
-      </w:pPr>
-      <w:r>
-        <w:rPr>
-          <w:b/>
-          <w:bCs/>
-        </w:rPr>
-        <w:t>Method:</w:t>
-      </w:r>
-      <w:r>
-        <w:t xml:space="preserve"> </w:t>
-      </w:r>
-      <w:r>
-        <w:rPr>
-          <w:b/>
-          <w:bCs/>
-        </w:rPr>
-        <w:t>Hybrid Deep Learning</w:t>
-      </w:r>
-      <w:r>
-        <w:t xml:space="preserve">. Utilized </w:t>
-      </w:r>
-      <w:proofErr w:type="spellStart"/>
-      <w:r>
-        <w:rPr>
-          <w:b/>
-          <w:bCs/>
-        </w:rPr>
-        <w:t>TinyBERT</w:t>
-      </w:r>
-      <w:proofErr w:type="spellEnd"/>
-      <w:r>
-        <w:t xml:space="preserve"> for contextual feature extraction and </w:t>
-      </w:r>
-      <w:r>
-        <w:rPr>
-          <w:b/>
-          <w:bCs/>
-        </w:rPr>
-        <w:t>Aquila Optimization (AO)</w:t>
-      </w:r>
-      <w:r>
-        <w:t xml:space="preserve"> to automatically tune hyperparameters for maximum efficiency on mobile.</w:t>
-      </w:r>
-    </w:p>
-    <w:p>
-      <w:pPr>
-        <w:numPr>
-          <w:ilvl w:val="0"/>
-          <w:numId w:val="10"/>
-        </w:numPr>
-        <w:spacing w:line="360" w:lineRule="auto"/>
-      </w:pPr>
-      <w:r>
-        <w:rPr>
-          <w:b/>
-          <w:bCs/>
-        </w:rPr>
-        <w:t>Findings:</w:t>
-      </w:r>
-      <w:r>
-        <w:t xml:space="preserve"> The model achieved </w:t>
-      </w:r>
-      <w:r>
-        <w:rPr>
-          <w:b/>
-          <w:bCs/>
-        </w:rPr>
-        <w:t>96.81% accuracy</w:t>
-      </w:r>
-      <w:r>
-        <w:t xml:space="preserve"> with high precision (96.76%), significantly outperforming traditional models like SVM, LSTM, and GRU. It proved effective at reducing false positives.</w:t>
-      </w:r>
-    </w:p>
-    <w:p>
-      <w:pPr>
-        <w:numPr>
-          <w:ilvl w:val="0"/>
-          <w:numId w:val="10"/>
-        </w:numPr>
-        <w:spacing w:line="360" w:lineRule="auto"/>
-      </w:pPr>
-      <w:r>
-        <w:rPr>
-          <w:b/>
-          <w:bCs/>
-        </w:rPr>
-        <w:t>Strengths/Weaknesses:</w:t>
-      </w:r>
-    </w:p>
-    <w:p>
-      <w:pPr>
-        <w:numPr>
-          <w:ilvl w:val="1"/>
-          <w:numId w:val="10"/>
-        </w:numPr>
-        <w:spacing w:line="360" w:lineRule="auto"/>
-      </w:pPr>
-      <w:r>
-        <w:rPr>
-          <w:i/>
-          <w:iCs/>
-        </w:rPr>
-        <w:t>Strength:</w:t>
-      </w:r>
-      <w:r>
-        <w:t xml:space="preserve"> High accuracy specifically tailored for the </w:t>
-      </w:r>
-      <w:r>
-        <w:rPr>
-          <w:b/>
-          <w:bCs/>
-        </w:rPr>
-        <w:t>Android</w:t>
-      </w:r>
-      <w:r>
-        <w:t xml:space="preserve"> platform, validating your choice of OS.</w:t>
-      </w:r>
-    </w:p>
-    <w:p>
-      <w:pPr>
-        <w:numPr>
-          <w:ilvl w:val="1"/>
-          <w:numId w:val="10"/>
-        </w:numPr>
-        <w:spacing w:line="360" w:lineRule="auto"/>
-      </w:pPr>
-      <w:r>
-        <w:rPr>
-          <w:i/>
-          <w:iCs/>
-        </w:rPr>
-        <w:t>Weakness:</w:t>
-      </w:r>
-      <w:r>
-        <w:t xml:space="preserve"> While "Tiny," BERT-based models can still be heavier than non-transformer models (like Random Forest) if battery optimization isn't perfect.</w:t>
-      </w:r>
-    </w:p>
-    <w:p>
-      <w:pPr>
-        <w:numPr>
-          <w:ilvl w:val="0"/>
-          <w:numId w:val="10"/>
-        </w:numPr>
-        <w:spacing w:line="360" w:lineRule="auto"/>
-      </w:pPr>
-      <w:r>
-        <w:rPr>
-          <w:b/>
-          <w:bCs/>
-        </w:rPr>
-        <w:t>Future Directions:</w:t>
-      </w:r>
-      <w:r>
-        <w:t xml:space="preserve"> Integrating this detection engine into real-time prevention systems to block attacks instantly.</w:t>
-      </w:r>
-    </w:p>
-    <w:p>
-      <w:pPr>
-        <w:numPr>
-          <w:ilvl w:val="0"/>
-          <w:numId w:val="10"/>
-        </w:numPr>
-        <w:spacing w:line="360" w:lineRule="auto"/>
-      </w:pPr>
-      <w:r>
-        <w:rPr>
-          <w:b/>
-          <w:bCs/>
-        </w:rPr>
-        <w:lastRenderedPageBreak/>
-        <w:t>Table Data:</w:t>
-      </w:r>
-      <w:r>
-        <w:t xml:space="preserve"> Domain: Mobile AI | Method: </w:t>
-      </w:r>
-      <w:proofErr w:type="spellStart"/>
-      <w:r>
-        <w:t>TinyBERT</w:t>
-      </w:r>
-      <w:proofErr w:type="spellEnd"/>
-      <w:r>
-        <w:t xml:space="preserve"> + Optimization | Outcome: 96.81% Accuracy on Android.</w:t>
-      </w:r>
-    </w:p>
-    <w:p>
-      <w:pPr>
-        <w:numPr>
-          <w:ilvl w:val="0"/>
-          <w:numId w:val="10"/>
-        </w:numPr>
-        <w:spacing w:line="360" w:lineRule="auto"/>
-      </w:pPr>
-      <w:r>
-        <w:rPr>
-          <w:b/>
-          <w:bCs/>
-        </w:rPr>
-        <w:t>Synthesis Tip:</w:t>
-      </w:r>
-      <w:r>
-        <w:t xml:space="preserve"> "Validating the feasibility of on-device AI, Gaurav et al. (2025) achieved 96% accuracy in Android smishing detection using optimized models. </w:t>
-      </w:r>
-      <w:proofErr w:type="spellStart"/>
-      <w:r>
-        <w:t>SentriZK</w:t>
-      </w:r>
-      <w:proofErr w:type="spellEnd"/>
-      <w:r>
-        <w:t xml:space="preserve"> adopts this architecture, deploying lightweight inference models locally to ensure real-time protection without compromising user privacy."</w:t>
-      </w:r>
-    </w:p>
-    <w:p>
-      <w:pPr>
-        <w:pStyle w:val="Heading2"/>
-        <w:spacing w:line="360" w:lineRule="auto"/>
-      </w:pPr>
-      <w:bookmarkStart w:id="13" w:name="_Toc216444754"/>
-      <w:r>
-        <w:t xml:space="preserve">Paper </w:t>
-      </w:r>
-      <w:r>
-        <w:t>3</w:t>
-      </w:r>
-      <w:r>
-        <w:t>: "PHILDER: Lightweight Framework for Intelligent Phishing Detection on Resource-Limited Devices" (2025)</w:t>
-      </w:r>
-      <w:bookmarkEnd w:id="13"/>
-    </w:p>
-    <w:p>
-      <w:pPr>
-        <w:numPr>
-          <w:ilvl w:val="0"/>
-          <w:numId w:val="7"/>
-        </w:numPr>
-        <w:spacing w:line="360" w:lineRule="auto"/>
-      </w:pPr>
-      <w:r>
-        <w:rPr>
-          <w:b/>
-          <w:bCs/>
-        </w:rPr>
-        <w:t>1. Focus:</w:t>
-      </w:r>
-      <w:r>
-        <w:t xml:space="preserve"> Running phishing detection </w:t>
-      </w:r>
-      <w:r>
-        <w:rPr>
-          <w:i/>
-          <w:iCs/>
-        </w:rPr>
-        <w:t>directly</w:t>
-      </w:r>
-      <w:r>
-        <w:t xml:space="preserve"> on mobile phones (Edge Computing).</w:t>
-      </w:r>
-    </w:p>
-    <w:p>
-      <w:pPr>
-        <w:numPr>
-          <w:ilvl w:val="0"/>
-          <w:numId w:val="7"/>
-        </w:numPr>
-        <w:spacing w:line="360" w:lineRule="auto"/>
-      </w:pPr>
-      <w:r>
-        <w:rPr>
-          <w:b/>
-          <w:bCs/>
-        </w:rPr>
-        <w:t>2. Problem Statement:</w:t>
-      </w:r>
-      <w:r>
-        <w:t xml:space="preserve"> Most anti-phishing tools run in the Cloud. This introduces </w:t>
-      </w:r>
-      <w:r>
-        <w:rPr>
-          <w:b/>
-          <w:bCs/>
-        </w:rPr>
-        <w:t>Latency</w:t>
-      </w:r>
-      <w:r>
-        <w:t xml:space="preserve"> (slow check times) and </w:t>
-      </w:r>
-      <w:r>
-        <w:rPr>
-          <w:b/>
-          <w:bCs/>
-        </w:rPr>
-        <w:t>Privacy Risks</w:t>
-      </w:r>
-      <w:r>
-        <w:t xml:space="preserve"> (sending your URLs to a server).</w:t>
-      </w:r>
-    </w:p>
-    <w:p>
-      <w:pPr>
-        <w:numPr>
-          <w:ilvl w:val="0"/>
-          <w:numId w:val="7"/>
-        </w:numPr>
-        <w:spacing w:line="360" w:lineRule="auto"/>
-      </w:pPr>
-      <w:r>
-        <w:rPr>
-          <w:b/>
-          <w:bCs/>
-        </w:rPr>
-        <w:t>3. Method:</w:t>
-      </w:r>
-      <w:r>
-        <w:t xml:space="preserve"> </w:t>
-      </w:r>
-      <w:r>
-        <w:rPr>
-          <w:b/>
-          <w:bCs/>
-        </w:rPr>
-        <w:t>Experimental Implementation</w:t>
-      </w:r>
-      <w:r>
-        <w:t>. Developed a compressed Deep Learning model optimized for mobile processors (ARM architecture).</w:t>
-      </w:r>
-    </w:p>
-    <w:p>
-      <w:pPr>
-        <w:numPr>
-          <w:ilvl w:val="0"/>
-          <w:numId w:val="7"/>
-        </w:numPr>
-        <w:spacing w:line="360" w:lineRule="auto"/>
-      </w:pPr>
-      <w:r>
-        <w:rPr>
-          <w:b/>
-          <w:bCs/>
-        </w:rPr>
-        <w:t>4. Findings:</w:t>
-      </w:r>
-      <w:r>
-        <w:t xml:space="preserve"> Achieved high accuracy (90%+) with very low latency (&lt;100ms) and minimal battery drain. Proved that "heavy" cloud servers aren't always needed.</w:t>
-      </w:r>
-    </w:p>
-    <w:p>
-      <w:pPr>
-        <w:numPr>
-          <w:ilvl w:val="0"/>
-          <w:numId w:val="7"/>
-        </w:numPr>
-        <w:spacing w:line="360" w:lineRule="auto"/>
-      </w:pPr>
-      <w:r>
-        <w:rPr>
-          <w:b/>
-          <w:bCs/>
-        </w:rPr>
-        <w:t>5. Strengths/Weaknesses:</w:t>
-      </w:r>
-    </w:p>
-    <w:p>
-      <w:pPr>
-        <w:numPr>
-          <w:ilvl w:val="1"/>
-          <w:numId w:val="7"/>
-        </w:numPr>
-        <w:spacing w:line="360" w:lineRule="auto"/>
-      </w:pPr>
-      <w:r>
-        <w:rPr>
-          <w:i/>
-          <w:iCs/>
-        </w:rPr>
-        <w:t>Strength:</w:t>
-      </w:r>
-      <w:r>
-        <w:t xml:space="preserve"> This is the </w:t>
-      </w:r>
-      <w:r>
-        <w:rPr>
-          <w:b/>
-          <w:bCs/>
-        </w:rPr>
-        <w:t>exact</w:t>
-      </w:r>
-      <w:r>
-        <w:t xml:space="preserve"> validation for your project's AI module.</w:t>
-      </w:r>
-    </w:p>
-    <w:p>
-      <w:pPr>
-        <w:numPr>
-          <w:ilvl w:val="1"/>
-          <w:numId w:val="7"/>
-        </w:numPr>
-        <w:spacing w:line="360" w:lineRule="auto"/>
-      </w:pPr>
-      <w:r>
-        <w:rPr>
-          <w:i/>
-          <w:iCs/>
-        </w:rPr>
-        <w:t>Weakness:</w:t>
-      </w:r>
-      <w:r>
-        <w:t xml:space="preserve"> Limited to URL detection (doesn't check file attachments).</w:t>
-      </w:r>
-    </w:p>
-    <w:p>
-      <w:pPr>
-        <w:numPr>
-          <w:ilvl w:val="0"/>
-          <w:numId w:val="7"/>
-        </w:numPr>
-        <w:spacing w:line="360" w:lineRule="auto"/>
-      </w:pPr>
-      <w:r>
-        <w:rPr>
-          <w:b/>
-          <w:bCs/>
-        </w:rPr>
-        <w:t>6. Future Directions:</w:t>
-      </w:r>
-      <w:r>
-        <w:t xml:space="preserve"> Expanding the model to detect SMS phishing (Smishing) and QR codes.</w:t>
-      </w:r>
-    </w:p>
-    <w:p>
-      <w:pPr>
-        <w:numPr>
-          <w:ilvl w:val="0"/>
-          <w:numId w:val="7"/>
-        </w:numPr>
-        <w:spacing w:line="360" w:lineRule="auto"/>
-      </w:pPr>
-      <w:r>
-        <w:rPr>
-          <w:b/>
-          <w:bCs/>
-        </w:rPr>
-        <w:t>7. Table Data:</w:t>
-      </w:r>
-      <w:r>
-        <w:t xml:space="preserve"> Domain: Mobile AI | Method: Experiment | Outcome: Low latency, high privacy.</w:t>
-      </w:r>
-    </w:p>
-    <w:p>
-      <w:pPr>
-        <w:numPr>
-          <w:ilvl w:val="0"/>
-          <w:numId w:val="7"/>
-        </w:numPr>
-        <w:spacing w:line="360" w:lineRule="auto"/>
-      </w:pPr>
-      <w:r>
-        <w:rPr>
-          <w:b/>
-          <w:bCs/>
-        </w:rPr>
-        <w:t>8. Synthesis Tip:</w:t>
-      </w:r>
-      <w:r>
-        <w:t xml:space="preserve"> "</w:t>
-      </w:r>
-      <w:proofErr w:type="spellStart"/>
-      <w:r>
-        <w:t>SentriZK</w:t>
-      </w:r>
-      <w:proofErr w:type="spellEnd"/>
-      <w:r>
-        <w:t xml:space="preserve"> mirrors the architecture of PHILDER [Paper 7], deploying a TensorFlow Lite model locally to eliminate the latency and privacy risks of cloud-based scanning."</w:t>
-      </w:r>
-    </w:p>
-    <w:p>
-      <w:pPr>
-        <w:pStyle w:val="Heading2"/>
-        <w:spacing w:line="360" w:lineRule="auto"/>
-      </w:pPr>
-      <w:bookmarkStart w:id="14" w:name="_Toc216444755"/>
-      <w:r>
-        <w:t xml:space="preserve">Paper </w:t>
-      </w:r>
-      <w:r>
-        <w:t>4</w:t>
-      </w:r>
-      <w:r>
-        <w:t>: "Phishing Detection System Through Hybrid Machine Learning Based on URL" (2023)</w:t>
-      </w:r>
-      <w:bookmarkEnd w:id="14"/>
+        <w:t xml:space="preserve"> Combining different ML algorithms to get better results (Hybrid approach).</w:t>
+      </w:r>
     </w:p>
     <w:p>
       <w:pPr>
@@ -4223,26 +5042,6 @@
           <w:b/>
           <w:bCs/>
         </w:rPr>
-        <w:t>1. Focus:</w:t>
-      </w:r>
-      <w:r>
-        <w:t xml:space="preserve"> Combining different ML algorithms to get better results (Hybrid approach).</w:t>
-      </w:r>
-    </w:p>
-    <w:p>
-      <w:pPr>
-        <w:numPr>
-          <w:ilvl w:val="0"/>
-          <w:numId w:val="8"/>
-        </w:numPr>
-        <w:spacing w:line="360" w:lineRule="auto"/>
-      </w:pPr>
-      <w:r>
-        <w:rPr>
-          <w:b/>
-          <w:bCs/>
-        </w:rPr>
-        <w:lastRenderedPageBreak/>
         <w:t>2. Problem Statement:</w:t>
       </w:r>
       <w:r>
@@ -5506,6 +6305,119 @@
     </w:lvl>
   </w:abstractNum>
   <w:abstractNum w:abstractNumId="7" w15:restartNumberingAfterBreak="0">
+    <w:nsid w:val="4D336AA8"/>
+    <w:multiLevelType w:val="multilevel"/>
+    <w:tmpl w:val="039278B0"/>
+    <w:lvl w:ilvl="0">
+      <w:start w:val="1"/>
+      <w:numFmt w:val="decimal"/>
+      <w:lvlText w:val="%1."/>
+      <w:lvlJc w:val="left"/>
+      <w:pPr>
+        <w:tabs>
+          <w:tab w:val="num" w:pos="720"/>
+        </w:tabs>
+        <w:ind w:left="720" w:hanging="360"/>
+      </w:pPr>
+    </w:lvl>
+    <w:lvl w:ilvl="1" w:tentative="1">
+      <w:start w:val="1"/>
+      <w:numFmt w:val="decimal"/>
+      <w:lvlText w:val="%2."/>
+      <w:lvlJc w:val="left"/>
+      <w:pPr>
+        <w:tabs>
+          <w:tab w:val="num" w:pos="1440"/>
+        </w:tabs>
+        <w:ind w:left="1440" w:hanging="360"/>
+      </w:pPr>
+    </w:lvl>
+    <w:lvl w:ilvl="2" w:tentative="1">
+      <w:start w:val="1"/>
+      <w:numFmt w:val="decimal"/>
+      <w:lvlText w:val="%3."/>
+      <w:lvlJc w:val="left"/>
+      <w:pPr>
+        <w:tabs>
+          <w:tab w:val="num" w:pos="2160"/>
+        </w:tabs>
+        <w:ind w:left="2160" w:hanging="360"/>
+      </w:pPr>
+    </w:lvl>
+    <w:lvl w:ilvl="3" w:tentative="1">
+      <w:start w:val="1"/>
+      <w:numFmt w:val="decimal"/>
+      <w:lvlText w:val="%4."/>
+      <w:lvlJc w:val="left"/>
+      <w:pPr>
+        <w:tabs>
+          <w:tab w:val="num" w:pos="2880"/>
+        </w:tabs>
+        <w:ind w:left="2880" w:hanging="360"/>
+      </w:pPr>
+    </w:lvl>
+    <w:lvl w:ilvl="4" w:tentative="1">
+      <w:start w:val="1"/>
+      <w:numFmt w:val="decimal"/>
+      <w:lvlText w:val="%5."/>
+      <w:lvlJc w:val="left"/>
+      <w:pPr>
+        <w:tabs>
+          <w:tab w:val="num" w:pos="3600"/>
+        </w:tabs>
+        <w:ind w:left="3600" w:hanging="360"/>
+      </w:pPr>
+    </w:lvl>
+    <w:lvl w:ilvl="5" w:tentative="1">
+      <w:start w:val="1"/>
+      <w:numFmt w:val="decimal"/>
+      <w:lvlText w:val="%6."/>
+      <w:lvlJc w:val="left"/>
+      <w:pPr>
+        <w:tabs>
+          <w:tab w:val="num" w:pos="4320"/>
+        </w:tabs>
+        <w:ind w:left="4320" w:hanging="360"/>
+      </w:pPr>
+    </w:lvl>
+    <w:lvl w:ilvl="6" w:tentative="1">
+      <w:start w:val="1"/>
+      <w:numFmt w:val="decimal"/>
+      <w:lvlText w:val="%7."/>
+      <w:lvlJc w:val="left"/>
+      <w:pPr>
+        <w:tabs>
+          <w:tab w:val="num" w:pos="5040"/>
+        </w:tabs>
+        <w:ind w:left="5040" w:hanging="360"/>
+      </w:pPr>
+    </w:lvl>
+    <w:lvl w:ilvl="7" w:tentative="1">
+      <w:start w:val="1"/>
+      <w:numFmt w:val="decimal"/>
+      <w:lvlText w:val="%8."/>
+      <w:lvlJc w:val="left"/>
+      <w:pPr>
+        <w:tabs>
+          <w:tab w:val="num" w:pos="5760"/>
+        </w:tabs>
+        <w:ind w:left="5760" w:hanging="360"/>
+      </w:pPr>
+    </w:lvl>
+    <w:lvl w:ilvl="8" w:tentative="1">
+      <w:start w:val="1"/>
+      <w:numFmt w:val="decimal"/>
+      <w:lvlText w:val="%9."/>
+      <w:lvlJc w:val="left"/>
+      <w:pPr>
+        <w:tabs>
+          <w:tab w:val="num" w:pos="6480"/>
+        </w:tabs>
+        <w:ind w:left="6480" w:hanging="360"/>
+      </w:pPr>
+    </w:lvl>
+  </w:abstractNum>
+  <w:abstractNum w:abstractNumId="8" w15:restartNumberingAfterBreak="0">
     <w:nsid w:val="59B53BC6"/>
     <w:multiLevelType w:val="multilevel"/>
     <w:tmpl w:val="D17C06D6"/>
@@ -5622,7 +6534,7 @@
       </w:pPr>
     </w:lvl>
   </w:abstractNum>
-  <w:abstractNum w:abstractNumId="8" w15:restartNumberingAfterBreak="0">
+  <w:abstractNum w:abstractNumId="9" w15:restartNumberingAfterBreak="0">
     <w:nsid w:val="5DA12BB2"/>
     <w:multiLevelType w:val="multilevel"/>
     <w:tmpl w:val="20664EAC"/>
@@ -5771,7 +6683,120 @@
       </w:rPr>
     </w:lvl>
   </w:abstractNum>
-  <w:abstractNum w:abstractNumId="9" w15:restartNumberingAfterBreak="0">
+  <w:abstractNum w:abstractNumId="10" w15:restartNumberingAfterBreak="0">
+    <w:nsid w:val="67B605AC"/>
+    <w:multiLevelType w:val="multilevel"/>
+    <w:tmpl w:val="7F5C6722"/>
+    <w:lvl w:ilvl="0">
+      <w:start w:val="1"/>
+      <w:numFmt w:val="decimal"/>
+      <w:lvlText w:val="%1."/>
+      <w:lvlJc w:val="left"/>
+      <w:pPr>
+        <w:tabs>
+          <w:tab w:val="num" w:pos="720"/>
+        </w:tabs>
+        <w:ind w:left="720" w:hanging="360"/>
+      </w:pPr>
+    </w:lvl>
+    <w:lvl w:ilvl="1" w:tentative="1">
+      <w:start w:val="1"/>
+      <w:numFmt w:val="decimal"/>
+      <w:lvlText w:val="%2."/>
+      <w:lvlJc w:val="left"/>
+      <w:pPr>
+        <w:tabs>
+          <w:tab w:val="num" w:pos="1440"/>
+        </w:tabs>
+        <w:ind w:left="1440" w:hanging="360"/>
+      </w:pPr>
+    </w:lvl>
+    <w:lvl w:ilvl="2" w:tentative="1">
+      <w:start w:val="1"/>
+      <w:numFmt w:val="decimal"/>
+      <w:lvlText w:val="%3."/>
+      <w:lvlJc w:val="left"/>
+      <w:pPr>
+        <w:tabs>
+          <w:tab w:val="num" w:pos="2160"/>
+        </w:tabs>
+        <w:ind w:left="2160" w:hanging="360"/>
+      </w:pPr>
+    </w:lvl>
+    <w:lvl w:ilvl="3" w:tentative="1">
+      <w:start w:val="1"/>
+      <w:numFmt w:val="decimal"/>
+      <w:lvlText w:val="%4."/>
+      <w:lvlJc w:val="left"/>
+      <w:pPr>
+        <w:tabs>
+          <w:tab w:val="num" w:pos="2880"/>
+        </w:tabs>
+        <w:ind w:left="2880" w:hanging="360"/>
+      </w:pPr>
+    </w:lvl>
+    <w:lvl w:ilvl="4" w:tentative="1">
+      <w:start w:val="1"/>
+      <w:numFmt w:val="decimal"/>
+      <w:lvlText w:val="%5."/>
+      <w:lvlJc w:val="left"/>
+      <w:pPr>
+        <w:tabs>
+          <w:tab w:val="num" w:pos="3600"/>
+        </w:tabs>
+        <w:ind w:left="3600" w:hanging="360"/>
+      </w:pPr>
+    </w:lvl>
+    <w:lvl w:ilvl="5" w:tentative="1">
+      <w:start w:val="1"/>
+      <w:numFmt w:val="decimal"/>
+      <w:lvlText w:val="%6."/>
+      <w:lvlJc w:val="left"/>
+      <w:pPr>
+        <w:tabs>
+          <w:tab w:val="num" w:pos="4320"/>
+        </w:tabs>
+        <w:ind w:left="4320" w:hanging="360"/>
+      </w:pPr>
+    </w:lvl>
+    <w:lvl w:ilvl="6" w:tentative="1">
+      <w:start w:val="1"/>
+      <w:numFmt w:val="decimal"/>
+      <w:lvlText w:val="%7."/>
+      <w:lvlJc w:val="left"/>
+      <w:pPr>
+        <w:tabs>
+          <w:tab w:val="num" w:pos="5040"/>
+        </w:tabs>
+        <w:ind w:left="5040" w:hanging="360"/>
+      </w:pPr>
+    </w:lvl>
+    <w:lvl w:ilvl="7" w:tentative="1">
+      <w:start w:val="1"/>
+      <w:numFmt w:val="decimal"/>
+      <w:lvlText w:val="%8."/>
+      <w:lvlJc w:val="left"/>
+      <w:pPr>
+        <w:tabs>
+          <w:tab w:val="num" w:pos="5760"/>
+        </w:tabs>
+        <w:ind w:left="5760" w:hanging="360"/>
+      </w:pPr>
+    </w:lvl>
+    <w:lvl w:ilvl="8" w:tentative="1">
+      <w:start w:val="1"/>
+      <w:numFmt w:val="decimal"/>
+      <w:lvlText w:val="%9."/>
+      <w:lvlJc w:val="left"/>
+      <w:pPr>
+        <w:tabs>
+          <w:tab w:val="num" w:pos="6480"/>
+        </w:tabs>
+        <w:ind w:left="6480" w:hanging="360"/>
+      </w:pPr>
+    </w:lvl>
+  </w:abstractNum>
+  <w:abstractNum w:abstractNumId="11" w15:restartNumberingAfterBreak="0">
     <w:nsid w:val="6D34304C"/>
     <w:multiLevelType w:val="multilevel"/>
     <w:tmpl w:val="4694FBA2"/>
@@ -5888,7 +6913,7 @@
       </w:pPr>
     </w:lvl>
   </w:abstractNum>
-  <w:abstractNum w:abstractNumId="10" w15:restartNumberingAfterBreak="0">
+  <w:abstractNum w:abstractNumId="12" w15:restartNumberingAfterBreak="0">
     <w:nsid w:val="70803774"/>
     <w:multiLevelType w:val="multilevel"/>
     <w:tmpl w:val="2BFA8940"/>
@@ -6037,7 +7062,7 @@
       </w:rPr>
     </w:lvl>
   </w:abstractNum>
-  <w:abstractNum w:abstractNumId="11" w15:restartNumberingAfterBreak="0">
+  <w:abstractNum w:abstractNumId="13" w15:restartNumberingAfterBreak="0">
     <w:nsid w:val="7FE0778E"/>
     <w:multiLevelType w:val="multilevel"/>
     <w:tmpl w:val="ADDEBE06"/>
@@ -6190,16 +7215,16 @@
     <w:abstractNumId w:val="3"/>
   </w:num>
   <w:num w:numId="2" w16cid:durableId="917204131">
-    <w:abstractNumId w:val="8"/>
+    <w:abstractNumId w:val="9"/>
   </w:num>
   <w:num w:numId="3" w16cid:durableId="1139034024">
-    <w:abstractNumId w:val="11"/>
+    <w:abstractNumId w:val="13"/>
   </w:num>
   <w:num w:numId="4" w16cid:durableId="1400326384">
     <w:abstractNumId w:val="4"/>
   </w:num>
   <w:num w:numId="5" w16cid:durableId="1768844016">
-    <w:abstractNumId w:val="10"/>
+    <w:abstractNumId w:val="12"/>
   </w:num>
   <w:num w:numId="6" w16cid:durableId="99495375">
     <w:abstractNumId w:val="6"/>
@@ -6211,16 +7236,22 @@
     <w:abstractNumId w:val="0"/>
   </w:num>
   <w:num w:numId="9" w16cid:durableId="1412316508">
-    <w:abstractNumId w:val="7"/>
+    <w:abstractNumId w:val="8"/>
   </w:num>
   <w:num w:numId="10" w16cid:durableId="2142772035">
-    <w:abstractNumId w:val="9"/>
+    <w:abstractNumId w:val="11"/>
   </w:num>
   <w:num w:numId="11" w16cid:durableId="949044646">
     <w:abstractNumId w:val="1"/>
   </w:num>
   <w:num w:numId="12" w16cid:durableId="878393086">
     <w:abstractNumId w:val="5"/>
+  </w:num>
+  <w:num w:numId="13" w16cid:durableId="32579354">
+    <w:abstractNumId w:val="10"/>
+  </w:num>
+  <w:num w:numId="14" w16cid:durableId="703217336">
+    <w:abstractNumId w:val="7"/>
   </w:num>
 </w:numbering>
 </file>
